--- a/Artium-Gallery_Design_Document.docx
+++ b/Artium-Gallery_Design_Document.docx
@@ -320,6 +320,9 @@
               </w:rPr>
               <w:t xml:space="preserve">An optional named grouping (e.g. a specific exhibit, donor collection, or curatorial sub-collection) that Artifact, Artist, School, Period, or Country records may optionally belong to.</w:t>
             </w:r>
+            <w:r>
+              <w:t xml:space="preserve"> Marked public or private to control catalog visibility.</w:t>
+            </w:r>
           </w:p>
         </w:tc>
       </w:tr>
@@ -1658,6 +1661,20 @@
                 <w:sz w:val="17"/>
                 <w:szCs w:val="17"/>
               </w:rPr>
+              <w:t xml:space="preserve">    string type "public or private"</w:t>
+            </w:r>
+          </w:p>
+          <w:p>
+            <w:pPr>
+              <w:spacing w:after="0"/>
+            </w:pPr>
+            <w:r>
+              <w:rPr>
+                <w:rFonts w:ascii="Consolas" w:cs="Consolas" w:eastAsia="Consolas" w:hAnsi="Consolas"/>
+                <w:color w:val="3D3D3A"/>
+                <w:sz w:val="17"/>
+                <w:szCs w:val="17"/>
+              </w:rPr>
               <w:t xml:space="preserve">    string created_by_name "full name, not a User FK"</w:t>
             </w:r>
           </w:p>
@@ -2736,7 +2753,7 @@
         <w:t xml:space="preserve">collection_name</w:t>
       </w:r>
       <w:r>
-        <w:t xml:space="preserve">, plus audit fields </w:t>
+        <w:t xml:space="preserve">, type (public or private), plus audit fields </w:t>
       </w:r>
       <w:r>
         <w:rPr>
@@ -2937,6 +2954,25 @@
       </w:r>
       <w:r>
         <w:t xml:space="preserve"> until the Collection is edited for the first time, at which point they're set and updated on every subsequent edit.</w:t>
+      </w:r>
+    </w:p>
+    <w:p>
+      <w:pPr>
+        <w:pStyle w:val="ListParagraph"/>
+        <w:numPr>
+          <w:ilvl w:val="0"/>
+          <w:numId w:val="2"/>
+        </w:numPr>
+        <w:spacing w:after="80"/>
+      </w:pPr>
+      <w:r>
+        <w:rPr>
+          <w:rFonts w:ascii="Consolas" w:cs="Consolas" w:eastAsia="Consolas" w:hAnsi="Consolas"/>
+          <w:color w:val="A6501F"/>
+          <w:sz w:val="19"/>
+          <w:szCs w:val="19"/>
+        </w:rPr>
+        <w:t xml:space="preserve">type is required and constrained to exactly two values: public (visible in the Vercel-hosted catalog and to anonymous visitors) or private (staff-only, used for in-progress exhibits, internal groupings, or donor collections not yet ready to publish). Defaults to private so a newly created Collection isn't exposed before a curator explicitly marks it public.</w:t>
       </w:r>
     </w:p>
     <w:p>
@@ -14599,6 +14635,20 @@
                 <w:sz w:val="17"/>
                 <w:szCs w:val="17"/>
               </w:rPr>
+              <w:t xml:space="preserve">    string type "public or private"</w:t>
+            </w:r>
+          </w:p>
+          <w:p>
+            <w:pPr>
+              <w:spacing w:after="0"/>
+            </w:pPr>
+            <w:r>
+              <w:rPr>
+                <w:rFonts w:ascii="Consolas" w:cs="Consolas" w:eastAsia="Consolas" w:hAnsi="Consolas"/>
+                <w:color w:val="3D3D3A"/>
+                <w:sz w:val="17"/>
+                <w:szCs w:val="17"/>
+              </w:rPr>
               <w:t xml:space="preserve">    string created_by_name "full name, not a User FK"</w:t>
             </w:r>
           </w:p>
@@ -15797,6 +15847,20 @@
                 <w:szCs w:val="17"/>
               </w:rPr>
               <w:t xml:space="preserve">    string collection_name</w:t>
+            </w:r>
+          </w:p>
+          <w:p>
+            <w:pPr>
+              <w:spacing w:after="0"/>
+            </w:pPr>
+            <w:r>
+              <w:rPr>
+                <w:rFonts w:ascii="Consolas" w:cs="Consolas" w:eastAsia="Consolas" w:hAnsi="Consolas"/>
+                <w:color w:val="3D3D3A"/>
+                <w:sz w:val="17"/>
+                <w:szCs w:val="17"/>
+              </w:rPr>
+              <w:t xml:space="preserve">    string type "public or private"</w:t>
             </w:r>
           </w:p>
           <w:p>
@@ -16296,6 +16360,140 @@
                 <w:szCs w:val="19"/>
               </w:rPr>
               <w:t xml:space="preserve">Name of the collection/exhibit/grouping</w:t>
+            </w:r>
+          </w:p>
+        </w:tc>
+      </w:tr>
+      <w:tr>
+        <w:tc>
+          <w:tcPr>
+            <w:tcW w:type="dxa" w:w="2340"/>
+            <w:tcBorders>
+              <w:top w:val="single" w:color="CCCCCC" w:sz="1"/>
+              <w:left w:val="single" w:color="CCCCCC" w:sz="1"/>
+              <w:bottom w:val="single" w:color="CCCCCC" w:sz="1"/>
+              <w:right w:val="single" w:color="CCCCCC" w:sz="1"/>
+            </w:tcBorders>
+            <w:shd w:fill="F7F6F2" w:val="clear"/>
+            <w:tcMar>
+              <w:top w:type="dxa" w:w="90"/>
+              <w:left w:type="dxa" w:w="110"/>
+              <w:bottom w:type="dxa" w:w="90"/>
+              <w:right w:type="dxa" w:w="110"/>
+            </w:tcMar>
+            <w:vAlign w:val="center"/>
+          </w:tcPr>
+          <w:p>
+            <w:pPr>
+              <w:jc w:val="left"/>
+            </w:pPr>
+            <w:r>
+              <w:rPr>
+                <w:b w:val="false"/>
+                <w:bCs w:val="false"/>
+                <w:sz w:val="19"/>
+                <w:szCs w:val="19"/>
+              </w:rPr>
+              <w:t xml:space="preserve">type</w:t>
+            </w:r>
+          </w:p>
+        </w:tc>
+        <w:tc>
+          <w:tcPr>
+            <w:tcW w:type="dxa" w:w="2340"/>
+            <w:tcBorders>
+              <w:top w:val="single" w:color="CCCCCC" w:sz="1"/>
+              <w:left w:val="single" w:color="CCCCCC" w:sz="1"/>
+              <w:bottom w:val="single" w:color="CCCCCC" w:sz="1"/>
+              <w:right w:val="single" w:color="CCCCCC" w:sz="1"/>
+            </w:tcBorders>
+            <w:shd w:fill="F7F6F2" w:val="clear"/>
+            <w:tcMar>
+              <w:top w:type="dxa" w:w="90"/>
+              <w:left w:type="dxa" w:w="110"/>
+              <w:bottom w:type="dxa" w:w="90"/>
+              <w:right w:type="dxa" w:w="110"/>
+            </w:tcMar>
+            <w:vAlign w:val="center"/>
+          </w:tcPr>
+          <w:p>
+            <w:pPr>
+              <w:jc w:val="left"/>
+            </w:pPr>
+            <w:r>
+              <w:rPr>
+                <w:b w:val="false"/>
+                <w:bCs w:val="false"/>
+                <w:sz w:val="19"/>
+                <w:szCs w:val="19"/>
+              </w:rPr>
+              <w:t xml:space="preserve">String</w:t>
+            </w:r>
+          </w:p>
+        </w:tc>
+        <w:tc>
+          <w:tcPr>
+            <w:tcW w:type="dxa" w:w="2340"/>
+            <w:tcBorders>
+              <w:top w:val="single" w:color="CCCCCC" w:sz="1"/>
+              <w:left w:val="single" w:color="CCCCCC" w:sz="1"/>
+              <w:bottom w:val="single" w:color="CCCCCC" w:sz="1"/>
+              <w:right w:val="single" w:color="CCCCCC" w:sz="1"/>
+            </w:tcBorders>
+            <w:shd w:fill="F7F6F2" w:val="clear"/>
+            <w:tcMar>
+              <w:top w:type="dxa" w:w="90"/>
+              <w:left w:type="dxa" w:w="110"/>
+              <w:bottom w:type="dxa" w:w="90"/>
+              <w:right w:type="dxa" w:w="110"/>
+            </w:tcMar>
+            <w:vAlign w:val="center"/>
+          </w:tcPr>
+          <w:p>
+            <w:pPr>
+              <w:jc w:val="left"/>
+            </w:pPr>
+            <w:r>
+              <w:rPr>
+                <w:b w:val="false"/>
+                <w:bCs w:val="false"/>
+                <w:sz w:val="19"/>
+                <w:szCs w:val="19"/>
+              </w:rPr>
+              <w:t xml:space="preserve">No</w:t>
+            </w:r>
+          </w:p>
+        </w:tc>
+        <w:tc>
+          <w:tcPr>
+            <w:tcW w:type="dxa" w:w="2340"/>
+            <w:tcBorders>
+              <w:top w:val="single" w:color="CCCCCC" w:sz="1"/>
+              <w:left w:val="single" w:color="CCCCCC" w:sz="1"/>
+              <w:bottom w:val="single" w:color="CCCCCC" w:sz="1"/>
+              <w:right w:val="single" w:color="CCCCCC" w:sz="1"/>
+            </w:tcBorders>
+            <w:shd w:fill="F7F6F2" w:val="clear"/>
+            <w:tcMar>
+              <w:top w:type="dxa" w:w="90"/>
+              <w:left w:type="dxa" w:w="110"/>
+              <w:bottom w:type="dxa" w:w="90"/>
+              <w:right w:type="dxa" w:w="110"/>
+            </w:tcMar>
+            <w:vAlign w:val="center"/>
+          </w:tcPr>
+          <w:p>
+            <w:pPr>
+              <w:jc w:val="left"/>
+            </w:pPr>
+            <w:r>
+              <w:rPr>
+                <w:b w:val="false"/>
+                <w:bCs w:val="false"/>
+                <w:sz w:val="19"/>
+                <w:szCs w:val="19"/>
+              </w:rPr>
+              <w:t xml:space="preserve">public or private — controls whether the collection is visible in the public catalog</w:t>
             </w:r>
           </w:p>
         </w:tc>

--- a/Artium-Gallery_Design_Document.docx
+++ b/Artium-Gallery_Design_Document.docx
@@ -285,6 +285,80 @@
                 <w:sz w:val="19"/>
                 <w:szCs w:val="19"/>
               </w:rPr>
+              <w:t xml:space="preserve">Organization</w:t>
+            </w:r>
+          </w:p>
+        </w:tc>
+        <w:tc>
+          <w:tcPr>
+            <w:tcW w:type="dxa" w:w="4680"/>
+            <w:tcBorders>
+              <w:top w:val="single" w:color="CCCCCC" w:sz="1"/>
+              <w:left w:val="single" w:color="CCCCCC" w:sz="1"/>
+              <w:bottom w:val="single" w:color="CCCCCC" w:sz="1"/>
+              <w:right w:val="single" w:color="CCCCCC" w:sz="1"/>
+            </w:tcBorders>
+            <w:shd w:fill="F7F6F2" w:val="clear"/>
+            <w:tcMar>
+              <w:top w:type="dxa" w:w="90"/>
+              <w:left w:type="dxa" w:w="110"/>
+              <w:bottom w:type="dxa" w:w="90"/>
+              <w:right w:type="dxa" w:w="110"/>
+            </w:tcMar>
+            <w:vAlign w:val="center"/>
+          </w:tcPr>
+          <w:p>
+            <w:pPr>
+              <w:jc w:val="left"/>
+            </w:pPr>
+            <w:r>
+              <w:rPr>
+                <w:b w:val="false"/>
+                <w:bCs w:val="false"/>
+                <w:sz w:val="19"/>
+                <w:szCs w:val="19"/>
+              </w:rPr>
+              <w:t xml:space="preserve">A museum/institution record. Owns one or more Collections (required, one-to-many) — every Collection belongs to exactly one Organization.</w:t>
+            </w:r>
+            <w:r>
+              <w:t xml:space="preserve"/>
+            </w:r>
+            <w:r>
+              <w:t xml:space="preserve"/>
+            </w:r>
+          </w:p>
+        </w:tc>
+      </w:tr>
+      <w:tr>
+        <w:tc>
+          <w:tcPr>
+            <w:tcW w:type="dxa" w:w="4680"/>
+            <w:tcBorders>
+              <w:top w:val="single" w:color="CCCCCC" w:sz="1"/>
+              <w:left w:val="single" w:color="CCCCCC" w:sz="1"/>
+              <w:bottom w:val="single" w:color="CCCCCC" w:sz="1"/>
+              <w:right w:val="single" w:color="CCCCCC" w:sz="1"/>
+            </w:tcBorders>
+            <w:shd w:fill="F7F6F2" w:val="clear"/>
+            <w:tcMar>
+              <w:top w:type="dxa" w:w="90"/>
+              <w:left w:type="dxa" w:w="110"/>
+              <w:bottom w:type="dxa" w:w="90"/>
+              <w:right w:type="dxa" w:w="110"/>
+            </w:tcMar>
+            <w:vAlign w:val="center"/>
+          </w:tcPr>
+          <w:p>
+            <w:pPr>
+              <w:jc w:val="left"/>
+            </w:pPr>
+            <w:r>
+              <w:rPr>
+                <w:b w:val="false"/>
+                <w:bCs w:val="false"/>
+                <w:sz w:val="19"/>
+                <w:szCs w:val="19"/>
+              </w:rPr>
               <w:t xml:space="preserve">Collection</w:t>
             </w:r>
           </w:p>
@@ -322,6 +396,83 @@
             </w:r>
             <w:r>
               <w:t xml:space="preserve"> Marked public or private to control catalog visibility.</w:t>
+            </w:r>
+            <w:r>
+              <w:t xml:space="preserve"> Owned by exactly one Organization; when private, only visible to Admins and users granted access (Section 2.4.2).</w:t>
+            </w:r>
+          </w:p>
+        </w:tc>
+      </w:tr>
+      <w:tr>
+        <w:tc>
+          <w:tcPr>
+            <w:tcW w:type="dxa" w:w="4680"/>
+            <w:tcBorders>
+              <w:top w:val="single" w:color="CCCCCC" w:sz="1"/>
+              <w:left w:val="single" w:color="CCCCCC" w:sz="1"/>
+              <w:bottom w:val="single" w:color="CCCCCC" w:sz="1"/>
+              <w:right w:val="single" w:color="CCCCCC" w:sz="1"/>
+            </w:tcBorders>
+            <w:shd w:fill="F7F6F2" w:val="clear"/>
+            <w:tcMar>
+              <w:top w:type="dxa" w:w="90"/>
+              <w:left w:type="dxa" w:w="110"/>
+              <w:bottom w:type="dxa" w:w="90"/>
+              <w:right w:type="dxa" w:w="110"/>
+            </w:tcMar>
+            <w:vAlign w:val="center"/>
+          </w:tcPr>
+          <w:p>
+            <w:pPr>
+              <w:jc w:val="left"/>
+            </w:pPr>
+            <w:r>
+              <w:rPr>
+                <w:b w:val="false"/>
+                <w:bCs w:val="false"/>
+                <w:sz w:val="19"/>
+                <w:szCs w:val="19"/>
+              </w:rPr>
+              <w:t xml:space="preserve">CollectionAccess</w:t>
+            </w:r>
+          </w:p>
+        </w:tc>
+        <w:tc>
+          <w:tcPr>
+            <w:tcW w:type="dxa" w:w="4680"/>
+            <w:tcBorders>
+              <w:top w:val="single" w:color="CCCCCC" w:sz="1"/>
+              <w:left w:val="single" w:color="CCCCCC" w:sz="1"/>
+              <w:bottom w:val="single" w:color="CCCCCC" w:sz="1"/>
+              <w:right w:val="single" w:color="CCCCCC" w:sz="1"/>
+            </w:tcBorders>
+            <w:shd w:fill="F7F6F2" w:val="clear"/>
+            <w:tcMar>
+              <w:top w:type="dxa" w:w="90"/>
+              <w:left w:type="dxa" w:w="110"/>
+              <w:bottom w:type="dxa" w:w="90"/>
+              <w:right w:type="dxa" w:w="110"/>
+            </w:tcMar>
+            <w:vAlign w:val="center"/>
+          </w:tcPr>
+          <w:p>
+            <w:pPr>
+              <w:jc w:val="left"/>
+            </w:pPr>
+            <w:r>
+              <w:rPr>
+                <w:b w:val="false"/>
+                <w:bCs w:val="false"/>
+                <w:sz w:val="19"/>
+                <w:szCs w:val="19"/>
+              </w:rPr>
+              <w:t xml:space="preserve">Join table granting a specific staff User 'view' or 'manage' access to a specific private Collection. Admins bypass this check entirely and can always see everything.</w:t>
+            </w:r>
+            <w:r>
+              <w:t xml:space="preserve"/>
+            </w:r>
+            <w:r>
+              <w:t xml:space="preserve"/>
             </w:r>
           </w:p>
         </w:tc>
@@ -1025,6 +1176,44 @@
       </w:r>
       <w:r>
         <w:t xml:space="preserve"> (optional)</w:t>
+      </w:r>
+    </w:p>
+    <w:p>
+      <w:pPr>
+        <w:pStyle w:val="ListParagraph"/>
+        <w:numPr>
+          <w:ilvl w:val="0"/>
+          <w:numId w:val="2"/>
+        </w:numPr>
+        <w:spacing w:after="80"/>
+      </w:pPr>
+      <w:r>
+        <w:rPr>
+          <w:rFonts w:ascii="Consolas" w:cs="Consolas" w:eastAsia="Consolas" w:hAnsi="Consolas"/>
+          <w:color w:val="A6501F"/>
+          <w:sz w:val="19"/>
+          <w:szCs w:val="19"/>
+        </w:rPr>
+        <w:t xml:space="preserve">Organization → Collection (required, one-to-many — every Collection belongs to exactly one Organization; see Section 2.4)</w:t>
+      </w:r>
+    </w:p>
+    <w:p>
+      <w:pPr>
+        <w:pStyle w:val="ListParagraph"/>
+        <w:numPr>
+          <w:ilvl w:val="0"/>
+          <w:numId w:val="2"/>
+        </w:numPr>
+        <w:spacing w:after="80"/>
+      </w:pPr>
+      <w:r>
+        <w:rPr>
+          <w:rFonts w:ascii="Consolas" w:cs="Consolas" w:eastAsia="Consolas" w:hAnsi="Consolas"/>
+          <w:color w:val="A6501F"/>
+          <w:sz w:val="19"/>
+          <w:szCs w:val="19"/>
+        </w:rPr>
+        <w:t xml:space="preserve">Collection → User (many-to-many, via CollectionAccess — grants specific users view/manage access to a private Collection; see Section 2.4.2)</w:t>
       </w:r>
     </w:p>
     <w:p>
@@ -1283,6 +1472,62 @@
                 <w:sz w:val="17"/>
                 <w:szCs w:val="17"/>
               </w:rPr>
+              <w:t xml:space="preserve">  ORGANIZATION ||--o{ COLLECTION : "owns"</w:t>
+            </w:r>
+          </w:p>
+          <w:p>
+            <w:pPr>
+              <w:spacing w:after="0"/>
+            </w:pPr>
+            <w:r>
+              <w:rPr>
+                <w:rFonts w:ascii="Consolas" w:cs="Consolas" w:eastAsia="Consolas" w:hAnsi="Consolas"/>
+                <w:color w:val="3D3D3A"/>
+                <w:sz w:val="17"/>
+                <w:szCs w:val="17"/>
+              </w:rPr>
+              <w:t xml:space="preserve">  COLLECTION ||--o{ COLLECTION_ACCESS : "grants access via"</w:t>
+            </w:r>
+          </w:p>
+          <w:p>
+            <w:pPr>
+              <w:spacing w:after="0"/>
+            </w:pPr>
+            <w:r>
+              <w:rPr>
+                <w:rFonts w:ascii="Consolas" w:cs="Consolas" w:eastAsia="Consolas" w:hAnsi="Consolas"/>
+                <w:color w:val="3D3D3A"/>
+                <w:sz w:val="17"/>
+                <w:szCs w:val="17"/>
+              </w:rPr>
+              <w:t xml:space="preserve">  USER ||--o{ COLLECTION_ACCESS : "granted access to"</w:t>
+            </w:r>
+          </w:p>
+          <w:p>
+            <w:pPr>
+              <w:spacing w:after="0"/>
+            </w:pPr>
+            <w:r>
+              <w:rPr>
+                <w:rFonts w:ascii="Consolas" w:cs="Consolas" w:eastAsia="Consolas" w:hAnsi="Consolas"/>
+                <w:color w:val="3D3D3A"/>
+                <w:sz w:val="17"/>
+                <w:szCs w:val="17"/>
+              </w:rPr>
+              <w:t xml:space="preserve">  USER ||--o{ COLLECTION_ACCESS : "granted by (optional)"</w:t>
+            </w:r>
+          </w:p>
+          <w:p>
+            <w:pPr>
+              <w:spacing w:after="0"/>
+            </w:pPr>
+            <w:r>
+              <w:rPr>
+                <w:rFonts w:ascii="Consolas" w:cs="Consolas" w:eastAsia="Consolas" w:hAnsi="Consolas"/>
+                <w:color w:val="3D3D3A"/>
+                <w:sz w:val="17"/>
+                <w:szCs w:val="17"/>
+              </w:rPr>
               <w:t xml:space="preserve">  SCHOOL ||--o{ ARTIST : "produced"</w:t>
             </w:r>
           </w:p>
@@ -1647,6 +1892,20 @@
                 <w:sz w:val="17"/>
                 <w:szCs w:val="17"/>
               </w:rPr>
+              <w:t xml:space="preserve">    uuid organization_id FK</w:t>
+            </w:r>
+          </w:p>
+          <w:p>
+            <w:pPr>
+              <w:spacing w:after="0"/>
+            </w:pPr>
+            <w:r>
+              <w:rPr>
+                <w:rFonts w:ascii="Consolas" w:cs="Consolas" w:eastAsia="Consolas" w:hAnsi="Consolas"/>
+                <w:color w:val="3D3D3A"/>
+                <w:sz w:val="17"/>
+                <w:szCs w:val="17"/>
+              </w:rPr>
               <w:t xml:space="preserve">    string collection_name</w:t>
             </w:r>
           </w:p>
@@ -1718,6 +1977,258 @@
                 <w:szCs w:val="17"/>
               </w:rPr>
               <w:t xml:space="preserve">    timestamp updated_at "nullable, set on modification"</w:t>
+            </w:r>
+          </w:p>
+          <w:p>
+            <w:pPr>
+              <w:spacing w:after="0"/>
+            </w:pPr>
+            <w:r>
+              <w:rPr>
+                <w:rFonts w:ascii="Consolas" w:cs="Consolas" w:eastAsia="Consolas" w:hAnsi="Consolas"/>
+                <w:color w:val="3D3D3A"/>
+                <w:sz w:val="17"/>
+                <w:szCs w:val="17"/>
+              </w:rPr>
+              <w:t xml:space="preserve">  }</w:t>
+            </w:r>
+          </w:p>
+          <w:p>
+            <w:pPr>
+              <w:spacing w:after="0"/>
+            </w:pPr>
+            <w:r>
+              <w:rPr>
+                <w:rFonts w:ascii="Consolas" w:cs="Consolas" w:eastAsia="Consolas" w:hAnsi="Consolas"/>
+                <w:color w:val="3D3D3A"/>
+                <w:sz w:val="17"/>
+                <w:szCs w:val="17"/>
+              </w:rPr>
+              <w:t xml:space="preserve">  ORGANIZATION {</w:t>
+            </w:r>
+          </w:p>
+          <w:p>
+            <w:pPr>
+              <w:spacing w:after="0"/>
+            </w:pPr>
+            <w:r>
+              <w:rPr>
+                <w:rFonts w:ascii="Consolas" w:cs="Consolas" w:eastAsia="Consolas" w:hAnsi="Consolas"/>
+                <w:color w:val="3D3D3A"/>
+                <w:sz w:val="17"/>
+                <w:szCs w:val="17"/>
+              </w:rPr>
+              <w:t xml:space="preserve">    uuid id PK</w:t>
+            </w:r>
+          </w:p>
+          <w:p>
+            <w:pPr>
+              <w:spacing w:after="0"/>
+            </w:pPr>
+            <w:r>
+              <w:rPr>
+                <w:rFonts w:ascii="Consolas" w:cs="Consolas" w:eastAsia="Consolas" w:hAnsi="Consolas"/>
+                <w:color w:val="3D3D3A"/>
+                <w:sz w:val="17"/>
+                <w:szCs w:val="17"/>
+              </w:rPr>
+              <w:t xml:space="preserve">    string name</w:t>
+            </w:r>
+          </w:p>
+          <w:p>
+            <w:pPr>
+              <w:spacing w:after="0"/>
+            </w:pPr>
+            <w:r>
+              <w:rPr>
+                <w:rFonts w:ascii="Consolas" w:cs="Consolas" w:eastAsia="Consolas" w:hAnsi="Consolas"/>
+                <w:color w:val="3D3D3A"/>
+                <w:sz w:val="17"/>
+                <w:szCs w:val="17"/>
+              </w:rPr>
+              <w:t xml:space="preserve">    text description "nullable"</w:t>
+            </w:r>
+          </w:p>
+          <w:p>
+            <w:pPr>
+              <w:spacing w:after="0"/>
+            </w:pPr>
+            <w:r>
+              <w:rPr>
+                <w:rFonts w:ascii="Consolas" w:cs="Consolas" w:eastAsia="Consolas" w:hAnsi="Consolas"/>
+                <w:color w:val="3D3D3A"/>
+                <w:sz w:val="17"/>
+                <w:szCs w:val="17"/>
+              </w:rPr>
+              <w:t xml:space="preserve">    string website_url "nullable"</w:t>
+            </w:r>
+          </w:p>
+          <w:p>
+            <w:pPr>
+              <w:spacing w:after="0"/>
+            </w:pPr>
+            <w:r>
+              <w:rPr>
+                <w:rFonts w:ascii="Consolas" w:cs="Consolas" w:eastAsia="Consolas" w:hAnsi="Consolas"/>
+                <w:color w:val="3D3D3A"/>
+                <w:sz w:val="17"/>
+                <w:szCs w:val="17"/>
+              </w:rPr>
+              <w:t xml:space="preserve">    string contact_email "nullable"</w:t>
+            </w:r>
+          </w:p>
+          <w:p>
+            <w:pPr>
+              <w:spacing w:after="0"/>
+            </w:pPr>
+            <w:r>
+              <w:rPr>
+                <w:rFonts w:ascii="Consolas" w:cs="Consolas" w:eastAsia="Consolas" w:hAnsi="Consolas"/>
+                <w:color w:val="3D3D3A"/>
+                <w:sz w:val="17"/>
+                <w:szCs w:val="17"/>
+              </w:rPr>
+              <w:t xml:space="preserve">    string address "nullable"</w:t>
+            </w:r>
+          </w:p>
+          <w:p>
+            <w:pPr>
+              <w:spacing w:after="0"/>
+            </w:pPr>
+            <w:r>
+              <w:rPr>
+                <w:rFonts w:ascii="Consolas" w:cs="Consolas" w:eastAsia="Consolas" w:hAnsi="Consolas"/>
+                <w:color w:val="3D3D3A"/>
+                <w:sz w:val="17"/>
+                <w:szCs w:val="17"/>
+              </w:rPr>
+              <w:t xml:space="preserve">    timestamp created_at</w:t>
+            </w:r>
+          </w:p>
+          <w:p>
+            <w:pPr>
+              <w:spacing w:after="0"/>
+            </w:pPr>
+            <w:r>
+              <w:rPr>
+                <w:rFonts w:ascii="Consolas" w:cs="Consolas" w:eastAsia="Consolas" w:hAnsi="Consolas"/>
+                <w:color w:val="3D3D3A"/>
+                <w:sz w:val="17"/>
+                <w:szCs w:val="17"/>
+              </w:rPr>
+              <w:t xml:space="preserve">    timestamp updated_at "nullable, set on modification"</w:t>
+            </w:r>
+          </w:p>
+          <w:p>
+            <w:pPr>
+              <w:spacing w:after="0"/>
+            </w:pPr>
+            <w:r>
+              <w:rPr>
+                <w:rFonts w:ascii="Consolas" w:cs="Consolas" w:eastAsia="Consolas" w:hAnsi="Consolas"/>
+                <w:color w:val="3D3D3A"/>
+                <w:sz w:val="17"/>
+                <w:szCs w:val="17"/>
+              </w:rPr>
+              <w:t xml:space="preserve">  }</w:t>
+            </w:r>
+          </w:p>
+          <w:p>
+            <w:pPr>
+              <w:spacing w:after="0"/>
+            </w:pPr>
+            <w:r>
+              <w:rPr>
+                <w:rFonts w:ascii="Consolas" w:cs="Consolas" w:eastAsia="Consolas" w:hAnsi="Consolas"/>
+                <w:color w:val="3D3D3A"/>
+                <w:sz w:val="17"/>
+                <w:szCs w:val="17"/>
+              </w:rPr>
+              <w:t xml:space="preserve">  COLLECTION_ACCESS {</w:t>
+            </w:r>
+          </w:p>
+          <w:p>
+            <w:pPr>
+              <w:spacing w:after="0"/>
+            </w:pPr>
+            <w:r>
+              <w:rPr>
+                <w:rFonts w:ascii="Consolas" w:cs="Consolas" w:eastAsia="Consolas" w:hAnsi="Consolas"/>
+                <w:color w:val="3D3D3A"/>
+                <w:sz w:val="17"/>
+                <w:szCs w:val="17"/>
+              </w:rPr>
+              <w:t xml:space="preserve">    uuid id PK</w:t>
+            </w:r>
+          </w:p>
+          <w:p>
+            <w:pPr>
+              <w:spacing w:after="0"/>
+            </w:pPr>
+            <w:r>
+              <w:rPr>
+                <w:rFonts w:ascii="Consolas" w:cs="Consolas" w:eastAsia="Consolas" w:hAnsi="Consolas"/>
+                <w:color w:val="3D3D3A"/>
+                <w:sz w:val="17"/>
+                <w:szCs w:val="17"/>
+              </w:rPr>
+              <w:t xml:space="preserve">    uuid collection_id FK</w:t>
+            </w:r>
+          </w:p>
+          <w:p>
+            <w:pPr>
+              <w:spacing w:after="0"/>
+            </w:pPr>
+            <w:r>
+              <w:rPr>
+                <w:rFonts w:ascii="Consolas" w:cs="Consolas" w:eastAsia="Consolas" w:hAnsi="Consolas"/>
+                <w:color w:val="3D3D3A"/>
+                <w:sz w:val="17"/>
+                <w:szCs w:val="17"/>
+              </w:rPr>
+              <w:t xml:space="preserve">    uuid user_id FK</w:t>
+            </w:r>
+          </w:p>
+          <w:p>
+            <w:pPr>
+              <w:spacing w:after="0"/>
+            </w:pPr>
+            <w:r>
+              <w:rPr>
+                <w:rFonts w:ascii="Consolas" w:cs="Consolas" w:eastAsia="Consolas" w:hAnsi="Consolas"/>
+                <w:color w:val="3D3D3A"/>
+                <w:sz w:val="17"/>
+                <w:szCs w:val="17"/>
+              </w:rPr>
+              <w:t xml:space="preserve">    string access_level "view or manage"</w:t>
+            </w:r>
+          </w:p>
+          <w:p>
+            <w:pPr>
+              <w:spacing w:after="0"/>
+            </w:pPr>
+            <w:r>
+              <w:rPr>
+                <w:rFonts w:ascii="Consolas" w:cs="Consolas" w:eastAsia="Consolas" w:hAnsi="Consolas"/>
+                <w:color w:val="3D3D3A"/>
+                <w:sz w:val="17"/>
+                <w:szCs w:val="17"/>
+              </w:rPr>
+              <w:t xml:space="preserve">    uuid granted_by FK "nullable"</w:t>
+            </w:r>
+          </w:p>
+          <w:p>
+            <w:pPr>
+              <w:spacing w:after="0"/>
+            </w:pPr>
+            <w:r>
+              <w:rPr>
+                <w:rFonts w:ascii="Consolas" w:cs="Consolas" w:eastAsia="Consolas" w:hAnsi="Consolas"/>
+                <w:color w:val="3D3D3A"/>
+                <w:sz w:val="17"/>
+                <w:szCs w:val="17"/>
+              </w:rPr>
+              <w:t xml:space="preserve">    timestamp granted_at</w:t>
             </w:r>
           </w:p>
           <w:p>
@@ -3160,6 +3671,102 @@
       </w:r>
       <w:r>
         <w:t xml:space="preserve"> — each is an independent, optional foreign key.</w:t>
+      </w:r>
+    </w:p>
+    <w:p>
+      <w:pPr>
+        <w:pStyle w:val="Heading4"/>
+      </w:pPr>
+      <w:r>
+        <w:t xml:space="preserve">2.4.1 Organization Ownership</w:t>
+      </w:r>
+    </w:p>
+    <w:p>
+      <w:pPr>
+        <w:spacing w:after="160"/>
+      </w:pPr>
+      <w:r>
+        <w:t xml:space="preserve">Organization models a museum/institution. Fields: id (UUID), name (required), description, website_url, contact_email, address (all nullable free text/metadata), and audit fields created_at/updated_at.</w:t>
+      </w:r>
+    </w:p>
+    <w:p>
+      <w:pPr>
+        <w:spacing w:after="160"/>
+      </w:pPr>
+      <w:r>
+        <w:t xml:space="preserve">Collection.organization_id is a required foreign key — every Collection belongs to exactly one Organization; an Organization owns any number of Collections (one-to-many). Unlike collection_id on Artifact/Artist/School/Period/Country, this link has no NULL case.</w:t>
+      </w:r>
+    </w:p>
+    <w:p>
+      <w:pPr>
+        <w:spacing w:after="160"/>
+      </w:pPr>
+      <w:r>
+        <w:t xml:space="preserve">A single-museum deployment simply has one Organization row; the model is ready for a multi-museum deployment (e.g. a shared platform hosting several institutions' catalogs) without further schema changes.</w:t>
+      </w:r>
+    </w:p>
+    <w:p>
+      <w:pPr>
+        <w:pStyle w:val="Heading4"/>
+      </w:pPr>
+      <w:r>
+        <w:t xml:space="preserve">2.4.2 Private Collection Access (Security)</w:t>
+      </w:r>
+    </w:p>
+    <w:p>
+      <w:pPr>
+        <w:spacing w:after="160"/>
+      </w:pPr>
+      <w:r>
+        <w:t xml:space="preserve">A private Collection (Section 2.4) is not visible to just any logged-in staff member — visibility is controlled explicitly:</w:t>
+      </w:r>
+    </w:p>
+    <w:p>
+      <w:pPr>
+        <w:spacing w:after="160"/>
+      </w:pPr>
+      <w:r>
+        <w:t xml:space="preserve">Admins always see everything. Regardless of a Collection's type or whether any access grant exists, an Admin can view and manage every Collection. This check happens first and short-circuits the rest of the logic below.</w:t>
+      </w:r>
+    </w:p>
+    <w:p>
+      <w:pPr>
+        <w:spacing w:after="160"/>
+      </w:pPr>
+      <w:r>
+        <w:t xml:space="preserve">Public Collections (type = 'public') are visible to every staff role and to anonymous public-site visitors, same as content with no Collection at all.</w:t>
+      </w:r>
+    </w:p>
+    <w:p>
+      <w:pPr>
+        <w:spacing w:after="160"/>
+      </w:pPr>
+      <w:r>
+        <w:t xml:space="preserve">Private Collections (type = 'private') are visible only to the Admin role (see above), and any User with a matching CollectionAccess row for that Collection.</w:t>
+      </w:r>
+    </w:p>
+    <w:p>
+      <w:pPr>
+        <w:spacing w:after="160"/>
+      </w:pPr>
+      <w:r>
+        <w:t xml:space="preserve">CollectionAccess is a join table granting a specific User either view or manage access to a specific private Collection. view — can see the Collection and the Artifacts/Artists/etc. tagged to it. manage — can also edit the Collection's own metadata and change which records are tagged to it; manage does not bypass the existing Role permission matrix (Section 3.2) — a Contributor granted manage access still can't publish content, for example; the two systems are additive. Fields: id (UUID), collection_id (FK → Collection), user_id (FK → User), access_level (view or manage), granted_by (nullable FK → User — who granted it), granted_at (timestamp). A unique constraint on (collection_id, user_id) means one row per user per Collection; the access level is updated in place rather than adding a second row.</w:t>
+      </w:r>
+    </w:p>
+    <w:p>
+      <w:pPr>
+        <w:spacing w:after="160"/>
+      </w:pPr>
+      <w:r>
+        <w:t xml:space="preserve">Since Artifact/Artist/School/Period/Country records can be tagged to a Collection via their own optional collection_id, a record tagged to a private Collection inherits that Collection's visibility rule — it's hidden from the public catalog and from staff without access, exactly as if the Collection itself were being viewed directly.</w:t>
+      </w:r>
+    </w:p>
+    <w:p>
+      <w:pPr>
+        <w:spacing w:after="160"/>
+      </w:pPr>
+      <w:r>
+        <w:t xml:space="preserve">This is an application-layer access-control rule (enforced in the API, e.g. as a WHERE clause added to every Collection/tagged-record query based on the caller's role and CollectionAccess grants), not a database-level constraint — the schema only stores the grants themselves.</w:t>
       </w:r>
     </w:p>
     <w:p>
@@ -5535,6 +6142,654 @@
                 <w:szCs w:val="19"/>
               </w:rPr>
               <w:t xml:space="preserve">❌</w:t>
+            </w:r>
+          </w:p>
+        </w:tc>
+        <w:tc>
+          <w:tcPr>
+            <w:tcW w:type="dxa" w:w="1872"/>
+            <w:tcBorders>
+              <w:top w:val="single" w:color="CCCCCC" w:sz="1"/>
+              <w:left w:val="single" w:color="CCCCCC" w:sz="1"/>
+              <w:bottom w:val="single" w:color="CCCCCC" w:sz="1"/>
+              <w:right w:val="single" w:color="CCCCCC" w:sz="1"/>
+            </w:tcBorders>
+            <w:tcMar>
+              <w:top w:type="dxa" w:w="90"/>
+              <w:left w:type="dxa" w:w="110"/>
+              <w:bottom w:type="dxa" w:w="90"/>
+              <w:right w:type="dxa" w:w="110"/>
+            </w:tcMar>
+            <w:vAlign w:val="center"/>
+          </w:tcPr>
+          <w:p>
+            <w:pPr>
+              <w:jc w:val="left"/>
+            </w:pPr>
+            <w:r>
+              <w:rPr>
+                <w:b w:val="false"/>
+                <w:bCs w:val="false"/>
+                <w:sz w:val="19"/>
+                <w:szCs w:val="19"/>
+              </w:rPr>
+              <w:t xml:space="preserve">❌</w:t>
+            </w:r>
+          </w:p>
+        </w:tc>
+        <w:tc>
+          <w:tcPr>
+            <w:tcW w:type="dxa" w:w="1872"/>
+            <w:tcBorders>
+              <w:top w:val="single" w:color="CCCCCC" w:sz="1"/>
+              <w:left w:val="single" w:color="CCCCCC" w:sz="1"/>
+              <w:bottom w:val="single" w:color="CCCCCC" w:sz="1"/>
+              <w:right w:val="single" w:color="CCCCCC" w:sz="1"/>
+            </w:tcBorders>
+            <w:tcMar>
+              <w:top w:type="dxa" w:w="90"/>
+              <w:left w:type="dxa" w:w="110"/>
+              <w:bottom w:type="dxa" w:w="90"/>
+              <w:right w:type="dxa" w:w="110"/>
+            </w:tcMar>
+            <w:vAlign w:val="center"/>
+          </w:tcPr>
+          <w:p>
+            <w:pPr>
+              <w:jc w:val="left"/>
+            </w:pPr>
+            <w:r>
+              <w:rPr>
+                <w:b w:val="false"/>
+                <w:bCs w:val="false"/>
+                <w:sz w:val="19"/>
+                <w:szCs w:val="19"/>
+              </w:rPr>
+              <w:t xml:space="preserve">❌</w:t>
+            </w:r>
+          </w:p>
+        </w:tc>
+      </w:tr>
+      <w:tr>
+        <w:tc>
+          <w:tcPr>
+            <w:tcW w:type="dxa" w:w="1872"/>
+            <w:tcBorders>
+              <w:top w:val="single" w:color="CCCCCC" w:sz="1"/>
+              <w:left w:val="single" w:color="CCCCCC" w:sz="1"/>
+              <w:bottom w:val="single" w:color="CCCCCC" w:sz="1"/>
+              <w:right w:val="single" w:color="CCCCCC" w:sz="1"/>
+            </w:tcBorders>
+            <w:tcMar>
+              <w:top w:type="dxa" w:w="90"/>
+              <w:left w:type="dxa" w:w="110"/>
+              <w:bottom w:type="dxa" w:w="90"/>
+              <w:right w:type="dxa" w:w="110"/>
+            </w:tcMar>
+            <w:vAlign w:val="center"/>
+          </w:tcPr>
+          <w:p>
+            <w:pPr>
+              <w:jc w:val="left"/>
+            </w:pPr>
+            <w:r>
+              <w:rPr>
+                <w:b w:val="false"/>
+                <w:bCs w:val="false"/>
+                <w:sz w:val="19"/>
+                <w:szCs w:val="19"/>
+              </w:rPr>
+              <w:t xml:space="preserve">View a public Collection's contents</w:t>
+            </w:r>
+          </w:p>
+        </w:tc>
+        <w:tc>
+          <w:tcPr>
+            <w:tcW w:type="dxa" w:w="1872"/>
+            <w:tcBorders>
+              <w:top w:val="single" w:color="CCCCCC" w:sz="1"/>
+              <w:left w:val="single" w:color="CCCCCC" w:sz="1"/>
+              <w:bottom w:val="single" w:color="CCCCCC" w:sz="1"/>
+              <w:right w:val="single" w:color="CCCCCC" w:sz="1"/>
+            </w:tcBorders>
+            <w:tcMar>
+              <w:top w:type="dxa" w:w="90"/>
+              <w:left w:type="dxa" w:w="110"/>
+              <w:bottom w:type="dxa" w:w="90"/>
+              <w:right w:type="dxa" w:w="110"/>
+            </w:tcMar>
+            <w:vAlign w:val="center"/>
+          </w:tcPr>
+          <w:p>
+            <w:pPr>
+              <w:jc w:val="left"/>
+            </w:pPr>
+            <w:r>
+              <w:rPr>
+                <w:b w:val="false"/>
+                <w:bCs w:val="false"/>
+                <w:sz w:val="19"/>
+                <w:szCs w:val="19"/>
+              </w:rPr>
+              <w:t xml:space="preserve">✅</w:t>
+            </w:r>
+          </w:p>
+        </w:tc>
+        <w:tc>
+          <w:tcPr>
+            <w:tcW w:type="dxa" w:w="1872"/>
+            <w:tcBorders>
+              <w:top w:val="single" w:color="CCCCCC" w:sz="1"/>
+              <w:left w:val="single" w:color="CCCCCC" w:sz="1"/>
+              <w:bottom w:val="single" w:color="CCCCCC" w:sz="1"/>
+              <w:right w:val="single" w:color="CCCCCC" w:sz="1"/>
+            </w:tcBorders>
+            <w:tcMar>
+              <w:top w:type="dxa" w:w="90"/>
+              <w:left w:type="dxa" w:w="110"/>
+              <w:bottom w:type="dxa" w:w="90"/>
+              <w:right w:type="dxa" w:w="110"/>
+            </w:tcMar>
+            <w:vAlign w:val="center"/>
+          </w:tcPr>
+          <w:p>
+            <w:pPr>
+              <w:jc w:val="left"/>
+            </w:pPr>
+            <w:r>
+              <w:rPr>
+                <w:b w:val="false"/>
+                <w:bCs w:val="false"/>
+                <w:sz w:val="19"/>
+                <w:szCs w:val="19"/>
+              </w:rPr>
+              <w:t xml:space="preserve">✅</w:t>
+            </w:r>
+          </w:p>
+        </w:tc>
+        <w:tc>
+          <w:tcPr>
+            <w:tcW w:type="dxa" w:w="1872"/>
+            <w:tcBorders>
+              <w:top w:val="single" w:color="CCCCCC" w:sz="1"/>
+              <w:left w:val="single" w:color="CCCCCC" w:sz="1"/>
+              <w:bottom w:val="single" w:color="CCCCCC" w:sz="1"/>
+              <w:right w:val="single" w:color="CCCCCC" w:sz="1"/>
+            </w:tcBorders>
+            <w:tcMar>
+              <w:top w:type="dxa" w:w="90"/>
+              <w:left w:type="dxa" w:w="110"/>
+              <w:bottom w:type="dxa" w:w="90"/>
+              <w:right w:type="dxa" w:w="110"/>
+            </w:tcMar>
+            <w:vAlign w:val="center"/>
+          </w:tcPr>
+          <w:p>
+            <w:pPr>
+              <w:jc w:val="left"/>
+            </w:pPr>
+            <w:r>
+              <w:rPr>
+                <w:b w:val="false"/>
+                <w:bCs w:val="false"/>
+                <w:sz w:val="19"/>
+                <w:szCs w:val="19"/>
+              </w:rPr>
+              <w:t xml:space="preserve">✅</w:t>
+            </w:r>
+          </w:p>
+        </w:tc>
+        <w:tc>
+          <w:tcPr>
+            <w:tcW w:type="dxa" w:w="1872"/>
+            <w:tcBorders>
+              <w:top w:val="single" w:color="CCCCCC" w:sz="1"/>
+              <w:left w:val="single" w:color="CCCCCC" w:sz="1"/>
+              <w:bottom w:val="single" w:color="CCCCCC" w:sz="1"/>
+              <w:right w:val="single" w:color="CCCCCC" w:sz="1"/>
+            </w:tcBorders>
+            <w:tcMar>
+              <w:top w:type="dxa" w:w="90"/>
+              <w:left w:type="dxa" w:w="110"/>
+              <w:bottom w:type="dxa" w:w="90"/>
+              <w:right w:type="dxa" w:w="110"/>
+            </w:tcMar>
+            <w:vAlign w:val="center"/>
+          </w:tcPr>
+          <w:p>
+            <w:pPr>
+              <w:jc w:val="left"/>
+            </w:pPr>
+            <w:r>
+              <w:rPr>
+                <w:b w:val="false"/>
+                <w:bCs w:val="false"/>
+                <w:sz w:val="19"/>
+                <w:szCs w:val="19"/>
+              </w:rPr>
+              <w:t xml:space="preserve">✅</w:t>
+            </w:r>
+          </w:p>
+        </w:tc>
+      </w:tr>
+      <w:tr>
+        <w:tc>
+          <w:tcPr>
+            <w:tcW w:type="dxa" w:w="1872"/>
+            <w:tcBorders>
+              <w:top w:val="single" w:color="CCCCCC" w:sz="1"/>
+              <w:left w:val="single" w:color="CCCCCC" w:sz="1"/>
+              <w:bottom w:val="single" w:color="CCCCCC" w:sz="1"/>
+              <w:right w:val="single" w:color="CCCCCC" w:sz="1"/>
+            </w:tcBorders>
+            <w:tcMar>
+              <w:top w:type="dxa" w:w="90"/>
+              <w:left w:type="dxa" w:w="110"/>
+              <w:bottom w:type="dxa" w:w="90"/>
+              <w:right w:type="dxa" w:w="110"/>
+            </w:tcMar>
+            <w:vAlign w:val="center"/>
+          </w:tcPr>
+          <w:p>
+            <w:pPr>
+              <w:jc w:val="left"/>
+            </w:pPr>
+            <w:r>
+              <w:rPr>
+                <w:b w:val="false"/>
+                <w:bCs w:val="false"/>
+                <w:sz w:val="19"/>
+                <w:szCs w:val="19"/>
+              </w:rPr>
+              <w:t xml:space="preserve">View a private Collection's contents</w:t>
+            </w:r>
+          </w:p>
+        </w:tc>
+        <w:tc>
+          <w:tcPr>
+            <w:tcW w:type="dxa" w:w="1872"/>
+            <w:tcBorders>
+              <w:top w:val="single" w:color="CCCCCC" w:sz="1"/>
+              <w:left w:val="single" w:color="CCCCCC" w:sz="1"/>
+              <w:bottom w:val="single" w:color="CCCCCC" w:sz="1"/>
+              <w:right w:val="single" w:color="CCCCCC" w:sz="1"/>
+            </w:tcBorders>
+            <w:tcMar>
+              <w:top w:type="dxa" w:w="90"/>
+              <w:left w:type="dxa" w:w="110"/>
+              <w:bottom w:type="dxa" w:w="90"/>
+              <w:right w:type="dxa" w:w="110"/>
+            </w:tcMar>
+            <w:vAlign w:val="center"/>
+          </w:tcPr>
+          <w:p>
+            <w:pPr>
+              <w:jc w:val="left"/>
+            </w:pPr>
+            <w:r>
+              <w:rPr>
+                <w:b w:val="false"/>
+                <w:bCs w:val="false"/>
+                <w:sz w:val="19"/>
+                <w:szCs w:val="19"/>
+              </w:rPr>
+              <w:t xml:space="preserve">✅ (always)</w:t>
+            </w:r>
+          </w:p>
+        </w:tc>
+        <w:tc>
+          <w:tcPr>
+            <w:tcW w:type="dxa" w:w="1872"/>
+            <w:tcBorders>
+              <w:top w:val="single" w:color="CCCCCC" w:sz="1"/>
+              <w:left w:val="single" w:color="CCCCCC" w:sz="1"/>
+              <w:bottom w:val="single" w:color="CCCCCC" w:sz="1"/>
+              <w:right w:val="single" w:color="CCCCCC" w:sz="1"/>
+            </w:tcBorders>
+            <w:tcMar>
+              <w:top w:type="dxa" w:w="90"/>
+              <w:left w:type="dxa" w:w="110"/>
+              <w:bottom w:type="dxa" w:w="90"/>
+              <w:right w:type="dxa" w:w="110"/>
+            </w:tcMar>
+            <w:vAlign w:val="center"/>
+          </w:tcPr>
+          <w:p>
+            <w:pPr>
+              <w:jc w:val="left"/>
+            </w:pPr>
+            <w:r>
+              <w:rPr>
+                <w:b w:val="false"/>
+                <w:bCs w:val="false"/>
+                <w:sz w:val="19"/>
+                <w:szCs w:val="19"/>
+              </w:rPr>
+              <w:t xml:space="preserve">Only if granted view/manage via CollectionAccess</w:t>
+            </w:r>
+          </w:p>
+        </w:tc>
+        <w:tc>
+          <w:tcPr>
+            <w:tcW w:type="dxa" w:w="1872"/>
+            <w:tcBorders>
+              <w:top w:val="single" w:color="CCCCCC" w:sz="1"/>
+              <w:left w:val="single" w:color="CCCCCC" w:sz="1"/>
+              <w:bottom w:val="single" w:color="CCCCCC" w:sz="1"/>
+              <w:right w:val="single" w:color="CCCCCC" w:sz="1"/>
+            </w:tcBorders>
+            <w:tcMar>
+              <w:top w:type="dxa" w:w="90"/>
+              <w:left w:type="dxa" w:w="110"/>
+              <w:bottom w:type="dxa" w:w="90"/>
+              <w:right w:type="dxa" w:w="110"/>
+            </w:tcMar>
+            <w:vAlign w:val="center"/>
+          </w:tcPr>
+          <w:p>
+            <w:pPr>
+              <w:jc w:val="left"/>
+            </w:pPr>
+            <w:r>
+              <w:rPr>
+                <w:b w:val="false"/>
+                <w:bCs w:val="false"/>
+                <w:sz w:val="19"/>
+                <w:szCs w:val="19"/>
+              </w:rPr>
+              <w:t xml:space="preserve">Only if granted view/manage via CollectionAccess</w:t>
+            </w:r>
+          </w:p>
+        </w:tc>
+        <w:tc>
+          <w:tcPr>
+            <w:tcW w:type="dxa" w:w="1872"/>
+            <w:tcBorders>
+              <w:top w:val="single" w:color="CCCCCC" w:sz="1"/>
+              <w:left w:val="single" w:color="CCCCCC" w:sz="1"/>
+              <w:bottom w:val="single" w:color="CCCCCC" w:sz="1"/>
+              <w:right w:val="single" w:color="CCCCCC" w:sz="1"/>
+            </w:tcBorders>
+            <w:tcMar>
+              <w:top w:type="dxa" w:w="90"/>
+              <w:left w:type="dxa" w:w="110"/>
+              <w:bottom w:type="dxa" w:w="90"/>
+              <w:right w:type="dxa" w:w="110"/>
+            </w:tcMar>
+            <w:vAlign w:val="center"/>
+          </w:tcPr>
+          <w:p>
+            <w:pPr>
+              <w:jc w:val="left"/>
+            </w:pPr>
+            <w:r>
+              <w:rPr>
+                <w:b w:val="false"/>
+                <w:bCs w:val="false"/>
+                <w:sz w:val="19"/>
+                <w:szCs w:val="19"/>
+              </w:rPr>
+              <w:t xml:space="preserve">❌</w:t>
+            </w:r>
+          </w:p>
+        </w:tc>
+      </w:tr>
+      <w:tr>
+        <w:tc>
+          <w:tcPr>
+            <w:tcW w:type="dxa" w:w="1872"/>
+            <w:tcBorders>
+              <w:top w:val="single" w:color="CCCCCC" w:sz="1"/>
+              <w:left w:val="single" w:color="CCCCCC" w:sz="1"/>
+              <w:bottom w:val="single" w:color="CCCCCC" w:sz="1"/>
+              <w:right w:val="single" w:color="CCCCCC" w:sz="1"/>
+            </w:tcBorders>
+            <w:tcMar>
+              <w:top w:type="dxa" w:w="90"/>
+              <w:left w:type="dxa" w:w="110"/>
+              <w:bottom w:type="dxa" w:w="90"/>
+              <w:right w:type="dxa" w:w="110"/>
+            </w:tcMar>
+            <w:vAlign w:val="center"/>
+          </w:tcPr>
+          <w:p>
+            <w:pPr>
+              <w:jc w:val="left"/>
+            </w:pPr>
+            <w:r>
+              <w:rPr>
+                <w:b w:val="false"/>
+                <w:bCs w:val="false"/>
+                <w:sz w:val="19"/>
+                <w:szCs w:val="19"/>
+              </w:rPr>
+              <w:t xml:space="preserve">Manage a private Collection (metadata, tagged records)</w:t>
+            </w:r>
+          </w:p>
+        </w:tc>
+        <w:tc>
+          <w:tcPr>
+            <w:tcW w:type="dxa" w:w="1872"/>
+            <w:tcBorders>
+              <w:top w:val="single" w:color="CCCCCC" w:sz="1"/>
+              <w:left w:val="single" w:color="CCCCCC" w:sz="1"/>
+              <w:bottom w:val="single" w:color="CCCCCC" w:sz="1"/>
+              <w:right w:val="single" w:color="CCCCCC" w:sz="1"/>
+            </w:tcBorders>
+            <w:tcMar>
+              <w:top w:type="dxa" w:w="90"/>
+              <w:left w:type="dxa" w:w="110"/>
+              <w:bottom w:type="dxa" w:w="90"/>
+              <w:right w:type="dxa" w:w="110"/>
+            </w:tcMar>
+            <w:vAlign w:val="center"/>
+          </w:tcPr>
+          <w:p>
+            <w:pPr>
+              <w:jc w:val="left"/>
+            </w:pPr>
+            <w:r>
+              <w:rPr>
+                <w:b w:val="false"/>
+                <w:bCs w:val="false"/>
+                <w:sz w:val="19"/>
+                <w:szCs w:val="19"/>
+              </w:rPr>
+              <w:t xml:space="preserve">✅ (always)</w:t>
+            </w:r>
+          </w:p>
+        </w:tc>
+        <w:tc>
+          <w:tcPr>
+            <w:tcW w:type="dxa" w:w="1872"/>
+            <w:tcBorders>
+              <w:top w:val="single" w:color="CCCCCC" w:sz="1"/>
+              <w:left w:val="single" w:color="CCCCCC" w:sz="1"/>
+              <w:bottom w:val="single" w:color="CCCCCC" w:sz="1"/>
+              <w:right w:val="single" w:color="CCCCCC" w:sz="1"/>
+            </w:tcBorders>
+            <w:tcMar>
+              <w:top w:type="dxa" w:w="90"/>
+              <w:left w:type="dxa" w:w="110"/>
+              <w:bottom w:type="dxa" w:w="90"/>
+              <w:right w:type="dxa" w:w="110"/>
+            </w:tcMar>
+            <w:vAlign w:val="center"/>
+          </w:tcPr>
+          <w:p>
+            <w:pPr>
+              <w:jc w:val="left"/>
+            </w:pPr>
+            <w:r>
+              <w:rPr>
+                <w:b w:val="false"/>
+                <w:bCs w:val="false"/>
+                <w:sz w:val="19"/>
+                <w:szCs w:val="19"/>
+              </w:rPr>
+              <w:t xml:space="preserve">Only if granted manage via CollectionAccess</w:t>
+            </w:r>
+          </w:p>
+        </w:tc>
+        <w:tc>
+          <w:tcPr>
+            <w:tcW w:type="dxa" w:w="1872"/>
+            <w:tcBorders>
+              <w:top w:val="single" w:color="CCCCCC" w:sz="1"/>
+              <w:left w:val="single" w:color="CCCCCC" w:sz="1"/>
+              <w:bottom w:val="single" w:color="CCCCCC" w:sz="1"/>
+              <w:right w:val="single" w:color="CCCCCC" w:sz="1"/>
+            </w:tcBorders>
+            <w:tcMar>
+              <w:top w:type="dxa" w:w="90"/>
+              <w:left w:type="dxa" w:w="110"/>
+              <w:bottom w:type="dxa" w:w="90"/>
+              <w:right w:type="dxa" w:w="110"/>
+            </w:tcMar>
+            <w:vAlign w:val="center"/>
+          </w:tcPr>
+          <w:p>
+            <w:pPr>
+              <w:jc w:val="left"/>
+            </w:pPr>
+            <w:r>
+              <w:rPr>
+                <w:b w:val="false"/>
+                <w:bCs w:val="false"/>
+                <w:sz w:val="19"/>
+                <w:szCs w:val="19"/>
+              </w:rPr>
+              <w:t xml:space="preserve">Only if granted manage via CollectionAccess</w:t>
+            </w:r>
+          </w:p>
+        </w:tc>
+        <w:tc>
+          <w:tcPr>
+            <w:tcW w:type="dxa" w:w="1872"/>
+            <w:tcBorders>
+              <w:top w:val="single" w:color="CCCCCC" w:sz="1"/>
+              <w:left w:val="single" w:color="CCCCCC" w:sz="1"/>
+              <w:bottom w:val="single" w:color="CCCCCC" w:sz="1"/>
+              <w:right w:val="single" w:color="CCCCCC" w:sz="1"/>
+            </w:tcBorders>
+            <w:tcMar>
+              <w:top w:type="dxa" w:w="90"/>
+              <w:left w:type="dxa" w:w="110"/>
+              <w:bottom w:type="dxa" w:w="90"/>
+              <w:right w:type="dxa" w:w="110"/>
+            </w:tcMar>
+            <w:vAlign w:val="center"/>
+          </w:tcPr>
+          <w:p>
+            <w:pPr>
+              <w:jc w:val="left"/>
+            </w:pPr>
+            <w:r>
+              <w:rPr>
+                <w:b w:val="false"/>
+                <w:bCs w:val="false"/>
+                <w:sz w:val="19"/>
+                <w:szCs w:val="19"/>
+              </w:rPr>
+              <w:t xml:space="preserve">❌</w:t>
+            </w:r>
+          </w:p>
+        </w:tc>
+      </w:tr>
+      <w:tr>
+        <w:tc>
+          <w:tcPr>
+            <w:tcW w:type="dxa" w:w="1872"/>
+            <w:tcBorders>
+              <w:top w:val="single" w:color="CCCCCC" w:sz="1"/>
+              <w:left w:val="single" w:color="CCCCCC" w:sz="1"/>
+              <w:bottom w:val="single" w:color="CCCCCC" w:sz="1"/>
+              <w:right w:val="single" w:color="CCCCCC" w:sz="1"/>
+            </w:tcBorders>
+            <w:tcMar>
+              <w:top w:type="dxa" w:w="90"/>
+              <w:left w:type="dxa" w:w="110"/>
+              <w:bottom w:type="dxa" w:w="90"/>
+              <w:right w:type="dxa" w:w="110"/>
+            </w:tcMar>
+            <w:vAlign w:val="center"/>
+          </w:tcPr>
+          <w:p>
+            <w:pPr>
+              <w:jc w:val="left"/>
+            </w:pPr>
+            <w:r>
+              <w:rPr>
+                <w:b w:val="false"/>
+                <w:bCs w:val="false"/>
+                <w:sz w:val="19"/>
+                <w:szCs w:val="19"/>
+              </w:rPr>
+              <w:t xml:space="preserve">Grant/revoke CollectionAccess</w:t>
+            </w:r>
+          </w:p>
+        </w:tc>
+        <w:tc>
+          <w:tcPr>
+            <w:tcW w:type="dxa" w:w="1872"/>
+            <w:tcBorders>
+              <w:top w:val="single" w:color="CCCCCC" w:sz="1"/>
+              <w:left w:val="single" w:color="CCCCCC" w:sz="1"/>
+              <w:bottom w:val="single" w:color="CCCCCC" w:sz="1"/>
+              <w:right w:val="single" w:color="CCCCCC" w:sz="1"/>
+            </w:tcBorders>
+            <w:tcMar>
+              <w:top w:type="dxa" w:w="90"/>
+              <w:left w:type="dxa" w:w="110"/>
+              <w:bottom w:type="dxa" w:w="90"/>
+              <w:right w:type="dxa" w:w="110"/>
+            </w:tcMar>
+            <w:vAlign w:val="center"/>
+          </w:tcPr>
+          <w:p>
+            <w:pPr>
+              <w:jc w:val="left"/>
+            </w:pPr>
+            <w:r>
+              <w:rPr>
+                <w:b w:val="false"/>
+                <w:bCs w:val="false"/>
+                <w:sz w:val="19"/>
+                <w:szCs w:val="19"/>
+              </w:rPr>
+              <w:t xml:space="preserve">✅</w:t>
+            </w:r>
+          </w:p>
+        </w:tc>
+        <w:tc>
+          <w:tcPr>
+            <w:tcW w:type="dxa" w:w="1872"/>
+            <w:tcBorders>
+              <w:top w:val="single" w:color="CCCCCC" w:sz="1"/>
+              <w:left w:val="single" w:color="CCCCCC" w:sz="1"/>
+              <w:bottom w:val="single" w:color="CCCCCC" w:sz="1"/>
+              <w:right w:val="single" w:color="CCCCCC" w:sz="1"/>
+            </w:tcBorders>
+            <w:tcMar>
+              <w:top w:type="dxa" w:w="90"/>
+              <w:left w:type="dxa" w:w="110"/>
+              <w:bottom w:type="dxa" w:w="90"/>
+              <w:right w:type="dxa" w:w="110"/>
+            </w:tcMar>
+            <w:vAlign w:val="center"/>
+          </w:tcPr>
+          <w:p>
+            <w:pPr>
+              <w:jc w:val="left"/>
+            </w:pPr>
+            <w:r>
+              <w:rPr>
+                <w:b w:val="false"/>
+                <w:bCs w:val="false"/>
+                <w:sz w:val="19"/>
+                <w:szCs w:val="19"/>
+              </w:rPr>
+              <w:t xml:space="preserve">✅ (for Collections they themselves have manage on)</w:t>
             </w:r>
           </w:p>
         </w:tc>
@@ -14257,6 +15512,62 @@
                 <w:sz w:val="17"/>
                 <w:szCs w:val="17"/>
               </w:rPr>
+              <w:t xml:space="preserve">  ORGANIZATION ||--o{ COLLECTION : "owns"</w:t>
+            </w:r>
+          </w:p>
+          <w:p>
+            <w:pPr>
+              <w:spacing w:after="0"/>
+            </w:pPr>
+            <w:r>
+              <w:rPr>
+                <w:rFonts w:ascii="Consolas" w:cs="Consolas" w:eastAsia="Consolas" w:hAnsi="Consolas"/>
+                <w:color w:val="3D3D3A"/>
+                <w:sz w:val="17"/>
+                <w:szCs w:val="17"/>
+              </w:rPr>
+              <w:t xml:space="preserve">  COLLECTION ||--o{ COLLECTION_ACCESS : "grants access via"</w:t>
+            </w:r>
+          </w:p>
+          <w:p>
+            <w:pPr>
+              <w:spacing w:after="0"/>
+            </w:pPr>
+            <w:r>
+              <w:rPr>
+                <w:rFonts w:ascii="Consolas" w:cs="Consolas" w:eastAsia="Consolas" w:hAnsi="Consolas"/>
+                <w:color w:val="3D3D3A"/>
+                <w:sz w:val="17"/>
+                <w:szCs w:val="17"/>
+              </w:rPr>
+              <w:t xml:space="preserve">  USER ||--o{ COLLECTION_ACCESS : "granted access to"</w:t>
+            </w:r>
+          </w:p>
+          <w:p>
+            <w:pPr>
+              <w:spacing w:after="0"/>
+            </w:pPr>
+            <w:r>
+              <w:rPr>
+                <w:rFonts w:ascii="Consolas" w:cs="Consolas" w:eastAsia="Consolas" w:hAnsi="Consolas"/>
+                <w:color w:val="3D3D3A"/>
+                <w:sz w:val="17"/>
+                <w:szCs w:val="17"/>
+              </w:rPr>
+              <w:t xml:space="preserve">  USER ||--o{ COLLECTION_ACCESS : "granted by (optional)"</w:t>
+            </w:r>
+          </w:p>
+          <w:p>
+            <w:pPr>
+              <w:spacing w:after="0"/>
+            </w:pPr>
+            <w:r>
+              <w:rPr>
+                <w:rFonts w:ascii="Consolas" w:cs="Consolas" w:eastAsia="Consolas" w:hAnsi="Consolas"/>
+                <w:color w:val="3D3D3A"/>
+                <w:sz w:val="17"/>
+                <w:szCs w:val="17"/>
+              </w:rPr>
               <w:t xml:space="preserve">  SCHOOL ||--o{ ARTIST : "produced"</w:t>
             </w:r>
           </w:p>
@@ -14621,6 +15932,20 @@
                 <w:sz w:val="17"/>
                 <w:szCs w:val="17"/>
               </w:rPr>
+              <w:t xml:space="preserve">    uuid organization_id FK</w:t>
+            </w:r>
+          </w:p>
+          <w:p>
+            <w:pPr>
+              <w:spacing w:after="0"/>
+            </w:pPr>
+            <w:r>
+              <w:rPr>
+                <w:rFonts w:ascii="Consolas" w:cs="Consolas" w:eastAsia="Consolas" w:hAnsi="Consolas"/>
+                <w:color w:val="3D3D3A"/>
+                <w:sz w:val="17"/>
+                <w:szCs w:val="17"/>
+              </w:rPr>
               <w:t xml:space="preserve">    string collection_name</w:t>
             </w:r>
           </w:p>
@@ -14692,6 +16017,258 @@
                 <w:szCs w:val="17"/>
               </w:rPr>
               <w:t xml:space="preserve">    timestamp updated_at "nullable, set on modification"</w:t>
+            </w:r>
+          </w:p>
+          <w:p>
+            <w:pPr>
+              <w:spacing w:after="0"/>
+            </w:pPr>
+            <w:r>
+              <w:rPr>
+                <w:rFonts w:ascii="Consolas" w:cs="Consolas" w:eastAsia="Consolas" w:hAnsi="Consolas"/>
+                <w:color w:val="3D3D3A"/>
+                <w:sz w:val="17"/>
+                <w:szCs w:val="17"/>
+              </w:rPr>
+              <w:t xml:space="preserve">  }</w:t>
+            </w:r>
+          </w:p>
+          <w:p>
+            <w:pPr>
+              <w:spacing w:after="0"/>
+            </w:pPr>
+            <w:r>
+              <w:rPr>
+                <w:rFonts w:ascii="Consolas" w:cs="Consolas" w:eastAsia="Consolas" w:hAnsi="Consolas"/>
+                <w:color w:val="3D3D3A"/>
+                <w:sz w:val="17"/>
+                <w:szCs w:val="17"/>
+              </w:rPr>
+              <w:t xml:space="preserve">  ORGANIZATION {</w:t>
+            </w:r>
+          </w:p>
+          <w:p>
+            <w:pPr>
+              <w:spacing w:after="0"/>
+            </w:pPr>
+            <w:r>
+              <w:rPr>
+                <w:rFonts w:ascii="Consolas" w:cs="Consolas" w:eastAsia="Consolas" w:hAnsi="Consolas"/>
+                <w:color w:val="3D3D3A"/>
+                <w:sz w:val="17"/>
+                <w:szCs w:val="17"/>
+              </w:rPr>
+              <w:t xml:space="preserve">    uuid id PK</w:t>
+            </w:r>
+          </w:p>
+          <w:p>
+            <w:pPr>
+              <w:spacing w:after="0"/>
+            </w:pPr>
+            <w:r>
+              <w:rPr>
+                <w:rFonts w:ascii="Consolas" w:cs="Consolas" w:eastAsia="Consolas" w:hAnsi="Consolas"/>
+                <w:color w:val="3D3D3A"/>
+                <w:sz w:val="17"/>
+                <w:szCs w:val="17"/>
+              </w:rPr>
+              <w:t xml:space="preserve">    string name</w:t>
+            </w:r>
+          </w:p>
+          <w:p>
+            <w:pPr>
+              <w:spacing w:after="0"/>
+            </w:pPr>
+            <w:r>
+              <w:rPr>
+                <w:rFonts w:ascii="Consolas" w:cs="Consolas" w:eastAsia="Consolas" w:hAnsi="Consolas"/>
+                <w:color w:val="3D3D3A"/>
+                <w:sz w:val="17"/>
+                <w:szCs w:val="17"/>
+              </w:rPr>
+              <w:t xml:space="preserve">    text description "nullable"</w:t>
+            </w:r>
+          </w:p>
+          <w:p>
+            <w:pPr>
+              <w:spacing w:after="0"/>
+            </w:pPr>
+            <w:r>
+              <w:rPr>
+                <w:rFonts w:ascii="Consolas" w:cs="Consolas" w:eastAsia="Consolas" w:hAnsi="Consolas"/>
+                <w:color w:val="3D3D3A"/>
+                <w:sz w:val="17"/>
+                <w:szCs w:val="17"/>
+              </w:rPr>
+              <w:t xml:space="preserve">    string website_url "nullable"</w:t>
+            </w:r>
+          </w:p>
+          <w:p>
+            <w:pPr>
+              <w:spacing w:after="0"/>
+            </w:pPr>
+            <w:r>
+              <w:rPr>
+                <w:rFonts w:ascii="Consolas" w:cs="Consolas" w:eastAsia="Consolas" w:hAnsi="Consolas"/>
+                <w:color w:val="3D3D3A"/>
+                <w:sz w:val="17"/>
+                <w:szCs w:val="17"/>
+              </w:rPr>
+              <w:t xml:space="preserve">    string contact_email "nullable"</w:t>
+            </w:r>
+          </w:p>
+          <w:p>
+            <w:pPr>
+              <w:spacing w:after="0"/>
+            </w:pPr>
+            <w:r>
+              <w:rPr>
+                <w:rFonts w:ascii="Consolas" w:cs="Consolas" w:eastAsia="Consolas" w:hAnsi="Consolas"/>
+                <w:color w:val="3D3D3A"/>
+                <w:sz w:val="17"/>
+                <w:szCs w:val="17"/>
+              </w:rPr>
+              <w:t xml:space="preserve">    string address "nullable"</w:t>
+            </w:r>
+          </w:p>
+          <w:p>
+            <w:pPr>
+              <w:spacing w:after="0"/>
+            </w:pPr>
+            <w:r>
+              <w:rPr>
+                <w:rFonts w:ascii="Consolas" w:cs="Consolas" w:eastAsia="Consolas" w:hAnsi="Consolas"/>
+                <w:color w:val="3D3D3A"/>
+                <w:sz w:val="17"/>
+                <w:szCs w:val="17"/>
+              </w:rPr>
+              <w:t xml:space="preserve">    timestamp created_at</w:t>
+            </w:r>
+          </w:p>
+          <w:p>
+            <w:pPr>
+              <w:spacing w:after="0"/>
+            </w:pPr>
+            <w:r>
+              <w:rPr>
+                <w:rFonts w:ascii="Consolas" w:cs="Consolas" w:eastAsia="Consolas" w:hAnsi="Consolas"/>
+                <w:color w:val="3D3D3A"/>
+                <w:sz w:val="17"/>
+                <w:szCs w:val="17"/>
+              </w:rPr>
+              <w:t xml:space="preserve">    timestamp updated_at "nullable, set on modification"</w:t>
+            </w:r>
+          </w:p>
+          <w:p>
+            <w:pPr>
+              <w:spacing w:after="0"/>
+            </w:pPr>
+            <w:r>
+              <w:rPr>
+                <w:rFonts w:ascii="Consolas" w:cs="Consolas" w:eastAsia="Consolas" w:hAnsi="Consolas"/>
+                <w:color w:val="3D3D3A"/>
+                <w:sz w:val="17"/>
+                <w:szCs w:val="17"/>
+              </w:rPr>
+              <w:t xml:space="preserve">  }</w:t>
+            </w:r>
+          </w:p>
+          <w:p>
+            <w:pPr>
+              <w:spacing w:after="0"/>
+            </w:pPr>
+            <w:r>
+              <w:rPr>
+                <w:rFonts w:ascii="Consolas" w:cs="Consolas" w:eastAsia="Consolas" w:hAnsi="Consolas"/>
+                <w:color w:val="3D3D3A"/>
+                <w:sz w:val="17"/>
+                <w:szCs w:val="17"/>
+              </w:rPr>
+              <w:t xml:space="preserve">  COLLECTION_ACCESS {</w:t>
+            </w:r>
+          </w:p>
+          <w:p>
+            <w:pPr>
+              <w:spacing w:after="0"/>
+            </w:pPr>
+            <w:r>
+              <w:rPr>
+                <w:rFonts w:ascii="Consolas" w:cs="Consolas" w:eastAsia="Consolas" w:hAnsi="Consolas"/>
+                <w:color w:val="3D3D3A"/>
+                <w:sz w:val="17"/>
+                <w:szCs w:val="17"/>
+              </w:rPr>
+              <w:t xml:space="preserve">    uuid id PK</w:t>
+            </w:r>
+          </w:p>
+          <w:p>
+            <w:pPr>
+              <w:spacing w:after="0"/>
+            </w:pPr>
+            <w:r>
+              <w:rPr>
+                <w:rFonts w:ascii="Consolas" w:cs="Consolas" w:eastAsia="Consolas" w:hAnsi="Consolas"/>
+                <w:color w:val="3D3D3A"/>
+                <w:sz w:val="17"/>
+                <w:szCs w:val="17"/>
+              </w:rPr>
+              <w:t xml:space="preserve">    uuid collection_id FK</w:t>
+            </w:r>
+          </w:p>
+          <w:p>
+            <w:pPr>
+              <w:spacing w:after="0"/>
+            </w:pPr>
+            <w:r>
+              <w:rPr>
+                <w:rFonts w:ascii="Consolas" w:cs="Consolas" w:eastAsia="Consolas" w:hAnsi="Consolas"/>
+                <w:color w:val="3D3D3A"/>
+                <w:sz w:val="17"/>
+                <w:szCs w:val="17"/>
+              </w:rPr>
+              <w:t xml:space="preserve">    uuid user_id FK</w:t>
+            </w:r>
+          </w:p>
+          <w:p>
+            <w:pPr>
+              <w:spacing w:after="0"/>
+            </w:pPr>
+            <w:r>
+              <w:rPr>
+                <w:rFonts w:ascii="Consolas" w:cs="Consolas" w:eastAsia="Consolas" w:hAnsi="Consolas"/>
+                <w:color w:val="3D3D3A"/>
+                <w:sz w:val="17"/>
+                <w:szCs w:val="17"/>
+              </w:rPr>
+              <w:t xml:space="preserve">    string access_level "view or manage"</w:t>
+            </w:r>
+          </w:p>
+          <w:p>
+            <w:pPr>
+              <w:spacing w:after="0"/>
+            </w:pPr>
+            <w:r>
+              <w:rPr>
+                <w:rFonts w:ascii="Consolas" w:cs="Consolas" w:eastAsia="Consolas" w:hAnsi="Consolas"/>
+                <w:color w:val="3D3D3A"/>
+                <w:sz w:val="17"/>
+                <w:szCs w:val="17"/>
+              </w:rPr>
+              <w:t xml:space="preserve">    uuid granted_by FK "nullable"</w:t>
+            </w:r>
+          </w:p>
+          <w:p>
+            <w:pPr>
+              <w:spacing w:after="0"/>
+            </w:pPr>
+            <w:r>
+              <w:rPr>
+                <w:rFonts w:ascii="Consolas" w:cs="Consolas" w:eastAsia="Consolas" w:hAnsi="Consolas"/>
+                <w:color w:val="3D3D3A"/>
+                <w:sz w:val="17"/>
+                <w:szCs w:val="17"/>
+              </w:rPr>
+              <w:t xml:space="preserve">    timestamp granted_at</w:t>
             </w:r>
           </w:p>
           <w:p>
@@ -15804,6 +17381,34 @@
                 <w:sz w:val="17"/>
                 <w:szCs w:val="17"/>
               </w:rPr>
+              <w:t xml:space="preserve">  ORGANIZATION ||--o{ COLLECTION : "owns"</w:t>
+            </w:r>
+          </w:p>
+          <w:p>
+            <w:pPr>
+              <w:spacing w:after="0"/>
+            </w:pPr>
+            <w:r>
+              <w:rPr>
+                <w:rFonts w:ascii="Consolas" w:cs="Consolas" w:eastAsia="Consolas" w:hAnsi="Consolas"/>
+                <w:color w:val="3D3D3A"/>
+                <w:sz w:val="17"/>
+                <w:szCs w:val="17"/>
+              </w:rPr>
+              <w:t xml:space="preserve">  COLLECTION ||--o{ COLLECTION_ACCESS : "grants access via"</w:t>
+            </w:r>
+          </w:p>
+          <w:p>
+            <w:pPr>
+              <w:spacing w:after="0"/>
+            </w:pPr>
+            <w:r>
+              <w:rPr>
+                <w:rFonts w:ascii="Consolas" w:cs="Consolas" w:eastAsia="Consolas" w:hAnsi="Consolas"/>
+                <w:color w:val="3D3D3A"/>
+                <w:sz w:val="17"/>
+                <w:szCs w:val="17"/>
+              </w:rPr>
               <w:t xml:space="preserve"> </w:t>
             </w:r>
           </w:p>
@@ -15833,6 +17438,20 @@
                 <w:szCs w:val="17"/>
               </w:rPr>
               <w:t xml:space="preserve">    uuid id PK</w:t>
+            </w:r>
+          </w:p>
+          <w:p>
+            <w:pPr>
+              <w:spacing w:after="0"/>
+            </w:pPr>
+            <w:r>
+              <w:rPr>
+                <w:rFonts w:ascii="Consolas" w:cs="Consolas" w:eastAsia="Consolas" w:hAnsi="Consolas"/>
+                <w:color w:val="3D3D3A"/>
+                <w:sz w:val="17"/>
+                <w:szCs w:val="17"/>
+              </w:rPr>
+              <w:t xml:space="preserve">    uuid organization_id FK</w:t>
             </w:r>
           </w:p>
           <w:p>
@@ -16240,6 +17859,136 @@
               <w:bottom w:val="single" w:color="CCCCCC" w:sz="1"/>
               <w:right w:val="single" w:color="CCCCCC" w:sz="1"/>
             </w:tcBorders>
+            <w:tcMar>
+              <w:top w:type="dxa" w:w="90"/>
+              <w:left w:type="dxa" w:w="110"/>
+              <w:bottom w:type="dxa" w:w="90"/>
+              <w:right w:type="dxa" w:w="110"/>
+            </w:tcMar>
+            <w:vAlign w:val="center"/>
+          </w:tcPr>
+          <w:p>
+            <w:pPr>
+              <w:jc w:val="left"/>
+            </w:pPr>
+            <w:r>
+              <w:rPr>
+                <w:b w:val="false"/>
+                <w:bCs w:val="false"/>
+                <w:sz w:val="19"/>
+                <w:szCs w:val="19"/>
+              </w:rPr>
+              <w:t xml:space="preserve">organization_id</w:t>
+            </w:r>
+          </w:p>
+        </w:tc>
+        <w:tc>
+          <w:tcPr>
+            <w:tcW w:type="dxa" w:w="2340"/>
+            <w:tcBorders>
+              <w:top w:val="single" w:color="CCCCCC" w:sz="1"/>
+              <w:left w:val="single" w:color="CCCCCC" w:sz="1"/>
+              <w:bottom w:val="single" w:color="CCCCCC" w:sz="1"/>
+              <w:right w:val="single" w:color="CCCCCC" w:sz="1"/>
+            </w:tcBorders>
+            <w:tcMar>
+              <w:top w:type="dxa" w:w="90"/>
+              <w:left w:type="dxa" w:w="110"/>
+              <w:bottom w:type="dxa" w:w="90"/>
+              <w:right w:type="dxa" w:w="110"/>
+            </w:tcMar>
+            <w:vAlign w:val="center"/>
+          </w:tcPr>
+          <w:p>
+            <w:pPr>
+              <w:jc w:val="left"/>
+            </w:pPr>
+            <w:r>
+              <w:rPr>
+                <w:b w:val="false"/>
+                <w:bCs w:val="false"/>
+                <w:sz w:val="19"/>
+                <w:szCs w:val="19"/>
+              </w:rPr>
+              <w:t xml:space="preserve">UUID (FK → Organization)</w:t>
+            </w:r>
+          </w:p>
+        </w:tc>
+        <w:tc>
+          <w:tcPr>
+            <w:tcW w:type="dxa" w:w="2340"/>
+            <w:tcBorders>
+              <w:top w:val="single" w:color="CCCCCC" w:sz="1"/>
+              <w:left w:val="single" w:color="CCCCCC" w:sz="1"/>
+              <w:bottom w:val="single" w:color="CCCCCC" w:sz="1"/>
+              <w:right w:val="single" w:color="CCCCCC" w:sz="1"/>
+            </w:tcBorders>
+            <w:tcMar>
+              <w:top w:type="dxa" w:w="90"/>
+              <w:left w:type="dxa" w:w="110"/>
+              <w:bottom w:type="dxa" w:w="90"/>
+              <w:right w:type="dxa" w:w="110"/>
+            </w:tcMar>
+            <w:vAlign w:val="center"/>
+          </w:tcPr>
+          <w:p>
+            <w:pPr>
+              <w:jc w:val="left"/>
+            </w:pPr>
+            <w:r>
+              <w:rPr>
+                <w:b w:val="false"/>
+                <w:bCs w:val="false"/>
+                <w:sz w:val="19"/>
+                <w:szCs w:val="19"/>
+              </w:rPr>
+              <w:t xml:space="preserve">No</w:t>
+            </w:r>
+          </w:p>
+        </w:tc>
+        <w:tc>
+          <w:tcPr>
+            <w:tcW w:type="dxa" w:w="2340"/>
+            <w:tcBorders>
+              <w:top w:val="single" w:color="CCCCCC" w:sz="1"/>
+              <w:left w:val="single" w:color="CCCCCC" w:sz="1"/>
+              <w:bottom w:val="single" w:color="CCCCCC" w:sz="1"/>
+              <w:right w:val="single" w:color="CCCCCC" w:sz="1"/>
+            </w:tcBorders>
+            <w:tcMar>
+              <w:top w:type="dxa" w:w="90"/>
+              <w:left w:type="dxa" w:w="110"/>
+              <w:bottom w:type="dxa" w:w="90"/>
+              <w:right w:type="dxa" w:w="110"/>
+            </w:tcMar>
+            <w:vAlign w:val="center"/>
+          </w:tcPr>
+          <w:p>
+            <w:pPr>
+              <w:jc w:val="left"/>
+            </w:pPr>
+            <w:r>
+              <w:rPr>
+                <w:b w:val="false"/>
+                <w:bCs w:val="false"/>
+                <w:sz w:val="19"/>
+                <w:szCs w:val="19"/>
+              </w:rPr>
+              <w:t xml:space="preserve">Owning museum/institution — every Collection belongs to exactly one Organization</w:t>
+            </w:r>
+          </w:p>
+        </w:tc>
+      </w:tr>
+      <w:tr>
+        <w:tc>
+          <w:tcPr>
+            <w:tcW w:type="dxa" w:w="2340"/>
+            <w:tcBorders>
+              <w:top w:val="single" w:color="CCCCCC" w:sz="1"/>
+              <w:left w:val="single" w:color="CCCCCC" w:sz="1"/>
+              <w:bottom w:val="single" w:color="CCCCCC" w:sz="1"/>
+              <w:right w:val="single" w:color="CCCCCC" w:sz="1"/>
+            </w:tcBorders>
             <w:shd w:fill="F7F6F2" w:val="clear"/>
             <w:tcMar>
               <w:top w:type="dxa" w:w="90"/>
@@ -28092,6 +29841,2618 @@
                 <w:szCs w:val="19"/>
               </w:rPr>
               <w:t xml:space="preserve">Review time, once actioned</w:t>
+            </w:r>
+          </w:p>
+        </w:tc>
+      </w:tr>
+    </w:tbl>
+    <w:p>
+      <w:pPr>
+        <w:spacing w:after="200"/>
+      </w:pPr>
+    </w:p>
+    <w:p>
+      <w:pPr>
+        <w:pStyle w:val="Heading3"/>
+      </w:pPr>
+      <w:r>
+        <w:t xml:space="preserve">A.12 Organization</w:t>
+      </w:r>
+    </w:p>
+    <w:tbl>
+      <w:tblPr>
+        <w:tblW w:type="dxa" w:w="9360"/>
+        <w:tblBorders>
+          <w:top w:val="single" w:color="auto" w:sz="4"/>
+          <w:left w:val="single" w:color="auto" w:sz="4"/>
+          <w:bottom w:val="single" w:color="auto" w:sz="4"/>
+          <w:right w:val="single" w:color="auto" w:sz="4"/>
+          <w:insideH w:val="single" w:color="auto" w:sz="4"/>
+          <w:insideV w:val="single" w:color="auto" w:sz="4"/>
+        </w:tblBorders>
+      </w:tblPr>
+      <w:tblGrid>
+        <w:gridCol w:w="9360"/>
+      </w:tblGrid>
+      <w:tr>
+        <w:tc>
+          <w:tcPr>
+            <w:tcW w:type="dxa" w:w="9360"/>
+            <w:tcBorders>
+              <w:top w:val="single" w:color="DDDDD6" w:sz="2"/>
+              <w:left w:val="single" w:color="DDDDD6" w:sz="2"/>
+              <w:bottom w:val="single" w:color="DDDDD6" w:sz="2"/>
+              <w:right w:val="single" w:color="DDDDD6" w:sz="2"/>
+            </w:tcBorders>
+            <w:shd w:fill="F4F3EF" w:val="clear"/>
+            <w:tcMar>
+              <w:top w:type="dxa" w:w="120"/>
+              <w:left w:type="dxa" w:w="160"/>
+              <w:bottom w:type="dxa" w:w="120"/>
+              <w:right w:type="dxa" w:w="160"/>
+            </w:tcMar>
+          </w:tcPr>
+          <w:p>
+            <w:pPr>
+              <w:spacing w:after="0"/>
+            </w:pPr>
+            <w:r>
+              <w:rPr>
+                <w:rFonts w:ascii="Consolas" w:cs="Consolas" w:eastAsia="Consolas" w:hAnsi="Consolas"/>
+                <w:color w:val="3D3D3A"/>
+                <w:sz w:val="17"/>
+                <w:szCs w:val="17"/>
+              </w:rPr>
+              <w:t xml:space="preserve">erDiagram</w:t>
+            </w:r>
+          </w:p>
+          <w:p>
+            <w:pPr>
+              <w:spacing w:after="0"/>
+            </w:pPr>
+            <w:r>
+              <w:rPr>
+                <w:rFonts w:ascii="Consolas" w:cs="Consolas" w:eastAsia="Consolas" w:hAnsi="Consolas"/>
+                <w:color w:val="3D3D3A"/>
+                <w:sz w:val="17"/>
+                <w:szCs w:val="17"/>
+              </w:rPr>
+              <w:t xml:space="preserve">  ORGANIZATION ||--o{ COLLECTION : "owns"</w:t>
+            </w:r>
+          </w:p>
+          <w:p>
+            <w:pPr>
+              <w:spacing w:after="0"/>
+            </w:pPr>
+            <w:r>
+              <w:rPr>
+                <w:rFonts w:ascii="Consolas" w:cs="Consolas" w:eastAsia="Consolas" w:hAnsi="Consolas"/>
+                <w:color w:val="3D3D3A"/>
+                <w:sz w:val="17"/>
+                <w:szCs w:val="17"/>
+              </w:rPr>
+              <w:t xml:space="preserve"/>
+            </w:r>
+          </w:p>
+          <w:p>
+            <w:pPr>
+              <w:spacing w:after="0"/>
+            </w:pPr>
+            <w:r>
+              <w:rPr>
+                <w:rFonts w:ascii="Consolas" w:cs="Consolas" w:eastAsia="Consolas" w:hAnsi="Consolas"/>
+                <w:color w:val="3D3D3A"/>
+                <w:sz w:val="17"/>
+                <w:szCs w:val="17"/>
+              </w:rPr>
+              <w:t xml:space="preserve">  ORGANIZATION {</w:t>
+            </w:r>
+          </w:p>
+          <w:p>
+            <w:pPr>
+              <w:spacing w:after="0"/>
+            </w:pPr>
+            <w:r>
+              <w:rPr>
+                <w:rFonts w:ascii="Consolas" w:cs="Consolas" w:eastAsia="Consolas" w:hAnsi="Consolas"/>
+                <w:color w:val="3D3D3A"/>
+                <w:sz w:val="17"/>
+                <w:szCs w:val="17"/>
+              </w:rPr>
+              <w:t xml:space="preserve">    uuid id PK</w:t>
+            </w:r>
+          </w:p>
+          <w:p>
+            <w:pPr>
+              <w:spacing w:after="0"/>
+            </w:pPr>
+            <w:r>
+              <w:rPr>
+                <w:rFonts w:ascii="Consolas" w:cs="Consolas" w:eastAsia="Consolas" w:hAnsi="Consolas"/>
+                <w:color w:val="3D3D3A"/>
+                <w:sz w:val="17"/>
+                <w:szCs w:val="17"/>
+              </w:rPr>
+              <w:t xml:space="preserve">    string name</w:t>
+            </w:r>
+          </w:p>
+          <w:p>
+            <w:pPr>
+              <w:spacing w:after="0"/>
+            </w:pPr>
+            <w:r>
+              <w:rPr>
+                <w:rFonts w:ascii="Consolas" w:cs="Consolas" w:eastAsia="Consolas" w:hAnsi="Consolas"/>
+                <w:color w:val="3D3D3A"/>
+                <w:sz w:val="17"/>
+                <w:szCs w:val="17"/>
+              </w:rPr>
+              <w:t xml:space="preserve">    text description "nullable"</w:t>
+            </w:r>
+          </w:p>
+          <w:p>
+            <w:pPr>
+              <w:spacing w:after="0"/>
+            </w:pPr>
+            <w:r>
+              <w:rPr>
+                <w:rFonts w:ascii="Consolas" w:cs="Consolas" w:eastAsia="Consolas" w:hAnsi="Consolas"/>
+                <w:color w:val="3D3D3A"/>
+                <w:sz w:val="17"/>
+                <w:szCs w:val="17"/>
+              </w:rPr>
+              <w:t xml:space="preserve">    string website_url "nullable"</w:t>
+            </w:r>
+          </w:p>
+          <w:p>
+            <w:pPr>
+              <w:spacing w:after="0"/>
+            </w:pPr>
+            <w:r>
+              <w:rPr>
+                <w:rFonts w:ascii="Consolas" w:cs="Consolas" w:eastAsia="Consolas" w:hAnsi="Consolas"/>
+                <w:color w:val="3D3D3A"/>
+                <w:sz w:val="17"/>
+                <w:szCs w:val="17"/>
+              </w:rPr>
+              <w:t xml:space="preserve">    string contact_email "nullable"</w:t>
+            </w:r>
+          </w:p>
+          <w:p>
+            <w:pPr>
+              <w:spacing w:after="0"/>
+            </w:pPr>
+            <w:r>
+              <w:rPr>
+                <w:rFonts w:ascii="Consolas" w:cs="Consolas" w:eastAsia="Consolas" w:hAnsi="Consolas"/>
+                <w:color w:val="3D3D3A"/>
+                <w:sz w:val="17"/>
+                <w:szCs w:val="17"/>
+              </w:rPr>
+              <w:t xml:space="preserve">    string address "nullable"</w:t>
+            </w:r>
+          </w:p>
+          <w:p>
+            <w:pPr>
+              <w:spacing w:after="0"/>
+            </w:pPr>
+            <w:r>
+              <w:rPr>
+                <w:rFonts w:ascii="Consolas" w:cs="Consolas" w:eastAsia="Consolas" w:hAnsi="Consolas"/>
+                <w:color w:val="3D3D3A"/>
+                <w:sz w:val="17"/>
+                <w:szCs w:val="17"/>
+              </w:rPr>
+              <w:t xml:space="preserve">    timestamp created_at</w:t>
+            </w:r>
+          </w:p>
+          <w:p>
+            <w:pPr>
+              <w:spacing w:after="0"/>
+            </w:pPr>
+            <w:r>
+              <w:rPr>
+                <w:rFonts w:ascii="Consolas" w:cs="Consolas" w:eastAsia="Consolas" w:hAnsi="Consolas"/>
+                <w:color w:val="3D3D3A"/>
+                <w:sz w:val="17"/>
+                <w:szCs w:val="17"/>
+              </w:rPr>
+              <w:t xml:space="preserve">    timestamp updated_at "nullable, set on modification"</w:t>
+            </w:r>
+          </w:p>
+          <w:p>
+            <w:pPr>
+              <w:spacing w:after="0"/>
+            </w:pPr>
+            <w:r>
+              <w:rPr>
+                <w:rFonts w:ascii="Consolas" w:cs="Consolas" w:eastAsia="Consolas" w:hAnsi="Consolas"/>
+                <w:color w:val="3D3D3A"/>
+                <w:sz w:val="17"/>
+                <w:szCs w:val="17"/>
+              </w:rPr>
+              <w:t xml:space="preserve">  }</w:t>
+            </w:r>
+          </w:p>
+        </w:tc>
+      </w:tr>
+    </w:tbl>
+    <w:p>
+      <w:pPr>
+        <w:spacing w:after="200"/>
+      </w:pPr>
+    </w:p>
+    <w:tbl>
+      <w:tblPr>
+        <w:tblW w:type="dxa" w:w="9360"/>
+        <w:tblBorders>
+          <w:top w:val="single" w:color="auto" w:sz="4"/>
+          <w:left w:val="single" w:color="auto" w:sz="4"/>
+          <w:bottom w:val="single" w:color="auto" w:sz="4"/>
+          <w:right w:val="single" w:color="auto" w:sz="4"/>
+          <w:insideH w:val="single" w:color="auto" w:sz="4"/>
+          <w:insideV w:val="single" w:color="auto" w:sz="4"/>
+        </w:tblBorders>
+      </w:tblPr>
+      <w:tblGrid>
+        <w:gridCol w:w="2340"/>
+        <w:gridCol w:w="2340"/>
+        <w:gridCol w:w="2340"/>
+        <w:gridCol w:w="2340"/>
+      </w:tblGrid>
+      <w:tr>
+        <w:trPr>
+          <w:tblHeader/>
+        </w:trPr>
+        <w:tc>
+          <w:tcPr>
+            <w:tcW w:type="dxa" w:w="2340"/>
+            <w:tcBorders>
+              <w:top w:val="single" w:color="CCCCCC" w:sz="1"/>
+              <w:left w:val="single" w:color="CCCCCC" w:sz="1"/>
+              <w:bottom w:val="single" w:color="CCCCCC" w:sz="1"/>
+              <w:right w:val="single" w:color="CCCCCC" w:sz="1"/>
+            </w:tcBorders>
+            <w:shd w:fill="1F5C8B" w:val="clear"/>
+            <w:tcMar>
+              <w:top w:type="dxa" w:w="90"/>
+              <w:left w:type="dxa" w:w="110"/>
+              <w:bottom w:type="dxa" w:w="90"/>
+              <w:right w:type="dxa" w:w="110"/>
+            </w:tcMar>
+            <w:vAlign w:val="center"/>
+          </w:tcPr>
+          <w:p>
+            <w:pPr>
+              <w:jc w:val="left"/>
+            </w:pPr>
+            <w:r>
+              <w:rPr>
+                <w:b/>
+                <w:bCs/>
+                <w:color w:val="FFFFFF"/>
+                <w:sz w:val="19"/>
+                <w:szCs w:val="19"/>
+              </w:rPr>
+              <w:t xml:space="preserve">Field</w:t>
+            </w:r>
+          </w:p>
+        </w:tc>
+        <w:tc>
+          <w:tcPr>
+            <w:tcW w:type="dxa" w:w="2340"/>
+            <w:tcBorders>
+              <w:top w:val="single" w:color="CCCCCC" w:sz="1"/>
+              <w:left w:val="single" w:color="CCCCCC" w:sz="1"/>
+              <w:bottom w:val="single" w:color="CCCCCC" w:sz="1"/>
+              <w:right w:val="single" w:color="CCCCCC" w:sz="1"/>
+            </w:tcBorders>
+            <w:shd w:fill="1F5C8B" w:val="clear"/>
+            <w:tcMar>
+              <w:top w:type="dxa" w:w="90"/>
+              <w:left w:type="dxa" w:w="110"/>
+              <w:bottom w:type="dxa" w:w="90"/>
+              <w:right w:type="dxa" w:w="110"/>
+            </w:tcMar>
+            <w:vAlign w:val="center"/>
+          </w:tcPr>
+          <w:p>
+            <w:pPr>
+              <w:jc w:val="left"/>
+            </w:pPr>
+            <w:r>
+              <w:rPr>
+                <w:b/>
+                <w:bCs/>
+                <w:color w:val="FFFFFF"/>
+                <w:sz w:val="19"/>
+                <w:szCs w:val="19"/>
+              </w:rPr>
+              <w:t xml:space="preserve">Type</w:t>
+            </w:r>
+          </w:p>
+        </w:tc>
+        <w:tc>
+          <w:tcPr>
+            <w:tcW w:type="dxa" w:w="2340"/>
+            <w:tcBorders>
+              <w:top w:val="single" w:color="CCCCCC" w:sz="1"/>
+              <w:left w:val="single" w:color="CCCCCC" w:sz="1"/>
+              <w:bottom w:val="single" w:color="CCCCCC" w:sz="1"/>
+              <w:right w:val="single" w:color="CCCCCC" w:sz="1"/>
+            </w:tcBorders>
+            <w:shd w:fill="1F5C8B" w:val="clear"/>
+            <w:tcMar>
+              <w:top w:type="dxa" w:w="90"/>
+              <w:left w:type="dxa" w:w="110"/>
+              <w:bottom w:type="dxa" w:w="90"/>
+              <w:right w:type="dxa" w:w="110"/>
+            </w:tcMar>
+            <w:vAlign w:val="center"/>
+          </w:tcPr>
+          <w:p>
+            <w:pPr>
+              <w:jc w:val="left"/>
+            </w:pPr>
+            <w:r>
+              <w:rPr>
+                <w:b/>
+                <w:bCs/>
+                <w:color w:val="FFFFFF"/>
+                <w:sz w:val="19"/>
+                <w:szCs w:val="19"/>
+              </w:rPr>
+              <w:t xml:space="preserve">Nullable</w:t>
+            </w:r>
+          </w:p>
+        </w:tc>
+        <w:tc>
+          <w:tcPr>
+            <w:tcW w:type="dxa" w:w="2340"/>
+            <w:tcBorders>
+              <w:top w:val="single" w:color="CCCCCC" w:sz="1"/>
+              <w:left w:val="single" w:color="CCCCCC" w:sz="1"/>
+              <w:bottom w:val="single" w:color="CCCCCC" w:sz="1"/>
+              <w:right w:val="single" w:color="CCCCCC" w:sz="1"/>
+            </w:tcBorders>
+            <w:shd w:fill="1F5C8B" w:val="clear"/>
+            <w:tcMar>
+              <w:top w:type="dxa" w:w="90"/>
+              <w:left w:type="dxa" w:w="110"/>
+              <w:bottom w:type="dxa" w:w="90"/>
+              <w:right w:type="dxa" w:w="110"/>
+            </w:tcMar>
+            <w:vAlign w:val="center"/>
+          </w:tcPr>
+          <w:p>
+            <w:pPr>
+              <w:jc w:val="left"/>
+            </w:pPr>
+            <w:r>
+              <w:rPr>
+                <w:b/>
+                <w:bCs/>
+                <w:color w:val="FFFFFF"/>
+                <w:sz w:val="19"/>
+                <w:szCs w:val="19"/>
+              </w:rPr>
+              <w:t xml:space="preserve">Description</w:t>
+            </w:r>
+          </w:p>
+        </w:tc>
+      </w:tr>
+      <w:tr>
+        <w:tc>
+          <w:tcPr>
+            <w:tcW w:type="dxa" w:w="2340"/>
+            <w:tcBorders>
+              <w:top w:val="single" w:color="CCCCCC" w:sz="1"/>
+              <w:left w:val="single" w:color="CCCCCC" w:sz="1"/>
+              <w:bottom w:val="single" w:color="CCCCCC" w:sz="1"/>
+              <w:right w:val="single" w:color="CCCCCC" w:sz="1"/>
+            </w:tcBorders>
+            <w:tcMar>
+              <w:top w:type="dxa" w:w="90"/>
+              <w:left w:type="dxa" w:w="110"/>
+              <w:bottom w:type="dxa" w:w="90"/>
+              <w:right w:type="dxa" w:w="110"/>
+            </w:tcMar>
+            <w:vAlign w:val="center"/>
+          </w:tcPr>
+          <w:p>
+            <w:pPr>
+              <w:jc w:val="left"/>
+            </w:pPr>
+            <w:r>
+              <w:rPr>
+                <w:b w:val="false"/>
+                <w:bCs w:val="false"/>
+                <w:sz w:val="19"/>
+                <w:szCs w:val="19"/>
+              </w:rPr>
+              <w:t xml:space="preserve">id</w:t>
+            </w:r>
+          </w:p>
+        </w:tc>
+        <w:tc>
+          <w:tcPr>
+            <w:tcW w:type="dxa" w:w="2340"/>
+            <w:tcBorders>
+              <w:top w:val="single" w:color="CCCCCC" w:sz="1"/>
+              <w:left w:val="single" w:color="CCCCCC" w:sz="1"/>
+              <w:bottom w:val="single" w:color="CCCCCC" w:sz="1"/>
+              <w:right w:val="single" w:color="CCCCCC" w:sz="1"/>
+            </w:tcBorders>
+            <w:tcMar>
+              <w:top w:type="dxa" w:w="90"/>
+              <w:left w:type="dxa" w:w="110"/>
+              <w:bottom w:type="dxa" w:w="90"/>
+              <w:right w:type="dxa" w:w="110"/>
+            </w:tcMar>
+            <w:vAlign w:val="center"/>
+          </w:tcPr>
+          <w:p>
+            <w:pPr>
+              <w:jc w:val="left"/>
+            </w:pPr>
+            <w:r>
+              <w:rPr>
+                <w:b w:val="false"/>
+                <w:bCs w:val="false"/>
+                <w:sz w:val="19"/>
+                <w:szCs w:val="19"/>
+              </w:rPr>
+              <w:t xml:space="preserve">UUID (PK)</w:t>
+            </w:r>
+          </w:p>
+        </w:tc>
+        <w:tc>
+          <w:tcPr>
+            <w:tcW w:type="dxa" w:w="2340"/>
+            <w:tcBorders>
+              <w:top w:val="single" w:color="CCCCCC" w:sz="1"/>
+              <w:left w:val="single" w:color="CCCCCC" w:sz="1"/>
+              <w:bottom w:val="single" w:color="CCCCCC" w:sz="1"/>
+              <w:right w:val="single" w:color="CCCCCC" w:sz="1"/>
+            </w:tcBorders>
+            <w:tcMar>
+              <w:top w:type="dxa" w:w="90"/>
+              <w:left w:type="dxa" w:w="110"/>
+              <w:bottom w:type="dxa" w:w="90"/>
+              <w:right w:type="dxa" w:w="110"/>
+            </w:tcMar>
+            <w:vAlign w:val="center"/>
+          </w:tcPr>
+          <w:p>
+            <w:pPr>
+              <w:jc w:val="left"/>
+            </w:pPr>
+            <w:r>
+              <w:rPr>
+                <w:b w:val="false"/>
+                <w:bCs w:val="false"/>
+                <w:sz w:val="19"/>
+                <w:szCs w:val="19"/>
+              </w:rPr>
+              <w:t xml:space="preserve">No</w:t>
+            </w:r>
+          </w:p>
+        </w:tc>
+        <w:tc>
+          <w:tcPr>
+            <w:tcW w:type="dxa" w:w="2340"/>
+            <w:tcBorders>
+              <w:top w:val="single" w:color="CCCCCC" w:sz="1"/>
+              <w:left w:val="single" w:color="CCCCCC" w:sz="1"/>
+              <w:bottom w:val="single" w:color="CCCCCC" w:sz="1"/>
+              <w:right w:val="single" w:color="CCCCCC" w:sz="1"/>
+            </w:tcBorders>
+            <w:tcMar>
+              <w:top w:type="dxa" w:w="90"/>
+              <w:left w:type="dxa" w:w="110"/>
+              <w:bottom w:type="dxa" w:w="90"/>
+              <w:right w:type="dxa" w:w="110"/>
+            </w:tcMar>
+            <w:vAlign w:val="center"/>
+          </w:tcPr>
+          <w:p>
+            <w:pPr>
+              <w:jc w:val="left"/>
+            </w:pPr>
+            <w:r>
+              <w:rPr>
+                <w:b w:val="false"/>
+                <w:bCs w:val="false"/>
+                <w:sz w:val="19"/>
+                <w:szCs w:val="19"/>
+              </w:rPr>
+              <w:t xml:space="preserve">Primary key</w:t>
+            </w:r>
+          </w:p>
+        </w:tc>
+      </w:tr>
+      <w:tr>
+        <w:tc>
+          <w:tcPr>
+            <w:tcW w:type="dxa" w:w="2340"/>
+            <w:tcBorders>
+              <w:top w:val="single" w:color="CCCCCC" w:sz="1"/>
+              <w:left w:val="single" w:color="CCCCCC" w:sz="1"/>
+              <w:bottom w:val="single" w:color="CCCCCC" w:sz="1"/>
+              <w:right w:val="single" w:color="CCCCCC" w:sz="1"/>
+            </w:tcBorders>
+            <w:tcMar>
+              <w:top w:type="dxa" w:w="90"/>
+              <w:left w:type="dxa" w:w="110"/>
+              <w:bottom w:type="dxa" w:w="90"/>
+              <w:right w:type="dxa" w:w="110"/>
+            </w:tcMar>
+            <w:vAlign w:val="center"/>
+          </w:tcPr>
+          <w:p>
+            <w:pPr>
+              <w:jc w:val="left"/>
+            </w:pPr>
+            <w:r>
+              <w:rPr>
+                <w:b w:val="false"/>
+                <w:bCs w:val="false"/>
+                <w:sz w:val="19"/>
+                <w:szCs w:val="19"/>
+              </w:rPr>
+              <w:t xml:space="preserve">name</w:t>
+            </w:r>
+          </w:p>
+        </w:tc>
+        <w:tc>
+          <w:tcPr>
+            <w:tcW w:type="dxa" w:w="2340"/>
+            <w:tcBorders>
+              <w:top w:val="single" w:color="CCCCCC" w:sz="1"/>
+              <w:left w:val="single" w:color="CCCCCC" w:sz="1"/>
+              <w:bottom w:val="single" w:color="CCCCCC" w:sz="1"/>
+              <w:right w:val="single" w:color="CCCCCC" w:sz="1"/>
+            </w:tcBorders>
+            <w:tcMar>
+              <w:top w:type="dxa" w:w="90"/>
+              <w:left w:type="dxa" w:w="110"/>
+              <w:bottom w:type="dxa" w:w="90"/>
+              <w:right w:type="dxa" w:w="110"/>
+            </w:tcMar>
+            <w:vAlign w:val="center"/>
+          </w:tcPr>
+          <w:p>
+            <w:pPr>
+              <w:jc w:val="left"/>
+            </w:pPr>
+            <w:r>
+              <w:rPr>
+                <w:b w:val="false"/>
+                <w:bCs w:val="false"/>
+                <w:sz w:val="19"/>
+                <w:szCs w:val="19"/>
+              </w:rPr>
+              <w:t xml:space="preserve">String</w:t>
+            </w:r>
+          </w:p>
+        </w:tc>
+        <w:tc>
+          <w:tcPr>
+            <w:tcW w:type="dxa" w:w="2340"/>
+            <w:tcBorders>
+              <w:top w:val="single" w:color="CCCCCC" w:sz="1"/>
+              <w:left w:val="single" w:color="CCCCCC" w:sz="1"/>
+              <w:bottom w:val="single" w:color="CCCCCC" w:sz="1"/>
+              <w:right w:val="single" w:color="CCCCCC" w:sz="1"/>
+            </w:tcBorders>
+            <w:tcMar>
+              <w:top w:type="dxa" w:w="90"/>
+              <w:left w:type="dxa" w:w="110"/>
+              <w:bottom w:type="dxa" w:w="90"/>
+              <w:right w:type="dxa" w:w="110"/>
+            </w:tcMar>
+            <w:vAlign w:val="center"/>
+          </w:tcPr>
+          <w:p>
+            <w:pPr>
+              <w:jc w:val="left"/>
+            </w:pPr>
+            <w:r>
+              <w:rPr>
+                <w:b w:val="false"/>
+                <w:bCs w:val="false"/>
+                <w:sz w:val="19"/>
+                <w:szCs w:val="19"/>
+              </w:rPr>
+              <w:t xml:space="preserve">No</w:t>
+            </w:r>
+          </w:p>
+        </w:tc>
+        <w:tc>
+          <w:tcPr>
+            <w:tcW w:type="dxa" w:w="2340"/>
+            <w:tcBorders>
+              <w:top w:val="single" w:color="CCCCCC" w:sz="1"/>
+              <w:left w:val="single" w:color="CCCCCC" w:sz="1"/>
+              <w:bottom w:val="single" w:color="CCCCCC" w:sz="1"/>
+              <w:right w:val="single" w:color="CCCCCC" w:sz="1"/>
+            </w:tcBorders>
+            <w:tcMar>
+              <w:top w:type="dxa" w:w="90"/>
+              <w:left w:type="dxa" w:w="110"/>
+              <w:bottom w:type="dxa" w:w="90"/>
+              <w:right w:type="dxa" w:w="110"/>
+            </w:tcMar>
+            <w:vAlign w:val="center"/>
+          </w:tcPr>
+          <w:p>
+            <w:pPr>
+              <w:jc w:val="left"/>
+            </w:pPr>
+            <w:r>
+              <w:rPr>
+                <w:b w:val="false"/>
+                <w:bCs w:val="false"/>
+                <w:sz w:val="19"/>
+                <w:szCs w:val="19"/>
+              </w:rPr>
+              <w:t xml:space="preserve">Museum/institution name</w:t>
+            </w:r>
+          </w:p>
+        </w:tc>
+      </w:tr>
+      <w:tr>
+        <w:tc>
+          <w:tcPr>
+            <w:tcW w:type="dxa" w:w="2340"/>
+            <w:tcBorders>
+              <w:top w:val="single" w:color="CCCCCC" w:sz="1"/>
+              <w:left w:val="single" w:color="CCCCCC" w:sz="1"/>
+              <w:bottom w:val="single" w:color="CCCCCC" w:sz="1"/>
+              <w:right w:val="single" w:color="CCCCCC" w:sz="1"/>
+            </w:tcBorders>
+            <w:tcMar>
+              <w:top w:type="dxa" w:w="90"/>
+              <w:left w:type="dxa" w:w="110"/>
+              <w:bottom w:type="dxa" w:w="90"/>
+              <w:right w:type="dxa" w:w="110"/>
+            </w:tcMar>
+            <w:vAlign w:val="center"/>
+          </w:tcPr>
+          <w:p>
+            <w:pPr>
+              <w:jc w:val="left"/>
+            </w:pPr>
+            <w:r>
+              <w:rPr>
+                <w:b w:val="false"/>
+                <w:bCs w:val="false"/>
+                <w:sz w:val="19"/>
+                <w:szCs w:val="19"/>
+              </w:rPr>
+              <w:t xml:space="preserve">description</w:t>
+            </w:r>
+          </w:p>
+        </w:tc>
+        <w:tc>
+          <w:tcPr>
+            <w:tcW w:type="dxa" w:w="2340"/>
+            <w:tcBorders>
+              <w:top w:val="single" w:color="CCCCCC" w:sz="1"/>
+              <w:left w:val="single" w:color="CCCCCC" w:sz="1"/>
+              <w:bottom w:val="single" w:color="CCCCCC" w:sz="1"/>
+              <w:right w:val="single" w:color="CCCCCC" w:sz="1"/>
+            </w:tcBorders>
+            <w:tcMar>
+              <w:top w:type="dxa" w:w="90"/>
+              <w:left w:type="dxa" w:w="110"/>
+              <w:bottom w:type="dxa" w:w="90"/>
+              <w:right w:type="dxa" w:w="110"/>
+            </w:tcMar>
+            <w:vAlign w:val="center"/>
+          </w:tcPr>
+          <w:p>
+            <w:pPr>
+              <w:jc w:val="left"/>
+            </w:pPr>
+            <w:r>
+              <w:rPr>
+                <w:b w:val="false"/>
+                <w:bCs w:val="false"/>
+                <w:sz w:val="19"/>
+                <w:szCs w:val="19"/>
+              </w:rPr>
+              <w:t xml:space="preserve">Text</w:t>
+            </w:r>
+          </w:p>
+        </w:tc>
+        <w:tc>
+          <w:tcPr>
+            <w:tcW w:type="dxa" w:w="2340"/>
+            <w:tcBorders>
+              <w:top w:val="single" w:color="CCCCCC" w:sz="1"/>
+              <w:left w:val="single" w:color="CCCCCC" w:sz="1"/>
+              <w:bottom w:val="single" w:color="CCCCCC" w:sz="1"/>
+              <w:right w:val="single" w:color="CCCCCC" w:sz="1"/>
+            </w:tcBorders>
+            <w:tcMar>
+              <w:top w:type="dxa" w:w="90"/>
+              <w:left w:type="dxa" w:w="110"/>
+              <w:bottom w:type="dxa" w:w="90"/>
+              <w:right w:type="dxa" w:w="110"/>
+            </w:tcMar>
+            <w:vAlign w:val="center"/>
+          </w:tcPr>
+          <w:p>
+            <w:pPr>
+              <w:jc w:val="left"/>
+            </w:pPr>
+            <w:r>
+              <w:rPr>
+                <w:b w:val="false"/>
+                <w:bCs w:val="false"/>
+                <w:sz w:val="19"/>
+                <w:szCs w:val="19"/>
+              </w:rPr>
+              <w:t xml:space="preserve">Yes</w:t>
+            </w:r>
+          </w:p>
+        </w:tc>
+        <w:tc>
+          <w:tcPr>
+            <w:tcW w:type="dxa" w:w="2340"/>
+            <w:tcBorders>
+              <w:top w:val="single" w:color="CCCCCC" w:sz="1"/>
+              <w:left w:val="single" w:color="CCCCCC" w:sz="1"/>
+              <w:bottom w:val="single" w:color="CCCCCC" w:sz="1"/>
+              <w:right w:val="single" w:color="CCCCCC" w:sz="1"/>
+            </w:tcBorders>
+            <w:tcMar>
+              <w:top w:type="dxa" w:w="90"/>
+              <w:left w:type="dxa" w:w="110"/>
+              <w:bottom w:type="dxa" w:w="90"/>
+              <w:right w:type="dxa" w:w="110"/>
+            </w:tcMar>
+            <w:vAlign w:val="center"/>
+          </w:tcPr>
+          <w:p>
+            <w:pPr>
+              <w:jc w:val="left"/>
+            </w:pPr>
+            <w:r>
+              <w:rPr>
+                <w:b w:val="false"/>
+                <w:bCs w:val="false"/>
+                <w:sz w:val="19"/>
+                <w:szCs w:val="19"/>
+              </w:rPr>
+              <w:t xml:space="preserve">About the museum</w:t>
+            </w:r>
+          </w:p>
+        </w:tc>
+      </w:tr>
+      <w:tr>
+        <w:tc>
+          <w:tcPr>
+            <w:tcW w:type="dxa" w:w="2340"/>
+            <w:tcBorders>
+              <w:top w:val="single" w:color="CCCCCC" w:sz="1"/>
+              <w:left w:val="single" w:color="CCCCCC" w:sz="1"/>
+              <w:bottom w:val="single" w:color="CCCCCC" w:sz="1"/>
+              <w:right w:val="single" w:color="CCCCCC" w:sz="1"/>
+            </w:tcBorders>
+            <w:tcMar>
+              <w:top w:type="dxa" w:w="90"/>
+              <w:left w:type="dxa" w:w="110"/>
+              <w:bottom w:type="dxa" w:w="90"/>
+              <w:right w:type="dxa" w:w="110"/>
+            </w:tcMar>
+            <w:vAlign w:val="center"/>
+          </w:tcPr>
+          <w:p>
+            <w:pPr>
+              <w:jc w:val="left"/>
+            </w:pPr>
+            <w:r>
+              <w:rPr>
+                <w:b w:val="false"/>
+                <w:bCs w:val="false"/>
+                <w:sz w:val="19"/>
+                <w:szCs w:val="19"/>
+              </w:rPr>
+              <w:t xml:space="preserve">website_url</w:t>
+            </w:r>
+          </w:p>
+        </w:tc>
+        <w:tc>
+          <w:tcPr>
+            <w:tcW w:type="dxa" w:w="2340"/>
+            <w:tcBorders>
+              <w:top w:val="single" w:color="CCCCCC" w:sz="1"/>
+              <w:left w:val="single" w:color="CCCCCC" w:sz="1"/>
+              <w:bottom w:val="single" w:color="CCCCCC" w:sz="1"/>
+              <w:right w:val="single" w:color="CCCCCC" w:sz="1"/>
+            </w:tcBorders>
+            <w:tcMar>
+              <w:top w:type="dxa" w:w="90"/>
+              <w:left w:type="dxa" w:w="110"/>
+              <w:bottom w:type="dxa" w:w="90"/>
+              <w:right w:type="dxa" w:w="110"/>
+            </w:tcMar>
+            <w:vAlign w:val="center"/>
+          </w:tcPr>
+          <w:p>
+            <w:pPr>
+              <w:jc w:val="left"/>
+            </w:pPr>
+            <w:r>
+              <w:rPr>
+                <w:b w:val="false"/>
+                <w:bCs w:val="false"/>
+                <w:sz w:val="19"/>
+                <w:szCs w:val="19"/>
+              </w:rPr>
+              <w:t xml:space="preserve">String</w:t>
+            </w:r>
+          </w:p>
+        </w:tc>
+        <w:tc>
+          <w:tcPr>
+            <w:tcW w:type="dxa" w:w="2340"/>
+            <w:tcBorders>
+              <w:top w:val="single" w:color="CCCCCC" w:sz="1"/>
+              <w:left w:val="single" w:color="CCCCCC" w:sz="1"/>
+              <w:bottom w:val="single" w:color="CCCCCC" w:sz="1"/>
+              <w:right w:val="single" w:color="CCCCCC" w:sz="1"/>
+            </w:tcBorders>
+            <w:tcMar>
+              <w:top w:type="dxa" w:w="90"/>
+              <w:left w:type="dxa" w:w="110"/>
+              <w:bottom w:type="dxa" w:w="90"/>
+              <w:right w:type="dxa" w:w="110"/>
+            </w:tcMar>
+            <w:vAlign w:val="center"/>
+          </w:tcPr>
+          <w:p>
+            <w:pPr>
+              <w:jc w:val="left"/>
+            </w:pPr>
+            <w:r>
+              <w:rPr>
+                <w:b w:val="false"/>
+                <w:bCs w:val="false"/>
+                <w:sz w:val="19"/>
+                <w:szCs w:val="19"/>
+              </w:rPr>
+              <w:t xml:space="preserve">Yes</w:t>
+            </w:r>
+          </w:p>
+        </w:tc>
+        <w:tc>
+          <w:tcPr>
+            <w:tcW w:type="dxa" w:w="2340"/>
+            <w:tcBorders>
+              <w:top w:val="single" w:color="CCCCCC" w:sz="1"/>
+              <w:left w:val="single" w:color="CCCCCC" w:sz="1"/>
+              <w:bottom w:val="single" w:color="CCCCCC" w:sz="1"/>
+              <w:right w:val="single" w:color="CCCCCC" w:sz="1"/>
+            </w:tcBorders>
+            <w:tcMar>
+              <w:top w:type="dxa" w:w="90"/>
+              <w:left w:type="dxa" w:w="110"/>
+              <w:bottom w:type="dxa" w:w="90"/>
+              <w:right w:type="dxa" w:w="110"/>
+            </w:tcMar>
+            <w:vAlign w:val="center"/>
+          </w:tcPr>
+          <w:p>
+            <w:pPr>
+              <w:jc w:val="left"/>
+            </w:pPr>
+            <w:r>
+              <w:rPr>
+                <w:b w:val="false"/>
+                <w:bCs w:val="false"/>
+                <w:sz w:val="19"/>
+                <w:szCs w:val="19"/>
+              </w:rPr>
+              <w:t xml:space="preserve">Public website</w:t>
+            </w:r>
+          </w:p>
+        </w:tc>
+      </w:tr>
+      <w:tr>
+        <w:tc>
+          <w:tcPr>
+            <w:tcW w:type="dxa" w:w="2340"/>
+            <w:tcBorders>
+              <w:top w:val="single" w:color="CCCCCC" w:sz="1"/>
+              <w:left w:val="single" w:color="CCCCCC" w:sz="1"/>
+              <w:bottom w:val="single" w:color="CCCCCC" w:sz="1"/>
+              <w:right w:val="single" w:color="CCCCCC" w:sz="1"/>
+            </w:tcBorders>
+            <w:tcMar>
+              <w:top w:type="dxa" w:w="90"/>
+              <w:left w:type="dxa" w:w="110"/>
+              <w:bottom w:type="dxa" w:w="90"/>
+              <w:right w:type="dxa" w:w="110"/>
+            </w:tcMar>
+            <w:vAlign w:val="center"/>
+          </w:tcPr>
+          <w:p>
+            <w:pPr>
+              <w:jc w:val="left"/>
+            </w:pPr>
+            <w:r>
+              <w:rPr>
+                <w:b w:val="false"/>
+                <w:bCs w:val="false"/>
+                <w:sz w:val="19"/>
+                <w:szCs w:val="19"/>
+              </w:rPr>
+              <w:t xml:space="preserve">contact_email</w:t>
+            </w:r>
+          </w:p>
+        </w:tc>
+        <w:tc>
+          <w:tcPr>
+            <w:tcW w:type="dxa" w:w="2340"/>
+            <w:tcBorders>
+              <w:top w:val="single" w:color="CCCCCC" w:sz="1"/>
+              <w:left w:val="single" w:color="CCCCCC" w:sz="1"/>
+              <w:bottom w:val="single" w:color="CCCCCC" w:sz="1"/>
+              <w:right w:val="single" w:color="CCCCCC" w:sz="1"/>
+            </w:tcBorders>
+            <w:tcMar>
+              <w:top w:type="dxa" w:w="90"/>
+              <w:left w:type="dxa" w:w="110"/>
+              <w:bottom w:type="dxa" w:w="90"/>
+              <w:right w:type="dxa" w:w="110"/>
+            </w:tcMar>
+            <w:vAlign w:val="center"/>
+          </w:tcPr>
+          <w:p>
+            <w:pPr>
+              <w:jc w:val="left"/>
+            </w:pPr>
+            <w:r>
+              <w:rPr>
+                <w:b w:val="false"/>
+                <w:bCs w:val="false"/>
+                <w:sz w:val="19"/>
+                <w:szCs w:val="19"/>
+              </w:rPr>
+              <w:t xml:space="preserve">String</w:t>
+            </w:r>
+          </w:p>
+        </w:tc>
+        <w:tc>
+          <w:tcPr>
+            <w:tcW w:type="dxa" w:w="2340"/>
+            <w:tcBorders>
+              <w:top w:val="single" w:color="CCCCCC" w:sz="1"/>
+              <w:left w:val="single" w:color="CCCCCC" w:sz="1"/>
+              <w:bottom w:val="single" w:color="CCCCCC" w:sz="1"/>
+              <w:right w:val="single" w:color="CCCCCC" w:sz="1"/>
+            </w:tcBorders>
+            <w:tcMar>
+              <w:top w:type="dxa" w:w="90"/>
+              <w:left w:type="dxa" w:w="110"/>
+              <w:bottom w:type="dxa" w:w="90"/>
+              <w:right w:type="dxa" w:w="110"/>
+            </w:tcMar>
+            <w:vAlign w:val="center"/>
+          </w:tcPr>
+          <w:p>
+            <w:pPr>
+              <w:jc w:val="left"/>
+            </w:pPr>
+            <w:r>
+              <w:rPr>
+                <w:b w:val="false"/>
+                <w:bCs w:val="false"/>
+                <w:sz w:val="19"/>
+                <w:szCs w:val="19"/>
+              </w:rPr>
+              <w:t xml:space="preserve">Yes</w:t>
+            </w:r>
+          </w:p>
+        </w:tc>
+        <w:tc>
+          <w:tcPr>
+            <w:tcW w:type="dxa" w:w="2340"/>
+            <w:tcBorders>
+              <w:top w:val="single" w:color="CCCCCC" w:sz="1"/>
+              <w:left w:val="single" w:color="CCCCCC" w:sz="1"/>
+              <w:bottom w:val="single" w:color="CCCCCC" w:sz="1"/>
+              <w:right w:val="single" w:color="CCCCCC" w:sz="1"/>
+            </w:tcBorders>
+            <w:tcMar>
+              <w:top w:type="dxa" w:w="90"/>
+              <w:left w:type="dxa" w:w="110"/>
+              <w:bottom w:type="dxa" w:w="90"/>
+              <w:right w:type="dxa" w:w="110"/>
+            </w:tcMar>
+            <w:vAlign w:val="center"/>
+          </w:tcPr>
+          <w:p>
+            <w:pPr>
+              <w:jc w:val="left"/>
+            </w:pPr>
+            <w:r>
+              <w:rPr>
+                <w:b w:val="false"/>
+                <w:bCs w:val="false"/>
+                <w:sz w:val="19"/>
+                <w:szCs w:val="19"/>
+              </w:rPr>
+              <w:t xml:space="preserve">General contact address</w:t>
+            </w:r>
+          </w:p>
+        </w:tc>
+      </w:tr>
+      <w:tr>
+        <w:tc>
+          <w:tcPr>
+            <w:tcW w:type="dxa" w:w="2340"/>
+            <w:tcBorders>
+              <w:top w:val="single" w:color="CCCCCC" w:sz="1"/>
+              <w:left w:val="single" w:color="CCCCCC" w:sz="1"/>
+              <w:bottom w:val="single" w:color="CCCCCC" w:sz="1"/>
+              <w:right w:val="single" w:color="CCCCCC" w:sz="1"/>
+            </w:tcBorders>
+            <w:tcMar>
+              <w:top w:type="dxa" w:w="90"/>
+              <w:left w:type="dxa" w:w="110"/>
+              <w:bottom w:type="dxa" w:w="90"/>
+              <w:right w:type="dxa" w:w="110"/>
+            </w:tcMar>
+            <w:vAlign w:val="center"/>
+          </w:tcPr>
+          <w:p>
+            <w:pPr>
+              <w:jc w:val="left"/>
+            </w:pPr>
+            <w:r>
+              <w:rPr>
+                <w:b w:val="false"/>
+                <w:bCs w:val="false"/>
+                <w:sz w:val="19"/>
+                <w:szCs w:val="19"/>
+              </w:rPr>
+              <w:t xml:space="preserve">address</w:t>
+            </w:r>
+          </w:p>
+        </w:tc>
+        <w:tc>
+          <w:tcPr>
+            <w:tcW w:type="dxa" w:w="2340"/>
+            <w:tcBorders>
+              <w:top w:val="single" w:color="CCCCCC" w:sz="1"/>
+              <w:left w:val="single" w:color="CCCCCC" w:sz="1"/>
+              <w:bottom w:val="single" w:color="CCCCCC" w:sz="1"/>
+              <w:right w:val="single" w:color="CCCCCC" w:sz="1"/>
+            </w:tcBorders>
+            <w:tcMar>
+              <w:top w:type="dxa" w:w="90"/>
+              <w:left w:type="dxa" w:w="110"/>
+              <w:bottom w:type="dxa" w:w="90"/>
+              <w:right w:type="dxa" w:w="110"/>
+            </w:tcMar>
+            <w:vAlign w:val="center"/>
+          </w:tcPr>
+          <w:p>
+            <w:pPr>
+              <w:jc w:val="left"/>
+            </w:pPr>
+            <w:r>
+              <w:rPr>
+                <w:b w:val="false"/>
+                <w:bCs w:val="false"/>
+                <w:sz w:val="19"/>
+                <w:szCs w:val="19"/>
+              </w:rPr>
+              <w:t xml:space="preserve">String</w:t>
+            </w:r>
+          </w:p>
+        </w:tc>
+        <w:tc>
+          <w:tcPr>
+            <w:tcW w:type="dxa" w:w="2340"/>
+            <w:tcBorders>
+              <w:top w:val="single" w:color="CCCCCC" w:sz="1"/>
+              <w:left w:val="single" w:color="CCCCCC" w:sz="1"/>
+              <w:bottom w:val="single" w:color="CCCCCC" w:sz="1"/>
+              <w:right w:val="single" w:color="CCCCCC" w:sz="1"/>
+            </w:tcBorders>
+            <w:tcMar>
+              <w:top w:type="dxa" w:w="90"/>
+              <w:left w:type="dxa" w:w="110"/>
+              <w:bottom w:type="dxa" w:w="90"/>
+              <w:right w:type="dxa" w:w="110"/>
+            </w:tcMar>
+            <w:vAlign w:val="center"/>
+          </w:tcPr>
+          <w:p>
+            <w:pPr>
+              <w:jc w:val="left"/>
+            </w:pPr>
+            <w:r>
+              <w:rPr>
+                <w:b w:val="false"/>
+                <w:bCs w:val="false"/>
+                <w:sz w:val="19"/>
+                <w:szCs w:val="19"/>
+              </w:rPr>
+              <w:t xml:space="preserve">Yes</w:t>
+            </w:r>
+          </w:p>
+        </w:tc>
+        <w:tc>
+          <w:tcPr>
+            <w:tcW w:type="dxa" w:w="2340"/>
+            <w:tcBorders>
+              <w:top w:val="single" w:color="CCCCCC" w:sz="1"/>
+              <w:left w:val="single" w:color="CCCCCC" w:sz="1"/>
+              <w:bottom w:val="single" w:color="CCCCCC" w:sz="1"/>
+              <w:right w:val="single" w:color="CCCCCC" w:sz="1"/>
+            </w:tcBorders>
+            <w:tcMar>
+              <w:top w:type="dxa" w:w="90"/>
+              <w:left w:type="dxa" w:w="110"/>
+              <w:bottom w:type="dxa" w:w="90"/>
+              <w:right w:type="dxa" w:w="110"/>
+            </w:tcMar>
+            <w:vAlign w:val="center"/>
+          </w:tcPr>
+          <w:p>
+            <w:pPr>
+              <w:jc w:val="left"/>
+            </w:pPr>
+            <w:r>
+              <w:rPr>
+                <w:b w:val="false"/>
+                <w:bCs w:val="false"/>
+                <w:sz w:val="19"/>
+                <w:szCs w:val="19"/>
+              </w:rPr>
+              <w:t xml:space="preserve">Physical/mailing address</w:t>
+            </w:r>
+          </w:p>
+        </w:tc>
+      </w:tr>
+      <w:tr>
+        <w:tc>
+          <w:tcPr>
+            <w:tcW w:type="dxa" w:w="2340"/>
+            <w:tcBorders>
+              <w:top w:val="single" w:color="CCCCCC" w:sz="1"/>
+              <w:left w:val="single" w:color="CCCCCC" w:sz="1"/>
+              <w:bottom w:val="single" w:color="CCCCCC" w:sz="1"/>
+              <w:right w:val="single" w:color="CCCCCC" w:sz="1"/>
+            </w:tcBorders>
+            <w:tcMar>
+              <w:top w:type="dxa" w:w="90"/>
+              <w:left w:type="dxa" w:w="110"/>
+              <w:bottom w:type="dxa" w:w="90"/>
+              <w:right w:type="dxa" w:w="110"/>
+            </w:tcMar>
+            <w:vAlign w:val="center"/>
+          </w:tcPr>
+          <w:p>
+            <w:pPr>
+              <w:jc w:val="left"/>
+            </w:pPr>
+            <w:r>
+              <w:rPr>
+                <w:b w:val="false"/>
+                <w:bCs w:val="false"/>
+                <w:sz w:val="19"/>
+                <w:szCs w:val="19"/>
+              </w:rPr>
+              <w:t xml:space="preserve">created_at</w:t>
+            </w:r>
+          </w:p>
+        </w:tc>
+        <w:tc>
+          <w:tcPr>
+            <w:tcW w:type="dxa" w:w="2340"/>
+            <w:tcBorders>
+              <w:top w:val="single" w:color="CCCCCC" w:sz="1"/>
+              <w:left w:val="single" w:color="CCCCCC" w:sz="1"/>
+              <w:bottom w:val="single" w:color="CCCCCC" w:sz="1"/>
+              <w:right w:val="single" w:color="CCCCCC" w:sz="1"/>
+            </w:tcBorders>
+            <w:tcMar>
+              <w:top w:type="dxa" w:w="90"/>
+              <w:left w:type="dxa" w:w="110"/>
+              <w:bottom w:type="dxa" w:w="90"/>
+              <w:right w:type="dxa" w:w="110"/>
+            </w:tcMar>
+            <w:vAlign w:val="center"/>
+          </w:tcPr>
+          <w:p>
+            <w:pPr>
+              <w:jc w:val="left"/>
+            </w:pPr>
+            <w:r>
+              <w:rPr>
+                <w:b w:val="false"/>
+                <w:bCs w:val="false"/>
+                <w:sz w:val="19"/>
+                <w:szCs w:val="19"/>
+              </w:rPr>
+              <w:t xml:space="preserve">Timestamp</w:t>
+            </w:r>
+          </w:p>
+        </w:tc>
+        <w:tc>
+          <w:tcPr>
+            <w:tcW w:type="dxa" w:w="2340"/>
+            <w:tcBorders>
+              <w:top w:val="single" w:color="CCCCCC" w:sz="1"/>
+              <w:left w:val="single" w:color="CCCCCC" w:sz="1"/>
+              <w:bottom w:val="single" w:color="CCCCCC" w:sz="1"/>
+              <w:right w:val="single" w:color="CCCCCC" w:sz="1"/>
+            </w:tcBorders>
+            <w:tcMar>
+              <w:top w:type="dxa" w:w="90"/>
+              <w:left w:type="dxa" w:w="110"/>
+              <w:bottom w:type="dxa" w:w="90"/>
+              <w:right w:type="dxa" w:w="110"/>
+            </w:tcMar>
+            <w:vAlign w:val="center"/>
+          </w:tcPr>
+          <w:p>
+            <w:pPr>
+              <w:jc w:val="left"/>
+            </w:pPr>
+            <w:r>
+              <w:rPr>
+                <w:b w:val="false"/>
+                <w:bCs w:val="false"/>
+                <w:sz w:val="19"/>
+                <w:szCs w:val="19"/>
+              </w:rPr>
+              <w:t xml:space="preserve">No</w:t>
+            </w:r>
+          </w:p>
+        </w:tc>
+        <w:tc>
+          <w:tcPr>
+            <w:tcW w:type="dxa" w:w="2340"/>
+            <w:tcBorders>
+              <w:top w:val="single" w:color="CCCCCC" w:sz="1"/>
+              <w:left w:val="single" w:color="CCCCCC" w:sz="1"/>
+              <w:bottom w:val="single" w:color="CCCCCC" w:sz="1"/>
+              <w:right w:val="single" w:color="CCCCCC" w:sz="1"/>
+            </w:tcBorders>
+            <w:tcMar>
+              <w:top w:type="dxa" w:w="90"/>
+              <w:left w:type="dxa" w:w="110"/>
+              <w:bottom w:type="dxa" w:w="90"/>
+              <w:right w:type="dxa" w:w="110"/>
+            </w:tcMar>
+            <w:vAlign w:val="center"/>
+          </w:tcPr>
+          <w:p>
+            <w:pPr>
+              <w:jc w:val="left"/>
+            </w:pPr>
+            <w:r>
+              <w:rPr>
+                <w:b w:val="false"/>
+                <w:bCs w:val="false"/>
+                <w:sz w:val="19"/>
+                <w:szCs w:val="19"/>
+              </w:rPr>
+              <w:t xml:space="preserve">Creation time</w:t>
+            </w:r>
+          </w:p>
+        </w:tc>
+      </w:tr>
+      <w:tr>
+        <w:tc>
+          <w:tcPr>
+            <w:tcW w:type="dxa" w:w="2340"/>
+            <w:tcBorders>
+              <w:top w:val="single" w:color="CCCCCC" w:sz="1"/>
+              <w:left w:val="single" w:color="CCCCCC" w:sz="1"/>
+              <w:bottom w:val="single" w:color="CCCCCC" w:sz="1"/>
+              <w:right w:val="single" w:color="CCCCCC" w:sz="1"/>
+            </w:tcBorders>
+            <w:tcMar>
+              <w:top w:type="dxa" w:w="90"/>
+              <w:left w:type="dxa" w:w="110"/>
+              <w:bottom w:type="dxa" w:w="90"/>
+              <w:right w:type="dxa" w:w="110"/>
+            </w:tcMar>
+            <w:vAlign w:val="center"/>
+          </w:tcPr>
+          <w:p>
+            <w:pPr>
+              <w:jc w:val="left"/>
+            </w:pPr>
+            <w:r>
+              <w:rPr>
+                <w:b w:val="false"/>
+                <w:bCs w:val="false"/>
+                <w:sz w:val="19"/>
+                <w:szCs w:val="19"/>
+              </w:rPr>
+              <w:t xml:space="preserve">updated_at</w:t>
+            </w:r>
+          </w:p>
+        </w:tc>
+        <w:tc>
+          <w:tcPr>
+            <w:tcW w:type="dxa" w:w="2340"/>
+            <w:tcBorders>
+              <w:top w:val="single" w:color="CCCCCC" w:sz="1"/>
+              <w:left w:val="single" w:color="CCCCCC" w:sz="1"/>
+              <w:bottom w:val="single" w:color="CCCCCC" w:sz="1"/>
+              <w:right w:val="single" w:color="CCCCCC" w:sz="1"/>
+            </w:tcBorders>
+            <w:tcMar>
+              <w:top w:type="dxa" w:w="90"/>
+              <w:left w:type="dxa" w:w="110"/>
+              <w:bottom w:type="dxa" w:w="90"/>
+              <w:right w:type="dxa" w:w="110"/>
+            </w:tcMar>
+            <w:vAlign w:val="center"/>
+          </w:tcPr>
+          <w:p>
+            <w:pPr>
+              <w:jc w:val="left"/>
+            </w:pPr>
+            <w:r>
+              <w:rPr>
+                <w:b w:val="false"/>
+                <w:bCs w:val="false"/>
+                <w:sz w:val="19"/>
+                <w:szCs w:val="19"/>
+              </w:rPr>
+              <w:t xml:space="preserve">Timestamp</w:t>
+            </w:r>
+          </w:p>
+        </w:tc>
+        <w:tc>
+          <w:tcPr>
+            <w:tcW w:type="dxa" w:w="2340"/>
+            <w:tcBorders>
+              <w:top w:val="single" w:color="CCCCCC" w:sz="1"/>
+              <w:left w:val="single" w:color="CCCCCC" w:sz="1"/>
+              <w:bottom w:val="single" w:color="CCCCCC" w:sz="1"/>
+              <w:right w:val="single" w:color="CCCCCC" w:sz="1"/>
+            </w:tcBorders>
+            <w:tcMar>
+              <w:top w:type="dxa" w:w="90"/>
+              <w:left w:type="dxa" w:w="110"/>
+              <w:bottom w:type="dxa" w:w="90"/>
+              <w:right w:type="dxa" w:w="110"/>
+            </w:tcMar>
+            <w:vAlign w:val="center"/>
+          </w:tcPr>
+          <w:p>
+            <w:pPr>
+              <w:jc w:val="left"/>
+            </w:pPr>
+            <w:r>
+              <w:rPr>
+                <w:b w:val="false"/>
+                <w:bCs w:val="false"/>
+                <w:sz w:val="19"/>
+                <w:szCs w:val="19"/>
+              </w:rPr>
+              <w:t xml:space="preserve">Yes</w:t>
+            </w:r>
+          </w:p>
+        </w:tc>
+        <w:tc>
+          <w:tcPr>
+            <w:tcW w:type="dxa" w:w="2340"/>
+            <w:tcBorders>
+              <w:top w:val="single" w:color="CCCCCC" w:sz="1"/>
+              <w:left w:val="single" w:color="CCCCCC" w:sz="1"/>
+              <w:bottom w:val="single" w:color="CCCCCC" w:sz="1"/>
+              <w:right w:val="single" w:color="CCCCCC" w:sz="1"/>
+            </w:tcBorders>
+            <w:tcMar>
+              <w:top w:type="dxa" w:w="90"/>
+              <w:left w:type="dxa" w:w="110"/>
+              <w:bottom w:type="dxa" w:w="90"/>
+              <w:right w:type="dxa" w:w="110"/>
+            </w:tcMar>
+            <w:vAlign w:val="center"/>
+          </w:tcPr>
+          <w:p>
+            <w:pPr>
+              <w:jc w:val="left"/>
+            </w:pPr>
+            <w:r>
+              <w:rPr>
+                <w:b w:val="false"/>
+                <w:bCs w:val="false"/>
+                <w:sz w:val="19"/>
+                <w:szCs w:val="19"/>
+              </w:rPr>
+              <w:t xml:space="preserve">Last modification time; NULL until first edit</w:t>
+            </w:r>
+          </w:p>
+        </w:tc>
+      </w:tr>
+    </w:tbl>
+    <w:p>
+      <w:pPr>
+        <w:spacing w:after="200"/>
+      </w:pPr>
+    </w:p>
+    <w:p>
+      <w:pPr>
+        <w:pStyle w:val="Heading3"/>
+      </w:pPr>
+      <w:r>
+        <w:t xml:space="preserve">A.13 CollectionAccess</w:t>
+      </w:r>
+    </w:p>
+    <w:tbl>
+      <w:tblPr>
+        <w:tblW w:type="dxa" w:w="9360"/>
+        <w:tblBorders>
+          <w:top w:val="single" w:color="auto" w:sz="4"/>
+          <w:left w:val="single" w:color="auto" w:sz="4"/>
+          <w:bottom w:val="single" w:color="auto" w:sz="4"/>
+          <w:right w:val="single" w:color="auto" w:sz="4"/>
+          <w:insideH w:val="single" w:color="auto" w:sz="4"/>
+          <w:insideV w:val="single" w:color="auto" w:sz="4"/>
+        </w:tblBorders>
+      </w:tblPr>
+      <w:tblGrid>
+        <w:gridCol w:w="9360"/>
+      </w:tblGrid>
+      <w:tr>
+        <w:tc>
+          <w:tcPr>
+            <w:tcW w:type="dxa" w:w="9360"/>
+            <w:tcBorders>
+              <w:top w:val="single" w:color="DDDDD6" w:sz="2"/>
+              <w:left w:val="single" w:color="DDDDD6" w:sz="2"/>
+              <w:bottom w:val="single" w:color="DDDDD6" w:sz="2"/>
+              <w:right w:val="single" w:color="DDDDD6" w:sz="2"/>
+            </w:tcBorders>
+            <w:shd w:fill="F4F3EF" w:val="clear"/>
+            <w:tcMar>
+              <w:top w:type="dxa" w:w="120"/>
+              <w:left w:type="dxa" w:w="160"/>
+              <w:bottom w:type="dxa" w:w="120"/>
+              <w:right w:type="dxa" w:w="160"/>
+            </w:tcMar>
+          </w:tcPr>
+          <w:p>
+            <w:pPr>
+              <w:spacing w:after="0"/>
+            </w:pPr>
+            <w:r>
+              <w:rPr>
+                <w:rFonts w:ascii="Consolas" w:cs="Consolas" w:eastAsia="Consolas" w:hAnsi="Consolas"/>
+                <w:color w:val="3D3D3A"/>
+                <w:sz w:val="17"/>
+                <w:szCs w:val="17"/>
+              </w:rPr>
+              <w:t xml:space="preserve">erDiagram</w:t>
+            </w:r>
+          </w:p>
+          <w:p>
+            <w:pPr>
+              <w:spacing w:after="0"/>
+            </w:pPr>
+            <w:r>
+              <w:rPr>
+                <w:rFonts w:ascii="Consolas" w:cs="Consolas" w:eastAsia="Consolas" w:hAnsi="Consolas"/>
+                <w:color w:val="3D3D3A"/>
+                <w:sz w:val="17"/>
+                <w:szCs w:val="17"/>
+              </w:rPr>
+              <w:t xml:space="preserve">  COLLECTION ||--o{ COLLECTION_ACCESS : "grants access via"</w:t>
+            </w:r>
+          </w:p>
+          <w:p>
+            <w:pPr>
+              <w:spacing w:after="0"/>
+            </w:pPr>
+            <w:r>
+              <w:rPr>
+                <w:rFonts w:ascii="Consolas" w:cs="Consolas" w:eastAsia="Consolas" w:hAnsi="Consolas"/>
+                <w:color w:val="3D3D3A"/>
+                <w:sz w:val="17"/>
+                <w:szCs w:val="17"/>
+              </w:rPr>
+              <w:t xml:space="preserve">  USER ||--o{ COLLECTION_ACCESS : "granted access to"</w:t>
+            </w:r>
+          </w:p>
+          <w:p>
+            <w:pPr>
+              <w:spacing w:after="0"/>
+            </w:pPr>
+            <w:r>
+              <w:rPr>
+                <w:rFonts w:ascii="Consolas" w:cs="Consolas" w:eastAsia="Consolas" w:hAnsi="Consolas"/>
+                <w:color w:val="3D3D3A"/>
+                <w:sz w:val="17"/>
+                <w:szCs w:val="17"/>
+              </w:rPr>
+              <w:t xml:space="preserve">  USER ||--o{ COLLECTION_ACCESS : "granted by (optional)"</w:t>
+            </w:r>
+          </w:p>
+          <w:p>
+            <w:pPr>
+              <w:spacing w:after="0"/>
+            </w:pPr>
+            <w:r>
+              <w:rPr>
+                <w:rFonts w:ascii="Consolas" w:cs="Consolas" w:eastAsia="Consolas" w:hAnsi="Consolas"/>
+                <w:color w:val="3D3D3A"/>
+                <w:sz w:val="17"/>
+                <w:szCs w:val="17"/>
+              </w:rPr>
+              <w:t xml:space="preserve"/>
+            </w:r>
+          </w:p>
+          <w:p>
+            <w:pPr>
+              <w:spacing w:after="0"/>
+            </w:pPr>
+            <w:r>
+              <w:rPr>
+                <w:rFonts w:ascii="Consolas" w:cs="Consolas" w:eastAsia="Consolas" w:hAnsi="Consolas"/>
+                <w:color w:val="3D3D3A"/>
+                <w:sz w:val="17"/>
+                <w:szCs w:val="17"/>
+              </w:rPr>
+              <w:t xml:space="preserve">  COLLECTION_ACCESS {</w:t>
+            </w:r>
+          </w:p>
+          <w:p>
+            <w:pPr>
+              <w:spacing w:after="0"/>
+            </w:pPr>
+            <w:r>
+              <w:rPr>
+                <w:rFonts w:ascii="Consolas" w:cs="Consolas" w:eastAsia="Consolas" w:hAnsi="Consolas"/>
+                <w:color w:val="3D3D3A"/>
+                <w:sz w:val="17"/>
+                <w:szCs w:val="17"/>
+              </w:rPr>
+              <w:t xml:space="preserve">    uuid id PK</w:t>
+            </w:r>
+          </w:p>
+          <w:p>
+            <w:pPr>
+              <w:spacing w:after="0"/>
+            </w:pPr>
+            <w:r>
+              <w:rPr>
+                <w:rFonts w:ascii="Consolas" w:cs="Consolas" w:eastAsia="Consolas" w:hAnsi="Consolas"/>
+                <w:color w:val="3D3D3A"/>
+                <w:sz w:val="17"/>
+                <w:szCs w:val="17"/>
+              </w:rPr>
+              <w:t xml:space="preserve">    uuid collection_id FK</w:t>
+            </w:r>
+          </w:p>
+          <w:p>
+            <w:pPr>
+              <w:spacing w:after="0"/>
+            </w:pPr>
+            <w:r>
+              <w:rPr>
+                <w:rFonts w:ascii="Consolas" w:cs="Consolas" w:eastAsia="Consolas" w:hAnsi="Consolas"/>
+                <w:color w:val="3D3D3A"/>
+                <w:sz w:val="17"/>
+                <w:szCs w:val="17"/>
+              </w:rPr>
+              <w:t xml:space="preserve">    uuid user_id FK</w:t>
+            </w:r>
+          </w:p>
+          <w:p>
+            <w:pPr>
+              <w:spacing w:after="0"/>
+            </w:pPr>
+            <w:r>
+              <w:rPr>
+                <w:rFonts w:ascii="Consolas" w:cs="Consolas" w:eastAsia="Consolas" w:hAnsi="Consolas"/>
+                <w:color w:val="3D3D3A"/>
+                <w:sz w:val="17"/>
+                <w:szCs w:val="17"/>
+              </w:rPr>
+              <w:t xml:space="preserve">    string access_level "view or manage"</w:t>
+            </w:r>
+          </w:p>
+          <w:p>
+            <w:pPr>
+              <w:spacing w:after="0"/>
+            </w:pPr>
+            <w:r>
+              <w:rPr>
+                <w:rFonts w:ascii="Consolas" w:cs="Consolas" w:eastAsia="Consolas" w:hAnsi="Consolas"/>
+                <w:color w:val="3D3D3A"/>
+                <w:sz w:val="17"/>
+                <w:szCs w:val="17"/>
+              </w:rPr>
+              <w:t xml:space="preserve">    uuid granted_by FK "nullable"</w:t>
+            </w:r>
+          </w:p>
+          <w:p>
+            <w:pPr>
+              <w:spacing w:after="0"/>
+            </w:pPr>
+            <w:r>
+              <w:rPr>
+                <w:rFonts w:ascii="Consolas" w:cs="Consolas" w:eastAsia="Consolas" w:hAnsi="Consolas"/>
+                <w:color w:val="3D3D3A"/>
+                <w:sz w:val="17"/>
+                <w:szCs w:val="17"/>
+              </w:rPr>
+              <w:t xml:space="preserve">    timestamp granted_at</w:t>
+            </w:r>
+          </w:p>
+          <w:p>
+            <w:pPr>
+              <w:spacing w:after="0"/>
+            </w:pPr>
+            <w:r>
+              <w:rPr>
+                <w:rFonts w:ascii="Consolas" w:cs="Consolas" w:eastAsia="Consolas" w:hAnsi="Consolas"/>
+                <w:color w:val="3D3D3A"/>
+                <w:sz w:val="17"/>
+                <w:szCs w:val="17"/>
+              </w:rPr>
+              <w:t xml:space="preserve">  }</w:t>
+            </w:r>
+          </w:p>
+        </w:tc>
+      </w:tr>
+    </w:tbl>
+    <w:p>
+      <w:pPr>
+        <w:spacing w:after="200"/>
+      </w:pPr>
+    </w:p>
+    <w:tbl>
+      <w:tblPr>
+        <w:tblW w:type="dxa" w:w="9360"/>
+        <w:tblBorders>
+          <w:top w:val="single" w:color="auto" w:sz="4"/>
+          <w:left w:val="single" w:color="auto" w:sz="4"/>
+          <w:bottom w:val="single" w:color="auto" w:sz="4"/>
+          <w:right w:val="single" w:color="auto" w:sz="4"/>
+          <w:insideH w:val="single" w:color="auto" w:sz="4"/>
+          <w:insideV w:val="single" w:color="auto" w:sz="4"/>
+        </w:tblBorders>
+      </w:tblPr>
+      <w:tblGrid>
+        <w:gridCol w:w="2340"/>
+        <w:gridCol w:w="2340"/>
+        <w:gridCol w:w="2340"/>
+        <w:gridCol w:w="2340"/>
+      </w:tblGrid>
+      <w:tr>
+        <w:trPr>
+          <w:tblHeader/>
+        </w:trPr>
+        <w:tc>
+          <w:tcPr>
+            <w:tcW w:type="dxa" w:w="2340"/>
+            <w:tcBorders>
+              <w:top w:val="single" w:color="CCCCCC" w:sz="1"/>
+              <w:left w:val="single" w:color="CCCCCC" w:sz="1"/>
+              <w:bottom w:val="single" w:color="CCCCCC" w:sz="1"/>
+              <w:right w:val="single" w:color="CCCCCC" w:sz="1"/>
+            </w:tcBorders>
+            <w:shd w:fill="1F5C8B" w:val="clear"/>
+            <w:tcMar>
+              <w:top w:type="dxa" w:w="90"/>
+              <w:left w:type="dxa" w:w="110"/>
+              <w:bottom w:type="dxa" w:w="90"/>
+              <w:right w:type="dxa" w:w="110"/>
+            </w:tcMar>
+            <w:vAlign w:val="center"/>
+          </w:tcPr>
+          <w:p>
+            <w:pPr>
+              <w:jc w:val="left"/>
+            </w:pPr>
+            <w:r>
+              <w:rPr>
+                <w:b/>
+                <w:bCs/>
+                <w:color w:val="FFFFFF"/>
+                <w:sz w:val="19"/>
+                <w:szCs w:val="19"/>
+              </w:rPr>
+              <w:t xml:space="preserve">Field</w:t>
+            </w:r>
+          </w:p>
+        </w:tc>
+        <w:tc>
+          <w:tcPr>
+            <w:tcW w:type="dxa" w:w="2340"/>
+            <w:tcBorders>
+              <w:top w:val="single" w:color="CCCCCC" w:sz="1"/>
+              <w:left w:val="single" w:color="CCCCCC" w:sz="1"/>
+              <w:bottom w:val="single" w:color="CCCCCC" w:sz="1"/>
+              <w:right w:val="single" w:color="CCCCCC" w:sz="1"/>
+            </w:tcBorders>
+            <w:shd w:fill="1F5C8B" w:val="clear"/>
+            <w:tcMar>
+              <w:top w:type="dxa" w:w="90"/>
+              <w:left w:type="dxa" w:w="110"/>
+              <w:bottom w:type="dxa" w:w="90"/>
+              <w:right w:type="dxa" w:w="110"/>
+            </w:tcMar>
+            <w:vAlign w:val="center"/>
+          </w:tcPr>
+          <w:p>
+            <w:pPr>
+              <w:jc w:val="left"/>
+            </w:pPr>
+            <w:r>
+              <w:rPr>
+                <w:b/>
+                <w:bCs/>
+                <w:color w:val="FFFFFF"/>
+                <w:sz w:val="19"/>
+                <w:szCs w:val="19"/>
+              </w:rPr>
+              <w:t xml:space="preserve">Type</w:t>
+            </w:r>
+          </w:p>
+        </w:tc>
+        <w:tc>
+          <w:tcPr>
+            <w:tcW w:type="dxa" w:w="2340"/>
+            <w:tcBorders>
+              <w:top w:val="single" w:color="CCCCCC" w:sz="1"/>
+              <w:left w:val="single" w:color="CCCCCC" w:sz="1"/>
+              <w:bottom w:val="single" w:color="CCCCCC" w:sz="1"/>
+              <w:right w:val="single" w:color="CCCCCC" w:sz="1"/>
+            </w:tcBorders>
+            <w:shd w:fill="1F5C8B" w:val="clear"/>
+            <w:tcMar>
+              <w:top w:type="dxa" w:w="90"/>
+              <w:left w:type="dxa" w:w="110"/>
+              <w:bottom w:type="dxa" w:w="90"/>
+              <w:right w:type="dxa" w:w="110"/>
+            </w:tcMar>
+            <w:vAlign w:val="center"/>
+          </w:tcPr>
+          <w:p>
+            <w:pPr>
+              <w:jc w:val="left"/>
+            </w:pPr>
+            <w:r>
+              <w:rPr>
+                <w:b/>
+                <w:bCs/>
+                <w:color w:val="FFFFFF"/>
+                <w:sz w:val="19"/>
+                <w:szCs w:val="19"/>
+              </w:rPr>
+              <w:t xml:space="preserve">Nullable</w:t>
+            </w:r>
+          </w:p>
+        </w:tc>
+        <w:tc>
+          <w:tcPr>
+            <w:tcW w:type="dxa" w:w="2340"/>
+            <w:tcBorders>
+              <w:top w:val="single" w:color="CCCCCC" w:sz="1"/>
+              <w:left w:val="single" w:color="CCCCCC" w:sz="1"/>
+              <w:bottom w:val="single" w:color="CCCCCC" w:sz="1"/>
+              <w:right w:val="single" w:color="CCCCCC" w:sz="1"/>
+            </w:tcBorders>
+            <w:shd w:fill="1F5C8B" w:val="clear"/>
+            <w:tcMar>
+              <w:top w:type="dxa" w:w="90"/>
+              <w:left w:type="dxa" w:w="110"/>
+              <w:bottom w:type="dxa" w:w="90"/>
+              <w:right w:type="dxa" w:w="110"/>
+            </w:tcMar>
+            <w:vAlign w:val="center"/>
+          </w:tcPr>
+          <w:p>
+            <w:pPr>
+              <w:jc w:val="left"/>
+            </w:pPr>
+            <w:r>
+              <w:rPr>
+                <w:b/>
+                <w:bCs/>
+                <w:color w:val="FFFFFF"/>
+                <w:sz w:val="19"/>
+                <w:szCs w:val="19"/>
+              </w:rPr>
+              <w:t xml:space="preserve">Description</w:t>
+            </w:r>
+          </w:p>
+        </w:tc>
+      </w:tr>
+      <w:tr>
+        <w:tc>
+          <w:tcPr>
+            <w:tcW w:type="dxa" w:w="2340"/>
+            <w:tcBorders>
+              <w:top w:val="single" w:color="CCCCCC" w:sz="1"/>
+              <w:left w:val="single" w:color="CCCCCC" w:sz="1"/>
+              <w:bottom w:val="single" w:color="CCCCCC" w:sz="1"/>
+              <w:right w:val="single" w:color="CCCCCC" w:sz="1"/>
+            </w:tcBorders>
+            <w:tcMar>
+              <w:top w:type="dxa" w:w="90"/>
+              <w:left w:type="dxa" w:w="110"/>
+              <w:bottom w:type="dxa" w:w="90"/>
+              <w:right w:type="dxa" w:w="110"/>
+            </w:tcMar>
+            <w:vAlign w:val="center"/>
+          </w:tcPr>
+          <w:p>
+            <w:pPr>
+              <w:jc w:val="left"/>
+            </w:pPr>
+            <w:r>
+              <w:rPr>
+                <w:b w:val="false"/>
+                <w:bCs w:val="false"/>
+                <w:sz w:val="19"/>
+                <w:szCs w:val="19"/>
+              </w:rPr>
+              <w:t xml:space="preserve">id</w:t>
+            </w:r>
+          </w:p>
+        </w:tc>
+        <w:tc>
+          <w:tcPr>
+            <w:tcW w:type="dxa" w:w="2340"/>
+            <w:tcBorders>
+              <w:top w:val="single" w:color="CCCCCC" w:sz="1"/>
+              <w:left w:val="single" w:color="CCCCCC" w:sz="1"/>
+              <w:bottom w:val="single" w:color="CCCCCC" w:sz="1"/>
+              <w:right w:val="single" w:color="CCCCCC" w:sz="1"/>
+            </w:tcBorders>
+            <w:tcMar>
+              <w:top w:type="dxa" w:w="90"/>
+              <w:left w:type="dxa" w:w="110"/>
+              <w:bottom w:type="dxa" w:w="90"/>
+              <w:right w:type="dxa" w:w="110"/>
+            </w:tcMar>
+            <w:vAlign w:val="center"/>
+          </w:tcPr>
+          <w:p>
+            <w:pPr>
+              <w:jc w:val="left"/>
+            </w:pPr>
+            <w:r>
+              <w:rPr>
+                <w:b w:val="false"/>
+                <w:bCs w:val="false"/>
+                <w:sz w:val="19"/>
+                <w:szCs w:val="19"/>
+              </w:rPr>
+              <w:t xml:space="preserve">UUID (PK)</w:t>
+            </w:r>
+          </w:p>
+        </w:tc>
+        <w:tc>
+          <w:tcPr>
+            <w:tcW w:type="dxa" w:w="2340"/>
+            <w:tcBorders>
+              <w:top w:val="single" w:color="CCCCCC" w:sz="1"/>
+              <w:left w:val="single" w:color="CCCCCC" w:sz="1"/>
+              <w:bottom w:val="single" w:color="CCCCCC" w:sz="1"/>
+              <w:right w:val="single" w:color="CCCCCC" w:sz="1"/>
+            </w:tcBorders>
+            <w:tcMar>
+              <w:top w:type="dxa" w:w="90"/>
+              <w:left w:type="dxa" w:w="110"/>
+              <w:bottom w:type="dxa" w:w="90"/>
+              <w:right w:type="dxa" w:w="110"/>
+            </w:tcMar>
+            <w:vAlign w:val="center"/>
+          </w:tcPr>
+          <w:p>
+            <w:pPr>
+              <w:jc w:val="left"/>
+            </w:pPr>
+            <w:r>
+              <w:rPr>
+                <w:b w:val="false"/>
+                <w:bCs w:val="false"/>
+                <w:sz w:val="19"/>
+                <w:szCs w:val="19"/>
+              </w:rPr>
+              <w:t xml:space="preserve">No</w:t>
+            </w:r>
+          </w:p>
+        </w:tc>
+        <w:tc>
+          <w:tcPr>
+            <w:tcW w:type="dxa" w:w="2340"/>
+            <w:tcBorders>
+              <w:top w:val="single" w:color="CCCCCC" w:sz="1"/>
+              <w:left w:val="single" w:color="CCCCCC" w:sz="1"/>
+              <w:bottom w:val="single" w:color="CCCCCC" w:sz="1"/>
+              <w:right w:val="single" w:color="CCCCCC" w:sz="1"/>
+            </w:tcBorders>
+            <w:tcMar>
+              <w:top w:type="dxa" w:w="90"/>
+              <w:left w:type="dxa" w:w="110"/>
+              <w:bottom w:type="dxa" w:w="90"/>
+              <w:right w:type="dxa" w:w="110"/>
+            </w:tcMar>
+            <w:vAlign w:val="center"/>
+          </w:tcPr>
+          <w:p>
+            <w:pPr>
+              <w:jc w:val="left"/>
+            </w:pPr>
+            <w:r>
+              <w:rPr>
+                <w:b w:val="false"/>
+                <w:bCs w:val="false"/>
+                <w:sz w:val="19"/>
+                <w:szCs w:val="19"/>
+              </w:rPr>
+              <w:t xml:space="preserve">Primary key</w:t>
+            </w:r>
+          </w:p>
+        </w:tc>
+      </w:tr>
+      <w:tr>
+        <w:tc>
+          <w:tcPr>
+            <w:tcW w:type="dxa" w:w="2340"/>
+            <w:tcBorders>
+              <w:top w:val="single" w:color="CCCCCC" w:sz="1"/>
+              <w:left w:val="single" w:color="CCCCCC" w:sz="1"/>
+              <w:bottom w:val="single" w:color="CCCCCC" w:sz="1"/>
+              <w:right w:val="single" w:color="CCCCCC" w:sz="1"/>
+            </w:tcBorders>
+            <w:tcMar>
+              <w:top w:type="dxa" w:w="90"/>
+              <w:left w:type="dxa" w:w="110"/>
+              <w:bottom w:type="dxa" w:w="90"/>
+              <w:right w:type="dxa" w:w="110"/>
+            </w:tcMar>
+            <w:vAlign w:val="center"/>
+          </w:tcPr>
+          <w:p>
+            <w:pPr>
+              <w:jc w:val="left"/>
+            </w:pPr>
+            <w:r>
+              <w:rPr>
+                <w:b w:val="false"/>
+                <w:bCs w:val="false"/>
+                <w:sz w:val="19"/>
+                <w:szCs w:val="19"/>
+              </w:rPr>
+              <w:t xml:space="preserve">collection_id</w:t>
+            </w:r>
+          </w:p>
+        </w:tc>
+        <w:tc>
+          <w:tcPr>
+            <w:tcW w:type="dxa" w:w="2340"/>
+            <w:tcBorders>
+              <w:top w:val="single" w:color="CCCCCC" w:sz="1"/>
+              <w:left w:val="single" w:color="CCCCCC" w:sz="1"/>
+              <w:bottom w:val="single" w:color="CCCCCC" w:sz="1"/>
+              <w:right w:val="single" w:color="CCCCCC" w:sz="1"/>
+            </w:tcBorders>
+            <w:tcMar>
+              <w:top w:type="dxa" w:w="90"/>
+              <w:left w:type="dxa" w:w="110"/>
+              <w:bottom w:type="dxa" w:w="90"/>
+              <w:right w:type="dxa" w:w="110"/>
+            </w:tcMar>
+            <w:vAlign w:val="center"/>
+          </w:tcPr>
+          <w:p>
+            <w:pPr>
+              <w:jc w:val="left"/>
+            </w:pPr>
+            <w:r>
+              <w:rPr>
+                <w:b w:val="false"/>
+                <w:bCs w:val="false"/>
+                <w:sz w:val="19"/>
+                <w:szCs w:val="19"/>
+              </w:rPr>
+              <w:t xml:space="preserve">UUID (FK → Collection)</w:t>
+            </w:r>
+          </w:p>
+        </w:tc>
+        <w:tc>
+          <w:tcPr>
+            <w:tcW w:type="dxa" w:w="2340"/>
+            <w:tcBorders>
+              <w:top w:val="single" w:color="CCCCCC" w:sz="1"/>
+              <w:left w:val="single" w:color="CCCCCC" w:sz="1"/>
+              <w:bottom w:val="single" w:color="CCCCCC" w:sz="1"/>
+              <w:right w:val="single" w:color="CCCCCC" w:sz="1"/>
+            </w:tcBorders>
+            <w:tcMar>
+              <w:top w:type="dxa" w:w="90"/>
+              <w:left w:type="dxa" w:w="110"/>
+              <w:bottom w:type="dxa" w:w="90"/>
+              <w:right w:type="dxa" w:w="110"/>
+            </w:tcMar>
+            <w:vAlign w:val="center"/>
+          </w:tcPr>
+          <w:p>
+            <w:pPr>
+              <w:jc w:val="left"/>
+            </w:pPr>
+            <w:r>
+              <w:rPr>
+                <w:b w:val="false"/>
+                <w:bCs w:val="false"/>
+                <w:sz w:val="19"/>
+                <w:szCs w:val="19"/>
+              </w:rPr>
+              <w:t xml:space="preserve">No</w:t>
+            </w:r>
+          </w:p>
+        </w:tc>
+        <w:tc>
+          <w:tcPr>
+            <w:tcW w:type="dxa" w:w="2340"/>
+            <w:tcBorders>
+              <w:top w:val="single" w:color="CCCCCC" w:sz="1"/>
+              <w:left w:val="single" w:color="CCCCCC" w:sz="1"/>
+              <w:bottom w:val="single" w:color="CCCCCC" w:sz="1"/>
+              <w:right w:val="single" w:color="CCCCCC" w:sz="1"/>
+            </w:tcBorders>
+            <w:tcMar>
+              <w:top w:type="dxa" w:w="90"/>
+              <w:left w:type="dxa" w:w="110"/>
+              <w:bottom w:type="dxa" w:w="90"/>
+              <w:right w:type="dxa" w:w="110"/>
+            </w:tcMar>
+            <w:vAlign w:val="center"/>
+          </w:tcPr>
+          <w:p>
+            <w:pPr>
+              <w:jc w:val="left"/>
+            </w:pPr>
+            <w:r>
+              <w:rPr>
+                <w:b w:val="false"/>
+                <w:bCs w:val="false"/>
+                <w:sz w:val="19"/>
+                <w:szCs w:val="19"/>
+              </w:rPr>
+              <w:t xml:space="preserve">The private Collection being granted access to</w:t>
+            </w:r>
+          </w:p>
+        </w:tc>
+      </w:tr>
+      <w:tr>
+        <w:tc>
+          <w:tcPr>
+            <w:tcW w:type="dxa" w:w="2340"/>
+            <w:tcBorders>
+              <w:top w:val="single" w:color="CCCCCC" w:sz="1"/>
+              <w:left w:val="single" w:color="CCCCCC" w:sz="1"/>
+              <w:bottom w:val="single" w:color="CCCCCC" w:sz="1"/>
+              <w:right w:val="single" w:color="CCCCCC" w:sz="1"/>
+            </w:tcBorders>
+            <w:tcMar>
+              <w:top w:type="dxa" w:w="90"/>
+              <w:left w:type="dxa" w:w="110"/>
+              <w:bottom w:type="dxa" w:w="90"/>
+              <w:right w:type="dxa" w:w="110"/>
+            </w:tcMar>
+            <w:vAlign w:val="center"/>
+          </w:tcPr>
+          <w:p>
+            <w:pPr>
+              <w:jc w:val="left"/>
+            </w:pPr>
+            <w:r>
+              <w:rPr>
+                <w:b w:val="false"/>
+                <w:bCs w:val="false"/>
+                <w:sz w:val="19"/>
+                <w:szCs w:val="19"/>
+              </w:rPr>
+              <w:t xml:space="preserve">user_id</w:t>
+            </w:r>
+          </w:p>
+        </w:tc>
+        <w:tc>
+          <w:tcPr>
+            <w:tcW w:type="dxa" w:w="2340"/>
+            <w:tcBorders>
+              <w:top w:val="single" w:color="CCCCCC" w:sz="1"/>
+              <w:left w:val="single" w:color="CCCCCC" w:sz="1"/>
+              <w:bottom w:val="single" w:color="CCCCCC" w:sz="1"/>
+              <w:right w:val="single" w:color="CCCCCC" w:sz="1"/>
+            </w:tcBorders>
+            <w:tcMar>
+              <w:top w:type="dxa" w:w="90"/>
+              <w:left w:type="dxa" w:w="110"/>
+              <w:bottom w:type="dxa" w:w="90"/>
+              <w:right w:type="dxa" w:w="110"/>
+            </w:tcMar>
+            <w:vAlign w:val="center"/>
+          </w:tcPr>
+          <w:p>
+            <w:pPr>
+              <w:jc w:val="left"/>
+            </w:pPr>
+            <w:r>
+              <w:rPr>
+                <w:b w:val="false"/>
+                <w:bCs w:val="false"/>
+                <w:sz w:val="19"/>
+                <w:szCs w:val="19"/>
+              </w:rPr>
+              <w:t xml:space="preserve">UUID (FK → User)</w:t>
+            </w:r>
+          </w:p>
+        </w:tc>
+        <w:tc>
+          <w:tcPr>
+            <w:tcW w:type="dxa" w:w="2340"/>
+            <w:tcBorders>
+              <w:top w:val="single" w:color="CCCCCC" w:sz="1"/>
+              <w:left w:val="single" w:color="CCCCCC" w:sz="1"/>
+              <w:bottom w:val="single" w:color="CCCCCC" w:sz="1"/>
+              <w:right w:val="single" w:color="CCCCCC" w:sz="1"/>
+            </w:tcBorders>
+            <w:tcMar>
+              <w:top w:type="dxa" w:w="90"/>
+              <w:left w:type="dxa" w:w="110"/>
+              <w:bottom w:type="dxa" w:w="90"/>
+              <w:right w:type="dxa" w:w="110"/>
+            </w:tcMar>
+            <w:vAlign w:val="center"/>
+          </w:tcPr>
+          <w:p>
+            <w:pPr>
+              <w:jc w:val="left"/>
+            </w:pPr>
+            <w:r>
+              <w:rPr>
+                <w:b w:val="false"/>
+                <w:bCs w:val="false"/>
+                <w:sz w:val="19"/>
+                <w:szCs w:val="19"/>
+              </w:rPr>
+              <w:t xml:space="preserve">No</w:t>
+            </w:r>
+          </w:p>
+        </w:tc>
+        <w:tc>
+          <w:tcPr>
+            <w:tcW w:type="dxa" w:w="2340"/>
+            <w:tcBorders>
+              <w:top w:val="single" w:color="CCCCCC" w:sz="1"/>
+              <w:left w:val="single" w:color="CCCCCC" w:sz="1"/>
+              <w:bottom w:val="single" w:color="CCCCCC" w:sz="1"/>
+              <w:right w:val="single" w:color="CCCCCC" w:sz="1"/>
+            </w:tcBorders>
+            <w:tcMar>
+              <w:top w:type="dxa" w:w="90"/>
+              <w:left w:type="dxa" w:w="110"/>
+              <w:bottom w:type="dxa" w:w="90"/>
+              <w:right w:type="dxa" w:w="110"/>
+            </w:tcMar>
+            <w:vAlign w:val="center"/>
+          </w:tcPr>
+          <w:p>
+            <w:pPr>
+              <w:jc w:val="left"/>
+            </w:pPr>
+            <w:r>
+              <w:rPr>
+                <w:b w:val="false"/>
+                <w:bCs w:val="false"/>
+                <w:sz w:val="19"/>
+                <w:szCs w:val="19"/>
+              </w:rPr>
+              <w:t xml:space="preserve">The staff member granted access</w:t>
+            </w:r>
+          </w:p>
+        </w:tc>
+      </w:tr>
+      <w:tr>
+        <w:tc>
+          <w:tcPr>
+            <w:tcW w:type="dxa" w:w="2340"/>
+            <w:tcBorders>
+              <w:top w:val="single" w:color="CCCCCC" w:sz="1"/>
+              <w:left w:val="single" w:color="CCCCCC" w:sz="1"/>
+              <w:bottom w:val="single" w:color="CCCCCC" w:sz="1"/>
+              <w:right w:val="single" w:color="CCCCCC" w:sz="1"/>
+            </w:tcBorders>
+            <w:tcMar>
+              <w:top w:type="dxa" w:w="90"/>
+              <w:left w:type="dxa" w:w="110"/>
+              <w:bottom w:type="dxa" w:w="90"/>
+              <w:right w:type="dxa" w:w="110"/>
+            </w:tcMar>
+            <w:vAlign w:val="center"/>
+          </w:tcPr>
+          <w:p>
+            <w:pPr>
+              <w:jc w:val="left"/>
+            </w:pPr>
+            <w:r>
+              <w:rPr>
+                <w:b w:val="false"/>
+                <w:bCs w:val="false"/>
+                <w:sz w:val="19"/>
+                <w:szCs w:val="19"/>
+              </w:rPr>
+              <w:t xml:space="preserve">access_level</w:t>
+            </w:r>
+          </w:p>
+        </w:tc>
+        <w:tc>
+          <w:tcPr>
+            <w:tcW w:type="dxa" w:w="2340"/>
+            <w:tcBorders>
+              <w:top w:val="single" w:color="CCCCCC" w:sz="1"/>
+              <w:left w:val="single" w:color="CCCCCC" w:sz="1"/>
+              <w:bottom w:val="single" w:color="CCCCCC" w:sz="1"/>
+              <w:right w:val="single" w:color="CCCCCC" w:sz="1"/>
+            </w:tcBorders>
+            <w:tcMar>
+              <w:top w:type="dxa" w:w="90"/>
+              <w:left w:type="dxa" w:w="110"/>
+              <w:bottom w:type="dxa" w:w="90"/>
+              <w:right w:type="dxa" w:w="110"/>
+            </w:tcMar>
+            <w:vAlign w:val="center"/>
+          </w:tcPr>
+          <w:p>
+            <w:pPr>
+              <w:jc w:val="left"/>
+            </w:pPr>
+            <w:r>
+              <w:rPr>
+                <w:b w:val="false"/>
+                <w:bCs w:val="false"/>
+                <w:sz w:val="19"/>
+                <w:szCs w:val="19"/>
+              </w:rPr>
+              <w:t xml:space="preserve">String</w:t>
+            </w:r>
+          </w:p>
+        </w:tc>
+        <w:tc>
+          <w:tcPr>
+            <w:tcW w:type="dxa" w:w="2340"/>
+            <w:tcBorders>
+              <w:top w:val="single" w:color="CCCCCC" w:sz="1"/>
+              <w:left w:val="single" w:color="CCCCCC" w:sz="1"/>
+              <w:bottom w:val="single" w:color="CCCCCC" w:sz="1"/>
+              <w:right w:val="single" w:color="CCCCCC" w:sz="1"/>
+            </w:tcBorders>
+            <w:tcMar>
+              <w:top w:type="dxa" w:w="90"/>
+              <w:left w:type="dxa" w:w="110"/>
+              <w:bottom w:type="dxa" w:w="90"/>
+              <w:right w:type="dxa" w:w="110"/>
+            </w:tcMar>
+            <w:vAlign w:val="center"/>
+          </w:tcPr>
+          <w:p>
+            <w:pPr>
+              <w:jc w:val="left"/>
+            </w:pPr>
+            <w:r>
+              <w:rPr>
+                <w:b w:val="false"/>
+                <w:bCs w:val="false"/>
+                <w:sz w:val="19"/>
+                <w:szCs w:val="19"/>
+              </w:rPr>
+              <w:t xml:space="preserve">No</w:t>
+            </w:r>
+          </w:p>
+        </w:tc>
+        <w:tc>
+          <w:tcPr>
+            <w:tcW w:type="dxa" w:w="2340"/>
+            <w:tcBorders>
+              <w:top w:val="single" w:color="CCCCCC" w:sz="1"/>
+              <w:left w:val="single" w:color="CCCCCC" w:sz="1"/>
+              <w:bottom w:val="single" w:color="CCCCCC" w:sz="1"/>
+              <w:right w:val="single" w:color="CCCCCC" w:sz="1"/>
+            </w:tcBorders>
+            <w:tcMar>
+              <w:top w:type="dxa" w:w="90"/>
+              <w:left w:type="dxa" w:w="110"/>
+              <w:bottom w:type="dxa" w:w="90"/>
+              <w:right w:type="dxa" w:w="110"/>
+            </w:tcMar>
+            <w:vAlign w:val="center"/>
+          </w:tcPr>
+          <w:p>
+            <w:pPr>
+              <w:jc w:val="left"/>
+            </w:pPr>
+            <w:r>
+              <w:rPr>
+                <w:b w:val="false"/>
+                <w:bCs w:val="false"/>
+                <w:sz w:val="19"/>
+                <w:szCs w:val="19"/>
+              </w:rPr>
+              <w:t xml:space="preserve">view or manage — see Section 2.4.2</w:t>
+            </w:r>
+          </w:p>
+        </w:tc>
+      </w:tr>
+      <w:tr>
+        <w:tc>
+          <w:tcPr>
+            <w:tcW w:type="dxa" w:w="2340"/>
+            <w:tcBorders>
+              <w:top w:val="single" w:color="CCCCCC" w:sz="1"/>
+              <w:left w:val="single" w:color="CCCCCC" w:sz="1"/>
+              <w:bottom w:val="single" w:color="CCCCCC" w:sz="1"/>
+              <w:right w:val="single" w:color="CCCCCC" w:sz="1"/>
+            </w:tcBorders>
+            <w:tcMar>
+              <w:top w:type="dxa" w:w="90"/>
+              <w:left w:type="dxa" w:w="110"/>
+              <w:bottom w:type="dxa" w:w="90"/>
+              <w:right w:type="dxa" w:w="110"/>
+            </w:tcMar>
+            <w:vAlign w:val="center"/>
+          </w:tcPr>
+          <w:p>
+            <w:pPr>
+              <w:jc w:val="left"/>
+            </w:pPr>
+            <w:r>
+              <w:rPr>
+                <w:b w:val="false"/>
+                <w:bCs w:val="false"/>
+                <w:sz w:val="19"/>
+                <w:szCs w:val="19"/>
+              </w:rPr>
+              <w:t xml:space="preserve">granted_by</w:t>
+            </w:r>
+          </w:p>
+        </w:tc>
+        <w:tc>
+          <w:tcPr>
+            <w:tcW w:type="dxa" w:w="2340"/>
+            <w:tcBorders>
+              <w:top w:val="single" w:color="CCCCCC" w:sz="1"/>
+              <w:left w:val="single" w:color="CCCCCC" w:sz="1"/>
+              <w:bottom w:val="single" w:color="CCCCCC" w:sz="1"/>
+              <w:right w:val="single" w:color="CCCCCC" w:sz="1"/>
+            </w:tcBorders>
+            <w:tcMar>
+              <w:top w:type="dxa" w:w="90"/>
+              <w:left w:type="dxa" w:w="110"/>
+              <w:bottom w:type="dxa" w:w="90"/>
+              <w:right w:type="dxa" w:w="110"/>
+            </w:tcMar>
+            <w:vAlign w:val="center"/>
+          </w:tcPr>
+          <w:p>
+            <w:pPr>
+              <w:jc w:val="left"/>
+            </w:pPr>
+            <w:r>
+              <w:rPr>
+                <w:b w:val="false"/>
+                <w:bCs w:val="false"/>
+                <w:sz w:val="19"/>
+                <w:szCs w:val="19"/>
+              </w:rPr>
+              <w:t xml:space="preserve">UUID (FK → User)</w:t>
+            </w:r>
+          </w:p>
+        </w:tc>
+        <w:tc>
+          <w:tcPr>
+            <w:tcW w:type="dxa" w:w="2340"/>
+            <w:tcBorders>
+              <w:top w:val="single" w:color="CCCCCC" w:sz="1"/>
+              <w:left w:val="single" w:color="CCCCCC" w:sz="1"/>
+              <w:bottom w:val="single" w:color="CCCCCC" w:sz="1"/>
+              <w:right w:val="single" w:color="CCCCCC" w:sz="1"/>
+            </w:tcBorders>
+            <w:tcMar>
+              <w:top w:type="dxa" w:w="90"/>
+              <w:left w:type="dxa" w:w="110"/>
+              <w:bottom w:type="dxa" w:w="90"/>
+              <w:right w:type="dxa" w:w="110"/>
+            </w:tcMar>
+            <w:vAlign w:val="center"/>
+          </w:tcPr>
+          <w:p>
+            <w:pPr>
+              <w:jc w:val="left"/>
+            </w:pPr>
+            <w:r>
+              <w:rPr>
+                <w:b w:val="false"/>
+                <w:bCs w:val="false"/>
+                <w:sz w:val="19"/>
+                <w:szCs w:val="19"/>
+              </w:rPr>
+              <w:t xml:space="preserve">Yes</w:t>
+            </w:r>
+          </w:p>
+        </w:tc>
+        <w:tc>
+          <w:tcPr>
+            <w:tcW w:type="dxa" w:w="2340"/>
+            <w:tcBorders>
+              <w:top w:val="single" w:color="CCCCCC" w:sz="1"/>
+              <w:left w:val="single" w:color="CCCCCC" w:sz="1"/>
+              <w:bottom w:val="single" w:color="CCCCCC" w:sz="1"/>
+              <w:right w:val="single" w:color="CCCCCC" w:sz="1"/>
+            </w:tcBorders>
+            <w:tcMar>
+              <w:top w:type="dxa" w:w="90"/>
+              <w:left w:type="dxa" w:w="110"/>
+              <w:bottom w:type="dxa" w:w="90"/>
+              <w:right w:type="dxa" w:w="110"/>
+            </w:tcMar>
+            <w:vAlign w:val="center"/>
+          </w:tcPr>
+          <w:p>
+            <w:pPr>
+              <w:jc w:val="left"/>
+            </w:pPr>
+            <w:r>
+              <w:rPr>
+                <w:b w:val="false"/>
+                <w:bCs w:val="false"/>
+                <w:sz w:val="19"/>
+                <w:szCs w:val="19"/>
+              </w:rPr>
+              <w:t xml:space="preserve">Staff member who made the grant, if known</w:t>
+            </w:r>
+          </w:p>
+        </w:tc>
+      </w:tr>
+      <w:tr>
+        <w:tc>
+          <w:tcPr>
+            <w:tcW w:type="dxa" w:w="2340"/>
+            <w:tcBorders>
+              <w:top w:val="single" w:color="CCCCCC" w:sz="1"/>
+              <w:left w:val="single" w:color="CCCCCC" w:sz="1"/>
+              <w:bottom w:val="single" w:color="CCCCCC" w:sz="1"/>
+              <w:right w:val="single" w:color="CCCCCC" w:sz="1"/>
+            </w:tcBorders>
+            <w:tcMar>
+              <w:top w:type="dxa" w:w="90"/>
+              <w:left w:type="dxa" w:w="110"/>
+              <w:bottom w:type="dxa" w:w="90"/>
+              <w:right w:type="dxa" w:w="110"/>
+            </w:tcMar>
+            <w:vAlign w:val="center"/>
+          </w:tcPr>
+          <w:p>
+            <w:pPr>
+              <w:jc w:val="left"/>
+            </w:pPr>
+            <w:r>
+              <w:rPr>
+                <w:b w:val="false"/>
+                <w:bCs w:val="false"/>
+                <w:sz w:val="19"/>
+                <w:szCs w:val="19"/>
+              </w:rPr>
+              <w:t xml:space="preserve">granted_at</w:t>
+            </w:r>
+          </w:p>
+        </w:tc>
+        <w:tc>
+          <w:tcPr>
+            <w:tcW w:type="dxa" w:w="2340"/>
+            <w:tcBorders>
+              <w:top w:val="single" w:color="CCCCCC" w:sz="1"/>
+              <w:left w:val="single" w:color="CCCCCC" w:sz="1"/>
+              <w:bottom w:val="single" w:color="CCCCCC" w:sz="1"/>
+              <w:right w:val="single" w:color="CCCCCC" w:sz="1"/>
+            </w:tcBorders>
+            <w:tcMar>
+              <w:top w:type="dxa" w:w="90"/>
+              <w:left w:type="dxa" w:w="110"/>
+              <w:bottom w:type="dxa" w:w="90"/>
+              <w:right w:type="dxa" w:w="110"/>
+            </w:tcMar>
+            <w:vAlign w:val="center"/>
+          </w:tcPr>
+          <w:p>
+            <w:pPr>
+              <w:jc w:val="left"/>
+            </w:pPr>
+            <w:r>
+              <w:rPr>
+                <w:b w:val="false"/>
+                <w:bCs w:val="false"/>
+                <w:sz w:val="19"/>
+                <w:szCs w:val="19"/>
+              </w:rPr>
+              <w:t xml:space="preserve">Timestamp</w:t>
+            </w:r>
+          </w:p>
+        </w:tc>
+        <w:tc>
+          <w:tcPr>
+            <w:tcW w:type="dxa" w:w="2340"/>
+            <w:tcBorders>
+              <w:top w:val="single" w:color="CCCCCC" w:sz="1"/>
+              <w:left w:val="single" w:color="CCCCCC" w:sz="1"/>
+              <w:bottom w:val="single" w:color="CCCCCC" w:sz="1"/>
+              <w:right w:val="single" w:color="CCCCCC" w:sz="1"/>
+            </w:tcBorders>
+            <w:tcMar>
+              <w:top w:type="dxa" w:w="90"/>
+              <w:left w:type="dxa" w:w="110"/>
+              <w:bottom w:type="dxa" w:w="90"/>
+              <w:right w:type="dxa" w:w="110"/>
+            </w:tcMar>
+            <w:vAlign w:val="center"/>
+          </w:tcPr>
+          <w:p>
+            <w:pPr>
+              <w:jc w:val="left"/>
+            </w:pPr>
+            <w:r>
+              <w:rPr>
+                <w:b w:val="false"/>
+                <w:bCs w:val="false"/>
+                <w:sz w:val="19"/>
+                <w:szCs w:val="19"/>
+              </w:rPr>
+              <w:t xml:space="preserve">No</w:t>
+            </w:r>
+          </w:p>
+        </w:tc>
+        <w:tc>
+          <w:tcPr>
+            <w:tcW w:type="dxa" w:w="2340"/>
+            <w:tcBorders>
+              <w:top w:val="single" w:color="CCCCCC" w:sz="1"/>
+              <w:left w:val="single" w:color="CCCCCC" w:sz="1"/>
+              <w:bottom w:val="single" w:color="CCCCCC" w:sz="1"/>
+              <w:right w:val="single" w:color="CCCCCC" w:sz="1"/>
+            </w:tcBorders>
+            <w:tcMar>
+              <w:top w:type="dxa" w:w="90"/>
+              <w:left w:type="dxa" w:w="110"/>
+              <w:bottom w:type="dxa" w:w="90"/>
+              <w:right w:type="dxa" w:w="110"/>
+            </w:tcMar>
+            <w:vAlign w:val="center"/>
+          </w:tcPr>
+          <w:p>
+            <w:pPr>
+              <w:jc w:val="left"/>
+            </w:pPr>
+            <w:r>
+              <w:rPr>
+                <w:b w:val="false"/>
+                <w:bCs w:val="false"/>
+                <w:sz w:val="19"/>
+                <w:szCs w:val="19"/>
+              </w:rPr>
+              <w:t xml:space="preserve">When the grant was made</w:t>
             </w:r>
           </w:p>
         </w:tc>

--- a/Artium-Gallery_Design_Document.docx
+++ b/Artium-Gallery_Design_Document.docx
@@ -250,7 +250,7 @@
                 <w:sz w:val="19"/>
                 <w:szCs w:val="19"/>
               </w:rPr>
-              <w:t xml:space="preserve">A single museum object/artwork. Has a description, a Medium (controlled list), a Location (free text — e.g. current gallery/display location), an optional Collection reference, and links to Artist, Period, and (optionally) School.</w:t>
+              <w:t>A single museum object/artwork. Has a description, a Medium (controlled list), a Location (free text — e.g. current gallery/display location), can belong to any number of Collections (many-to-many, see Section 2.4.3), and links to Artist, Period, and (optionally) School.</w:t>
             </w:r>
           </w:p>
         </w:tc>
@@ -392,13 +392,87 @@
                 <w:sz w:val="19"/>
                 <w:szCs w:val="19"/>
               </w:rPr>
-              <w:t xml:space="preserve">An optional named grouping (e.g. a specific exhibit, donor collection, or curatorial sub-collection) that Artifact, Artist, School, Period, or Country records may optionally belong to.</w:t>
+              <w:t>An optional named grouping (e.g. a specific exhibit, donor collection, or curatorial sub-collection) that Artifact records may belong to (many-to-many) and that Artist, School, Period, or Country records may optionally belong to (one-to-many).</w:t>
             </w:r>
             <w:r>
               <w:t xml:space="preserve"> Marked public or private to control catalog visibility.</w:t>
             </w:r>
             <w:r>
               <w:t xml:space="preserve"> Owned by exactly one Organization; when private, only visible to Admins and users granted access (Section 2.4.2).</w:t>
+            </w:r>
+          </w:p>
+        </w:tc>
+      </w:tr>
+      <w:tr>
+        <w:tc>
+          <w:tcPr>
+            <w:tcW w:type="dxa" w:w="4680"/>
+            <w:tcBorders>
+              <w:top w:val="single" w:color="CCCCCC" w:sz="1"/>
+              <w:left w:val="single" w:color="CCCCCC" w:sz="1"/>
+              <w:bottom w:val="single" w:color="CCCCCC" w:sz="1"/>
+              <w:right w:val="single" w:color="CCCCCC" w:sz="1"/>
+            </w:tcBorders>
+            <w:shd w:fill="F7F6F2" w:val="clear"/>
+            <w:tcMar>
+              <w:top w:type="dxa" w:w="90"/>
+              <w:left w:type="dxa" w:w="110"/>
+              <w:bottom w:type="dxa" w:w="90"/>
+              <w:right w:type="dxa" w:w="110"/>
+            </w:tcMar>
+            <w:vAlign w:val="center"/>
+          </w:tcPr>
+          <w:p>
+            <w:pPr>
+              <w:jc w:val="left"/>
+            </w:pPr>
+            <w:r>
+              <w:rPr>
+                <w:b w:val="false"/>
+                <w:bCs w:val="false"/>
+                <w:sz w:val="19"/>
+                <w:szCs w:val="19"/>
+              </w:rPr>
+              <w:t xml:space="preserve">ArtifactCollection</w:t>
+            </w:r>
+          </w:p>
+        </w:tc>
+        <w:tc>
+          <w:tcPr>
+            <w:tcW w:type="dxa" w:w="4680"/>
+            <w:tcBorders>
+              <w:top w:val="single" w:color="CCCCCC" w:sz="1"/>
+              <w:left w:val="single" w:color="CCCCCC" w:sz="1"/>
+              <w:bottom w:val="single" w:color="CCCCCC" w:sz="1"/>
+              <w:right w:val="single" w:color="CCCCCC" w:sz="1"/>
+            </w:tcBorders>
+            <w:shd w:fill="F7F6F2" w:val="clear"/>
+            <w:tcMar>
+              <w:top w:type="dxa" w:w="90"/>
+              <w:left w:type="dxa" w:w="110"/>
+              <w:bottom w:type="dxa" w:w="90"/>
+              <w:right w:type="dxa" w:w="110"/>
+            </w:tcMar>
+            <w:vAlign w:val="center"/>
+          </w:tcPr>
+          <w:p>
+            <w:pPr>
+              <w:jc w:val="left"/>
+            </w:pPr>
+            <w:r>
+              <w:rPr>
+                <w:b w:val="false"/>
+                <w:bCs w:val="false"/>
+                <w:sz w:val="19"/>
+                <w:szCs w:val="19"/>
+              </w:rPr>
+              <w:t>Join table linking an Artifact to a Collection (many-to-many) — an Artifact may belong to zero, one, or several Collections at once. See Section 2.4.3.</w:t>
+            </w:r>
+            <w:r>
+              <w:t xml:space="preserve"/>
+            </w:r>
+            <w:r>
+              <w:t xml:space="preserve"/>
             </w:r>
           </w:p>
         </w:tc>
@@ -1027,11 +1101,9 @@
           <w:sz w:val="19"/>
           <w:szCs w:val="19"/>
         </w:rPr>
-        <w:t xml:space="preserve">Artifact → Collection</w:t>
-      </w:r>
-      <w:r>
-        <w:t xml:space="preserve"> (optional — see Section 2.4)</w:t>
-      </w:r>
+        <w:t>Artifact → Collection (many-to-many, via ArtifactCollection — an Artifact may belong to any number of Collections at once; see Section 2.4.3)</w:t>
+      </w:r>
+      <w:r/>
     </w:p>
     <w:p>
       <w:pPr>
@@ -1360,7 +1432,21 @@
                 <w:sz w:val="17"/>
                 <w:szCs w:val="17"/>
               </w:rPr>
-              <w:t xml:space="preserve">  ARTIFACT }o--o| COLLECTION : "belongs to (optional)"</w:t>
+              <w:t xml:space="preserve">  ARTIFACT ||--o{ ARTIFACT_COLLECTION : "tagged via"</w:t>
+            </w:r>
+          </w:p>
+          <w:p>
+            <w:pPr>
+              <w:spacing w:after="0"/>
+            </w:pPr>
+            <w:r>
+              <w:rPr>
+                <w:rFonts w:ascii="Consolas" w:cs="Consolas" w:eastAsia="Consolas" w:hAnsi="Consolas"/>
+                <w:color w:val="3D3D3A"/>
+                <w:sz w:val="17"/>
+                <w:szCs w:val="17"/>
+              </w:rPr>
+              <w:t xml:space="preserve">  COLLECTION ||--o{ ARTIFACT_COLLECTION : "tags"</w:t>
             </w:r>
           </w:p>
           <w:p>
@@ -1808,20 +1894,6 @@
                 <w:sz w:val="17"/>
                 <w:szCs w:val="17"/>
               </w:rPr>
-              <w:t xml:space="preserve">    uuid collection_id FK "nullable"</w:t>
-            </w:r>
-          </w:p>
-          <w:p>
-            <w:pPr>
-              <w:spacing w:after="0"/>
-            </w:pPr>
-            <w:r>
-              <w:rPr>
-                <w:rFonts w:ascii="Consolas" w:cs="Consolas" w:eastAsia="Consolas" w:hAnsi="Consolas"/>
-                <w:color w:val="3D3D3A"/>
-                <w:sz w:val="17"/>
-                <w:szCs w:val="17"/>
-              </w:rPr>
               <w:t xml:space="preserve">    uuid created_by FK</w:t>
             </w:r>
           </w:p>
@@ -1837,6 +1909,90 @@
                 <w:szCs w:val="17"/>
               </w:rPr>
               <w:t xml:space="preserve">    string status "draft, published"</w:t>
+            </w:r>
+          </w:p>
+          <w:p>
+            <w:pPr>
+              <w:spacing w:after="0"/>
+            </w:pPr>
+            <w:r>
+              <w:rPr>
+                <w:rFonts w:ascii="Consolas" w:cs="Consolas" w:eastAsia="Consolas" w:hAnsi="Consolas"/>
+                <w:color w:val="3D3D3A"/>
+                <w:sz w:val="17"/>
+                <w:szCs w:val="17"/>
+              </w:rPr>
+              <w:t xml:space="preserve">  }</w:t>
+            </w:r>
+          </w:p>
+          <w:p>
+            <w:pPr>
+              <w:spacing w:after="0"/>
+            </w:pPr>
+            <w:r>
+              <w:rPr>
+                <w:rFonts w:ascii="Consolas" w:cs="Consolas" w:eastAsia="Consolas" w:hAnsi="Consolas"/>
+                <w:color w:val="3D3D3A"/>
+                <w:sz w:val="17"/>
+                <w:szCs w:val="17"/>
+              </w:rPr>
+              <w:t xml:space="preserve">  ARTIFACT_COLLECTION {</w:t>
+            </w:r>
+          </w:p>
+          <w:p>
+            <w:pPr>
+              <w:spacing w:after="0"/>
+            </w:pPr>
+            <w:r>
+              <w:rPr>
+                <w:rFonts w:ascii="Consolas" w:cs="Consolas" w:eastAsia="Consolas" w:hAnsi="Consolas"/>
+                <w:color w:val="3D3D3A"/>
+                <w:sz w:val="17"/>
+                <w:szCs w:val="17"/>
+              </w:rPr>
+              <w:t xml:space="preserve">    uuid id PK</w:t>
+            </w:r>
+          </w:p>
+          <w:p>
+            <w:pPr>
+              <w:spacing w:after="0"/>
+            </w:pPr>
+            <w:r>
+              <w:rPr>
+                <w:rFonts w:ascii="Consolas" w:cs="Consolas" w:eastAsia="Consolas" w:hAnsi="Consolas"/>
+                <w:color w:val="3D3D3A"/>
+                <w:sz w:val="17"/>
+                <w:szCs w:val="17"/>
+              </w:rPr>
+              <w:t xml:space="preserve">    uuid artifact_id FK</w:t>
+            </w:r>
+          </w:p>
+          <w:p>
+            <w:pPr>
+              <w:spacing w:after="0"/>
+            </w:pPr>
+            <w:r>
+              <w:rPr>
+                <w:rFonts w:ascii="Consolas" w:cs="Consolas" w:eastAsia="Consolas" w:hAnsi="Consolas"/>
+                <w:color w:val="3D3D3A"/>
+                <w:sz w:val="17"/>
+                <w:szCs w:val="17"/>
+              </w:rPr>
+              <w:t xml:space="preserve">    uuid collection_id FK</w:t>
+            </w:r>
+          </w:p>
+          <w:p>
+            <w:pPr>
+              <w:spacing w:after="0"/>
+            </w:pPr>
+            <w:r>
+              <w:rPr>
+                <w:rFonts w:ascii="Consolas" w:cs="Consolas" w:eastAsia="Consolas" w:hAnsi="Consolas"/>
+                <w:color w:val="3D3D3A"/>
+                <w:sz w:val="17"/>
+                <w:szCs w:val="17"/>
+              </w:rPr>
+              <w:t xml:space="preserve">    timestamp added_at</w:t>
             </w:r>
           </w:p>
           <w:p>
@@ -3502,11 +3658,9 @@
           <w:sz w:val="19"/>
           <w:szCs w:val="19"/>
         </w:rPr>
-        <w:t xml:space="preserve">Artifact</w:t>
-      </w:r>
-      <w:r>
-        <w:t xml:space="preserve">, </w:t>
-      </w:r>
+        <w:t>Artist, School, Period, and Country each carry a nullable collection_id. A record with no collection assigned (collection_id = NULL) behaves exactly as it does today — Collection is purely additive, not a required classification. Artifact is the one exception: it links to Collection via the ArtifactCollection join table instead of its own collection_id column, since an Artifact can belong to more than one Collection at once (Section 2.4.3).</w:t>
+      </w:r>
+      <w:r/>
       <w:r>
         <w:rPr>
           <w:rFonts w:ascii="Consolas" w:cs="Consolas" w:eastAsia="Consolas" w:hAnsi="Consolas"/>
@@ -3514,11 +3668,8 @@
           <w:sz w:val="19"/>
           <w:szCs w:val="19"/>
         </w:rPr>
-        <w:t xml:space="preserve">Artist</w:t>
-      </w:r>
-      <w:r>
-        <w:t xml:space="preserve">, </w:t>
-      </w:r>
+      </w:r>
+      <w:r/>
       <w:r>
         <w:rPr>
           <w:rFonts w:ascii="Consolas" w:cs="Consolas" w:eastAsia="Consolas" w:hAnsi="Consolas"/>
@@ -3526,11 +3677,8 @@
           <w:sz w:val="19"/>
           <w:szCs w:val="19"/>
         </w:rPr>
-        <w:t xml:space="preserve">School</w:t>
-      </w:r>
-      <w:r>
-        <w:t xml:space="preserve">, </w:t>
-      </w:r>
+      </w:r>
+      <w:r/>
       <w:r>
         <w:rPr>
           <w:rFonts w:ascii="Consolas" w:cs="Consolas" w:eastAsia="Consolas" w:hAnsi="Consolas"/>
@@ -3538,11 +3686,8 @@
           <w:sz w:val="19"/>
           <w:szCs w:val="19"/>
         </w:rPr>
-        <w:t xml:space="preserve">Period</w:t>
-      </w:r>
-      <w:r>
-        <w:t xml:space="preserve">, and </w:t>
-      </w:r>
+      </w:r>
+      <w:r/>
       <w:r>
         <w:rPr>
           <w:rFonts w:ascii="Consolas" w:cs="Consolas" w:eastAsia="Consolas" w:hAnsi="Consolas"/>
@@ -3550,25 +3695,39 @@
           <w:sz w:val="19"/>
           <w:szCs w:val="19"/>
         </w:rPr>
-        <w:t xml:space="preserve">Country</w:t>
-      </w:r>
-      <w:r>
-        <w:t xml:space="preserve"> each carry a </w:t>
-      </w:r>
+      </w:r>
+      <w:r/>
       <w:r>
         <w:rPr>
           <w:b/>
           <w:bCs/>
         </w:rPr>
-        <w:t xml:space="preserve">nullable</w:t>
-      </w:r>
-    </w:p>
-    <w:p>
-      <w:pPr>
-        <w:spacing w:after="160"/>
-      </w:pPr>
-      <w:r>
-        <w:t xml:space="preserve">  </w:t>
+      </w:r>
+    </w:p>
+    <w:p>
+      <w:pPr>
+        <w:pStyle w:val="ListParagraph"/>
+        <w:numPr>
+          <w:ilvl w:val="0"/>
+          <w:numId w:val="2"/>
+        </w:numPr>
+        <w:spacing w:after="80"/>
+      </w:pPr>
+      <w:r>
+        <w:t>A Collection can span across entity types — for example, an exhibit collection could include specific Artifacts (via ArtifactCollection), the Artists behind them, and the Period they belong to (via collection_id), enabling a single "view this exhibit" query across otherwise unrelated entity tables.</w:t>
+      </w:r>
+    </w:p>
+    <w:p>
+      <w:pPr>
+        <w:pStyle w:val="ListParagraph"/>
+        <w:numPr>
+          <w:ilvl w:val="0"/>
+          <w:numId w:val="2"/>
+        </w:numPr>
+        <w:spacing w:after="80"/>
+      </w:pPr>
+      <w:r>
+        <w:t>No cross-entity referential constraint links these collection_id columns (or ArtifactCollection rows) to each other beyond sharing the same Collection.id — each is an independent, optional link.</w:t>
       </w:r>
       <w:r>
         <w:rPr>
@@ -3577,35 +3736,15 @@
           <w:sz w:val="19"/>
           <w:szCs w:val="19"/>
         </w:rPr>
-        <w:t xml:space="preserve">collection_id</w:t>
-      </w:r>
-      <w:r>
-        <w:t xml:space="preserve">. A record with no collection assigned (</w:t>
-      </w:r>
-      <w:r>
-        <w:rPr>
-          <w:rFonts w:ascii="Consolas" w:cs="Consolas" w:eastAsia="Consolas" w:hAnsi="Consolas"/>
-          <w:color w:val="A6501F"/>
-          <w:sz w:val="19"/>
-          <w:szCs w:val="19"/>
-        </w:rPr>
-        <w:t xml:space="preserve">collection_id = NULL</w:t>
-      </w:r>
-      <w:r>
-        <w:t xml:space="preserve">) behaves exactly as it does today — Collection is purely additive, not a required classification.</w:t>
-      </w:r>
-    </w:p>
-    <w:p>
-      <w:pPr>
-        <w:pStyle w:val="ListParagraph"/>
-        <w:numPr>
-          <w:ilvl w:val="0"/>
-          <w:numId w:val="2"/>
-        </w:numPr>
-        <w:spacing w:after="80"/>
-      </w:pPr>
-      <w:r>
-        <w:t xml:space="preserve">A Collection can span across entity types — for example, an exhibit collection</w:t>
+      </w:r>
+      <w:r/>
+    </w:p>
+    <w:p>
+      <w:pPr>
+        <w:pStyle w:val="Heading4"/>
+      </w:pPr>
+      <w:r>
+        <w:t xml:space="preserve">2.4.1 Organization Ownership</w:t>
       </w:r>
     </w:p>
     <w:p>
@@ -3613,44 +3752,7 @@
         <w:spacing w:after="160"/>
       </w:pPr>
       <w:r>
-        <w:t xml:space="preserve">  could include specific Artifacts, the Artists behind them, and the Period they belong to, all tagged with the same </w:t>
-      </w:r>
-      <w:r>
-        <w:rPr>
-          <w:rFonts w:ascii="Consolas" w:cs="Consolas" w:eastAsia="Consolas" w:hAnsi="Consolas"/>
-          <w:color w:val="A6501F"/>
-          <w:sz w:val="19"/>
-          <w:szCs w:val="19"/>
-        </w:rPr>
-        <w:t xml:space="preserve">collection_id</w:t>
-      </w:r>
-      <w:r>
-        <w:t xml:space="preserve">, enabling a single "view this exhibit" query across otherwise unrelated entity tables.</w:t>
-      </w:r>
-    </w:p>
-    <w:p>
-      <w:pPr>
-        <w:pStyle w:val="ListParagraph"/>
-        <w:numPr>
-          <w:ilvl w:val="0"/>
-          <w:numId w:val="2"/>
-        </w:numPr>
-        <w:spacing w:after="80"/>
-      </w:pPr>
-      <w:r>
-        <w:t xml:space="preserve">No cross-entity referential constraint links these five </w:t>
-      </w:r>
-      <w:r>
-        <w:rPr>
-          <w:rFonts w:ascii="Consolas" w:cs="Consolas" w:eastAsia="Consolas" w:hAnsi="Consolas"/>
-          <w:color w:val="A6501F"/>
-          <w:sz w:val="19"/>
-          <w:szCs w:val="19"/>
-        </w:rPr>
-        <w:t xml:space="preserve">collection_id</w:t>
-      </w:r>
-      <w:r>
-        <w:t xml:space="preserve"> columns</w:t>
+        <w:t xml:space="preserve">Organization models a museum/institution. Fields: id (UUID), name (required), description, website_url, contact_email, address (all nullable free text/metadata), and audit fields created_at/updated_at.</w:t>
       </w:r>
     </w:p>
     <w:p>
@@ -3658,19 +3760,15 @@
         <w:spacing w:after="160"/>
       </w:pPr>
       <w:r>
-        <w:t xml:space="preserve">  to each other beyond sharing the same </w:t>
-      </w:r>
-      <w:r>
-        <w:rPr>
-          <w:rFonts w:ascii="Consolas" w:cs="Consolas" w:eastAsia="Consolas" w:hAnsi="Consolas"/>
-          <w:color w:val="A6501F"/>
-          <w:sz w:val="19"/>
-          <w:szCs w:val="19"/>
-        </w:rPr>
-        <w:t xml:space="preserve">Collection.id</w:t>
-      </w:r>
-      <w:r>
-        <w:t xml:space="preserve"> — each is an independent, optional foreign key.</w:t>
+        <w:t xml:space="preserve">Collection.organization_id is a required foreign key — every Collection belongs to exactly one Organization; an Organization owns any number of Collections (one-to-many). Unlike collection_id on Artifact/Artist/School/Period/Country, this link has no NULL case.</w:t>
+      </w:r>
+    </w:p>
+    <w:p>
+      <w:pPr>
+        <w:spacing w:after="160"/>
+      </w:pPr>
+      <w:r>
+        <w:t xml:space="preserve">A single-museum deployment simply has one Organization row; the model is ready for a multi-museum deployment (e.g. a shared platform hosting several institutions' catalogs) without further schema changes.</w:t>
       </w:r>
     </w:p>
     <w:p>
@@ -3678,7 +3776,7 @@
         <w:pStyle w:val="Heading4"/>
       </w:pPr>
       <w:r>
-        <w:t xml:space="preserve">2.4.1 Organization Ownership</w:t>
+        <w:t xml:space="preserve">2.4.2 Private Collection Access (Security)</w:t>
       </w:r>
     </w:p>
     <w:p>
@@ -3686,7 +3784,7 @@
         <w:spacing w:after="160"/>
       </w:pPr>
       <w:r>
-        <w:t xml:space="preserve">Organization models a museum/institution. Fields: id (UUID), name (required), description, website_url, contact_email, address (all nullable free text/metadata), and audit fields created_at/updated_at.</w:t>
+        <w:t xml:space="preserve">A private Collection (Section 2.4) is not visible to just any logged-in staff member — visibility is controlled explicitly:</w:t>
       </w:r>
     </w:p>
     <w:p>
@@ -3694,7 +3792,7 @@
         <w:spacing w:after="160"/>
       </w:pPr>
       <w:r>
-        <w:t xml:space="preserve">Collection.organization_id is a required foreign key — every Collection belongs to exactly one Organization; an Organization owns any number of Collections (one-to-many). Unlike collection_id on Artifact/Artist/School/Period/Country, this link has no NULL case.</w:t>
+        <w:t xml:space="preserve">Admins always see everything. Regardless of a Collection's type or whether any access grant exists, an Admin can view and manage every Collection. This check happens first and short-circuits the rest of the logic below.</w:t>
       </w:r>
     </w:p>
     <w:p>
@@ -3702,7 +3800,47 @@
         <w:spacing w:after="160"/>
       </w:pPr>
       <w:r>
-        <w:t xml:space="preserve">A single-museum deployment simply has one Organization row; the model is ready for a multi-museum deployment (e.g. a shared platform hosting several institutions' catalogs) without further schema changes.</w:t>
+        <w:t xml:space="preserve">Public Collections (type = 'public') are visible to every staff role and to anonymous public-site visitors, same as content with no Collection at all.</w:t>
+      </w:r>
+    </w:p>
+    <w:p>
+      <w:pPr>
+        <w:spacing w:after="160"/>
+      </w:pPr>
+      <w:r>
+        <w:t xml:space="preserve">Private Collections (type = 'private') are visible only to the Admin role (see above), and any User with a matching CollectionAccess row for that Collection.</w:t>
+      </w:r>
+    </w:p>
+    <w:p>
+      <w:pPr>
+        <w:spacing w:after="160"/>
+      </w:pPr>
+      <w:r>
+        <w:t xml:space="preserve">CollectionAccess is a join table granting a specific User either view or manage access to a specific private Collection. view — can see the Collection and the Artifacts/Artists/etc. tagged to it. manage — can also edit the Collection's own metadata and change which records are tagged to it; manage does not bypass the existing Role permission matrix (Section 3.2) — a Contributor granted manage access still can't publish content, for example; the two systems are additive. Fields: id (UUID), collection_id (FK → Collection), user_id (FK → User), access_level (view or manage), granted_by (nullable FK → User — who granted it), granted_at (timestamp). A unique constraint on (collection_id, user_id) means one row per user per Collection; the access level is updated in place rather than adding a second row.</w:t>
+      </w:r>
+    </w:p>
+    <w:p>
+      <w:pPr>
+        <w:spacing w:after="160"/>
+      </w:pPr>
+      <w:r>
+        <w:t>Since Artist/School/Period/Country records can be tagged to a Collection via their own optional collection_id, a record tagged to a private Collection inherits that Collection's visibility rule — it's hidden from the public catalog and from staff without access, exactly as if the Collection itself were being viewed directly.</w:t>
+      </w:r>
+    </w:p>
+    <w:p>
+      <w:pPr>
+        <w:spacing w:after="160"/>
+      </w:pPr>
+      <w:r>
+        <w:t>Artifact is a many-to-many case (Section 2.4.3) rather than a single nullable FK, so its rule is evaluated per-Artifact across all of its tagged Collections: an Artifact is visible if it is untagged, tagged to at least one public Collection, or the viewer (or Admin) has view/manage access to at least one private Collection it's tagged to. An Artifact only stays hidden if every Collection it's tagged to is private and the viewer lacks access to all of them.</w:t>
+      </w:r>
+    </w:p>
+    <w:p>
+      <w:pPr>
+        <w:spacing w:after="160"/>
+      </w:pPr>
+      <w:r>
+        <w:t xml:space="preserve">This is an application-layer access-control rule (enforced in the API, e.g. as a WHERE clause added to every Collection/tagged-record query based on the caller's role and CollectionAccess grants), not a database-level constraint — the schema only stores the grants themselves.</w:t>
       </w:r>
     </w:p>
     <w:p>
@@ -3710,7 +3848,7 @@
         <w:pStyle w:val="Heading4"/>
       </w:pPr>
       <w:r>
-        <w:t xml:space="preserve">2.4.2 Private Collection Access (Security)</w:t>
+        <w:t xml:space="preserve">2.4.3 Artifact ↔ Collection (Many-to-Many)</w:t>
       </w:r>
     </w:p>
     <w:p>
@@ -3718,7 +3856,7 @@
         <w:spacing w:after="160"/>
       </w:pPr>
       <w:r>
-        <w:t xml:space="preserve">A private Collection (Section 2.4) is not visible to just any logged-in staff member — visibility is controlled explicitly:</w:t>
+        <w:t>Unlike Artist/School/Period/Country — which each carry a single nullable collection_id — an Artifact can belong to any number of Collections at once (e.g. a painting that's part of both a "Renaissance Highlights" exhibit and a donor's named collection simultaneously).</w:t>
       </w:r>
     </w:p>
     <w:p>
@@ -3726,7 +3864,7 @@
         <w:spacing w:after="160"/>
       </w:pPr>
       <w:r>
-        <w:t xml:space="preserve">Admins always see everything. Regardless of a Collection's type or whether any access grant exists, an Admin can view and manage every Collection. This check happens first and short-circuits the rest of the logic below.</w:t>
+        <w:t>ArtifactCollection is the join table: id (UUID), artifact_id (FK → Artifact), collection_id (FK → Collection), added_at (timestamp). A unique constraint on (artifact_id, collection_id) prevents tagging the same Artifact into the same Collection twice.</w:t>
       </w:r>
     </w:p>
     <w:p>
@@ -3734,7 +3872,7 @@
         <w:spacing w:after="160"/>
       </w:pPr>
       <w:r>
-        <w:t xml:space="preserve">Public Collections (type = 'public') are visible to every staff role and to anonymous public-site visitors, same as content with no Collection at all.</w:t>
+        <w:t>Artifact itself has no collection_id column — membership is expressed entirely through ArtifactCollection rows. An Artifact with zero rows is untagged and behaves exactly as before (fully visible, not part of any Collection).</w:t>
       </w:r>
     </w:p>
     <w:p>
@@ -3742,31 +3880,7 @@
         <w:spacing w:after="160"/>
       </w:pPr>
       <w:r>
-        <w:t xml:space="preserve">Private Collections (type = 'private') are visible only to the Admin role (see above), and any User with a matching CollectionAccess row for that Collection.</w:t>
-      </w:r>
-    </w:p>
-    <w:p>
-      <w:pPr>
-        <w:spacing w:after="160"/>
-      </w:pPr>
-      <w:r>
-        <w:t xml:space="preserve">CollectionAccess is a join table granting a specific User either view or manage access to a specific private Collection. view — can see the Collection and the Artifacts/Artists/etc. tagged to it. manage — can also edit the Collection's own metadata and change which records are tagged to it; manage does not bypass the existing Role permission matrix (Section 3.2) — a Contributor granted manage access still can't publish content, for example; the two systems are additive. Fields: id (UUID), collection_id (FK → Collection), user_id (FK → User), access_level (view or manage), granted_by (nullable FK → User — who granted it), granted_at (timestamp). A unique constraint on (collection_id, user_id) means one row per user per Collection; the access level is updated in place rather than adding a second row.</w:t>
-      </w:r>
-    </w:p>
-    <w:p>
-      <w:pPr>
-        <w:spacing w:after="160"/>
-      </w:pPr>
-      <w:r>
-        <w:t xml:space="preserve">Since Artifact/Artist/School/Period/Country records can be tagged to a Collection via their own optional collection_id, a record tagged to a private Collection inherits that Collection's visibility rule — it's hidden from the public catalog and from staff without access, exactly as if the Collection itself were being viewed directly.</w:t>
-      </w:r>
-    </w:p>
-    <w:p>
-      <w:pPr>
-        <w:spacing w:after="160"/>
-      </w:pPr>
-      <w:r>
-        <w:t xml:space="preserve">This is an application-layer access-control rule (enforced in the API, e.g. as a WHERE clause added to every Collection/tagged-record query based on the caller's role and CollectionAccess grants), not a database-level constraint — the schema only stores the grants themselves.</w:t>
+        <w:t>This mirrors the single-museum-with-multiple-collections structure at the Organization level (Section 2.4.1): just as one Organization owns many Collections, one Artifact can be tagged into many Collections — the two many/one-to-many relationships compose rather than conflict.</w:t>
       </w:r>
     </w:p>
     <w:p>
@@ -15400,7 +15514,21 @@
                 <w:sz w:val="17"/>
                 <w:szCs w:val="17"/>
               </w:rPr>
-              <w:t xml:space="preserve">  ARTIFACT }o--o| COLLECTION : "belongs to (optional)"</w:t>
+              <w:t xml:space="preserve">  ARTIFACT ||--o{ ARTIFACT_COLLECTION : "tagged via"</w:t>
+            </w:r>
+          </w:p>
+          <w:p>
+            <w:pPr>
+              <w:spacing w:after="0"/>
+            </w:pPr>
+            <w:r>
+              <w:rPr>
+                <w:rFonts w:ascii="Consolas" w:cs="Consolas" w:eastAsia="Consolas" w:hAnsi="Consolas"/>
+                <w:color w:val="3D3D3A"/>
+                <w:sz w:val="17"/>
+                <w:szCs w:val="17"/>
+              </w:rPr>
+              <w:t xml:space="preserve">  COLLECTION ||--o{ ARTIFACT_COLLECTION : "tags"</w:t>
             </w:r>
           </w:p>
           <w:p>
@@ -15848,20 +15976,6 @@
                 <w:sz w:val="17"/>
                 <w:szCs w:val="17"/>
               </w:rPr>
-              <w:t xml:space="preserve">    uuid collection_id FK "nullable"</w:t>
-            </w:r>
-          </w:p>
-          <w:p>
-            <w:pPr>
-              <w:spacing w:after="0"/>
-            </w:pPr>
-            <w:r>
-              <w:rPr>
-                <w:rFonts w:ascii="Consolas" w:cs="Consolas" w:eastAsia="Consolas" w:hAnsi="Consolas"/>
-                <w:color w:val="3D3D3A"/>
-                <w:sz w:val="17"/>
-                <w:szCs w:val="17"/>
-              </w:rPr>
               <w:t xml:space="preserve">    uuid created_by FK</w:t>
             </w:r>
           </w:p>
@@ -15877,6 +15991,90 @@
                 <w:szCs w:val="17"/>
               </w:rPr>
               <w:t xml:space="preserve">    string status "draft, published"</w:t>
+            </w:r>
+          </w:p>
+          <w:p>
+            <w:pPr>
+              <w:spacing w:after="0"/>
+            </w:pPr>
+            <w:r>
+              <w:rPr>
+                <w:rFonts w:ascii="Consolas" w:cs="Consolas" w:eastAsia="Consolas" w:hAnsi="Consolas"/>
+                <w:color w:val="3D3D3A"/>
+                <w:sz w:val="17"/>
+                <w:szCs w:val="17"/>
+              </w:rPr>
+              <w:t xml:space="preserve">  }</w:t>
+            </w:r>
+          </w:p>
+          <w:p>
+            <w:pPr>
+              <w:spacing w:after="0"/>
+            </w:pPr>
+            <w:r>
+              <w:rPr>
+                <w:rFonts w:ascii="Consolas" w:cs="Consolas" w:eastAsia="Consolas" w:hAnsi="Consolas"/>
+                <w:color w:val="3D3D3A"/>
+                <w:sz w:val="17"/>
+                <w:szCs w:val="17"/>
+              </w:rPr>
+              <w:t xml:space="preserve">  ARTIFACT_COLLECTION {</w:t>
+            </w:r>
+          </w:p>
+          <w:p>
+            <w:pPr>
+              <w:spacing w:after="0"/>
+            </w:pPr>
+            <w:r>
+              <w:rPr>
+                <w:rFonts w:ascii="Consolas" w:cs="Consolas" w:eastAsia="Consolas" w:hAnsi="Consolas"/>
+                <w:color w:val="3D3D3A"/>
+                <w:sz w:val="17"/>
+                <w:szCs w:val="17"/>
+              </w:rPr>
+              <w:t xml:space="preserve">    uuid id PK</w:t>
+            </w:r>
+          </w:p>
+          <w:p>
+            <w:pPr>
+              <w:spacing w:after="0"/>
+            </w:pPr>
+            <w:r>
+              <w:rPr>
+                <w:rFonts w:ascii="Consolas" w:cs="Consolas" w:eastAsia="Consolas" w:hAnsi="Consolas"/>
+                <w:color w:val="3D3D3A"/>
+                <w:sz w:val="17"/>
+                <w:szCs w:val="17"/>
+              </w:rPr>
+              <w:t xml:space="preserve">    uuid artifact_id FK</w:t>
+            </w:r>
+          </w:p>
+          <w:p>
+            <w:pPr>
+              <w:spacing w:after="0"/>
+            </w:pPr>
+            <w:r>
+              <w:rPr>
+                <w:rFonts w:ascii="Consolas" w:cs="Consolas" w:eastAsia="Consolas" w:hAnsi="Consolas"/>
+                <w:color w:val="3D3D3A"/>
+                <w:sz w:val="17"/>
+                <w:szCs w:val="17"/>
+              </w:rPr>
+              <w:t xml:space="preserve">    uuid collection_id FK</w:t>
+            </w:r>
+          </w:p>
+          <w:p>
+            <w:pPr>
+              <w:spacing w:after="0"/>
+            </w:pPr>
+            <w:r>
+              <w:rPr>
+                <w:rFonts w:ascii="Consolas" w:cs="Consolas" w:eastAsia="Consolas" w:hAnsi="Consolas"/>
+                <w:color w:val="3D3D3A"/>
+                <w:sz w:val="17"/>
+                <w:szCs w:val="17"/>
+              </w:rPr>
+              <w:t xml:space="preserve">    timestamp added_at</w:t>
             </w:r>
           </w:p>
           <w:p>
@@ -17311,7 +17509,7 @@
                 <w:sz w:val="17"/>
                 <w:szCs w:val="17"/>
               </w:rPr>
-              <w:t xml:space="preserve">  COLLECTION ||--o{ ARTIFACT : "optionally groups"</w:t>
+              <w:t xml:space="preserve">  COLLECTION ||--o{ ARTIFACT_COLLECTION : "tags"</w:t>
             </w:r>
           </w:p>
           <w:p>
@@ -18954,7 +19152,7 @@
                 <w:sz w:val="17"/>
                 <w:szCs w:val="17"/>
               </w:rPr>
-              <w:t xml:space="preserve">  ARTIFACT }o--o| COLLECTION : "belongs to (optional)"</w:t>
+              <w:t xml:space="preserve">  ARTIFACT ||--o{ ARTIFACT_COLLECTION : "tagged via"</w:t>
             </w:r>
           </w:p>
           <w:p>
@@ -20218,122 +20416,126 @@
               <w:bottom w:val="single" w:color="CCCCCC" w:sz="1"/>
               <w:right w:val="single" w:color="CCCCCC" w:sz="1"/>
             </w:tcBorders>
-            <w:tcMar>
-              <w:top w:type="dxa" w:w="90"/>
-              <w:left w:type="dxa" w:w="110"/>
-              <w:bottom w:type="dxa" w:w="90"/>
-              <w:right w:type="dxa" w:w="110"/>
-            </w:tcMar>
-            <w:vAlign w:val="center"/>
-          </w:tcPr>
-          <w:p>
-            <w:pPr>
-              <w:jc w:val="left"/>
-            </w:pPr>
-            <w:r>
-              <w:rPr>
-                <w:b w:val="false"/>
-                <w:bCs w:val="false"/>
-                <w:sz w:val="19"/>
-                <w:szCs w:val="19"/>
-              </w:rPr>
-              <w:t xml:space="preserve">collection_id</w:t>
-            </w:r>
-          </w:p>
-        </w:tc>
-        <w:tc>
-          <w:tcPr>
-            <w:tcW w:type="dxa" w:w="2340"/>
-            <w:tcBorders>
-              <w:top w:val="single" w:color="CCCCCC" w:sz="1"/>
-              <w:left w:val="single" w:color="CCCCCC" w:sz="1"/>
-              <w:bottom w:val="single" w:color="CCCCCC" w:sz="1"/>
-              <w:right w:val="single" w:color="CCCCCC" w:sz="1"/>
-            </w:tcBorders>
-            <w:tcMar>
-              <w:top w:type="dxa" w:w="90"/>
-              <w:left w:type="dxa" w:w="110"/>
-              <w:bottom w:type="dxa" w:w="90"/>
-              <w:right w:type="dxa" w:w="110"/>
-            </w:tcMar>
-            <w:vAlign w:val="center"/>
-          </w:tcPr>
-          <w:p>
-            <w:pPr>
-              <w:jc w:val="left"/>
-            </w:pPr>
-            <w:r>
-              <w:rPr>
-                <w:b w:val="false"/>
-                <w:bCs w:val="false"/>
-                <w:sz w:val="19"/>
-                <w:szCs w:val="19"/>
-              </w:rPr>
-              <w:t xml:space="preserve">UUID (FK → Collection)</w:t>
-            </w:r>
-          </w:p>
-        </w:tc>
-        <w:tc>
-          <w:tcPr>
-            <w:tcW w:type="dxa" w:w="2340"/>
-            <w:tcBorders>
-              <w:top w:val="single" w:color="CCCCCC" w:sz="1"/>
-              <w:left w:val="single" w:color="CCCCCC" w:sz="1"/>
-              <w:bottom w:val="single" w:color="CCCCCC" w:sz="1"/>
-              <w:right w:val="single" w:color="CCCCCC" w:sz="1"/>
-            </w:tcBorders>
-            <w:tcMar>
-              <w:top w:type="dxa" w:w="90"/>
-              <w:left w:type="dxa" w:w="110"/>
-              <w:bottom w:type="dxa" w:w="90"/>
-              <w:right w:type="dxa" w:w="110"/>
-            </w:tcMar>
-            <w:vAlign w:val="center"/>
-          </w:tcPr>
-          <w:p>
-            <w:pPr>
-              <w:jc w:val="left"/>
-            </w:pPr>
-            <w:r>
-              <w:rPr>
-                <w:b w:val="false"/>
-                <w:bCs w:val="false"/>
-                <w:sz w:val="19"/>
-                <w:szCs w:val="19"/>
-              </w:rPr>
-              <w:t xml:space="preserve">Yes</w:t>
-            </w:r>
-          </w:p>
-        </w:tc>
-        <w:tc>
-          <w:tcPr>
-            <w:tcW w:type="dxa" w:w="2340"/>
-            <w:tcBorders>
-              <w:top w:val="single" w:color="CCCCCC" w:sz="1"/>
-              <w:left w:val="single" w:color="CCCCCC" w:sz="1"/>
-              <w:bottom w:val="single" w:color="CCCCCC" w:sz="1"/>
-              <w:right w:val="single" w:color="CCCCCC" w:sz="1"/>
-            </w:tcBorders>
-            <w:tcMar>
-              <w:top w:type="dxa" w:w="90"/>
-              <w:left w:type="dxa" w:w="110"/>
-              <w:bottom w:type="dxa" w:w="90"/>
-              <w:right w:type="dxa" w:w="110"/>
-            </w:tcMar>
-            <w:vAlign w:val="center"/>
-          </w:tcPr>
-          <w:p>
-            <w:pPr>
-              <w:jc w:val="left"/>
-            </w:pPr>
-            <w:r>
-              <w:rPr>
-                <w:b w:val="false"/>
-                <w:bCs w:val="false"/>
-                <w:sz w:val="19"/>
-                <w:szCs w:val="19"/>
-              </w:rPr>
-              <w:t xml:space="preserve">Optional grouping (exhibit, donor collection, etc.)</w:t>
+            <w:shd w:fill="F7F6F2" w:val="clear"/>
+            <w:tcMar>
+              <w:top w:type="dxa" w:w="90"/>
+              <w:left w:type="dxa" w:w="110"/>
+              <w:bottom w:type="dxa" w:w="90"/>
+              <w:right w:type="dxa" w:w="110"/>
+            </w:tcMar>
+            <w:vAlign w:val="center"/>
+          </w:tcPr>
+          <w:p>
+            <w:pPr>
+              <w:jc w:val="left"/>
+            </w:pPr>
+            <w:r>
+              <w:rPr>
+                <w:b w:val="false"/>
+                <w:bCs w:val="false"/>
+                <w:sz w:val="19"/>
+                <w:szCs w:val="19"/>
+              </w:rPr>
+              <w:t xml:space="preserve">created_by</w:t>
+            </w:r>
+          </w:p>
+        </w:tc>
+        <w:tc>
+          <w:tcPr>
+            <w:tcW w:type="dxa" w:w="2340"/>
+            <w:tcBorders>
+              <w:top w:val="single" w:color="CCCCCC" w:sz="1"/>
+              <w:left w:val="single" w:color="CCCCCC" w:sz="1"/>
+              <w:bottom w:val="single" w:color="CCCCCC" w:sz="1"/>
+              <w:right w:val="single" w:color="CCCCCC" w:sz="1"/>
+            </w:tcBorders>
+            <w:shd w:fill="F7F6F2" w:val="clear"/>
+            <w:tcMar>
+              <w:top w:type="dxa" w:w="90"/>
+              <w:left w:type="dxa" w:w="110"/>
+              <w:bottom w:type="dxa" w:w="90"/>
+              <w:right w:type="dxa" w:w="110"/>
+            </w:tcMar>
+            <w:vAlign w:val="center"/>
+          </w:tcPr>
+          <w:p>
+            <w:pPr>
+              <w:jc w:val="left"/>
+            </w:pPr>
+            <w:r>
+              <w:rPr>
+                <w:b w:val="false"/>
+                <w:bCs w:val="false"/>
+                <w:sz w:val="19"/>
+                <w:szCs w:val="19"/>
+              </w:rPr>
+              <w:t xml:space="preserve">UUID (FK → User)</w:t>
+            </w:r>
+          </w:p>
+        </w:tc>
+        <w:tc>
+          <w:tcPr>
+            <w:tcW w:type="dxa" w:w="2340"/>
+            <w:tcBorders>
+              <w:top w:val="single" w:color="CCCCCC" w:sz="1"/>
+              <w:left w:val="single" w:color="CCCCCC" w:sz="1"/>
+              <w:bottom w:val="single" w:color="CCCCCC" w:sz="1"/>
+              <w:right w:val="single" w:color="CCCCCC" w:sz="1"/>
+            </w:tcBorders>
+            <w:shd w:fill="F7F6F2" w:val="clear"/>
+            <w:tcMar>
+              <w:top w:type="dxa" w:w="90"/>
+              <w:left w:type="dxa" w:w="110"/>
+              <w:bottom w:type="dxa" w:w="90"/>
+              <w:right w:type="dxa" w:w="110"/>
+            </w:tcMar>
+            <w:vAlign w:val="center"/>
+          </w:tcPr>
+          <w:p>
+            <w:pPr>
+              <w:jc w:val="left"/>
+            </w:pPr>
+            <w:r>
+              <w:rPr>
+                <w:b w:val="false"/>
+                <w:bCs w:val="false"/>
+                <w:sz w:val="19"/>
+                <w:szCs w:val="19"/>
+              </w:rPr>
+              <w:t xml:space="preserve">No</w:t>
+            </w:r>
+          </w:p>
+        </w:tc>
+        <w:tc>
+          <w:tcPr>
+            <w:tcW w:type="dxa" w:w="2340"/>
+            <w:tcBorders>
+              <w:top w:val="single" w:color="CCCCCC" w:sz="1"/>
+              <w:left w:val="single" w:color="CCCCCC" w:sz="1"/>
+              <w:bottom w:val="single" w:color="CCCCCC" w:sz="1"/>
+              <w:right w:val="single" w:color="CCCCCC" w:sz="1"/>
+            </w:tcBorders>
+            <w:shd w:fill="F7F6F2" w:val="clear"/>
+            <w:tcMar>
+              <w:top w:type="dxa" w:w="90"/>
+              <w:left w:type="dxa" w:w="110"/>
+              <w:bottom w:type="dxa" w:w="90"/>
+              <w:right w:type="dxa" w:w="110"/>
+            </w:tcMar>
+            <w:vAlign w:val="center"/>
+          </w:tcPr>
+          <w:p>
+            <w:pPr>
+              <w:jc w:val="left"/>
+            </w:pPr>
+            <w:r>
+              <w:rPr>
+                <w:b w:val="false"/>
+                <w:bCs w:val="false"/>
+                <w:sz w:val="19"/>
+                <w:szCs w:val="19"/>
+              </w:rPr>
+              <w:t xml:space="preserve">Staff member who created the record</w:t>
             </w:r>
           </w:p>
         </w:tc>
@@ -20348,140 +20550,6 @@
               <w:bottom w:val="single" w:color="CCCCCC" w:sz="1"/>
               <w:right w:val="single" w:color="CCCCCC" w:sz="1"/>
             </w:tcBorders>
-            <w:shd w:fill="F7F6F2" w:val="clear"/>
-            <w:tcMar>
-              <w:top w:type="dxa" w:w="90"/>
-              <w:left w:type="dxa" w:w="110"/>
-              <w:bottom w:type="dxa" w:w="90"/>
-              <w:right w:type="dxa" w:w="110"/>
-            </w:tcMar>
-            <w:vAlign w:val="center"/>
-          </w:tcPr>
-          <w:p>
-            <w:pPr>
-              <w:jc w:val="left"/>
-            </w:pPr>
-            <w:r>
-              <w:rPr>
-                <w:b w:val="false"/>
-                <w:bCs w:val="false"/>
-                <w:sz w:val="19"/>
-                <w:szCs w:val="19"/>
-              </w:rPr>
-              <w:t xml:space="preserve">created_by</w:t>
-            </w:r>
-          </w:p>
-        </w:tc>
-        <w:tc>
-          <w:tcPr>
-            <w:tcW w:type="dxa" w:w="2340"/>
-            <w:tcBorders>
-              <w:top w:val="single" w:color="CCCCCC" w:sz="1"/>
-              <w:left w:val="single" w:color="CCCCCC" w:sz="1"/>
-              <w:bottom w:val="single" w:color="CCCCCC" w:sz="1"/>
-              <w:right w:val="single" w:color="CCCCCC" w:sz="1"/>
-            </w:tcBorders>
-            <w:shd w:fill="F7F6F2" w:val="clear"/>
-            <w:tcMar>
-              <w:top w:type="dxa" w:w="90"/>
-              <w:left w:type="dxa" w:w="110"/>
-              <w:bottom w:type="dxa" w:w="90"/>
-              <w:right w:type="dxa" w:w="110"/>
-            </w:tcMar>
-            <w:vAlign w:val="center"/>
-          </w:tcPr>
-          <w:p>
-            <w:pPr>
-              <w:jc w:val="left"/>
-            </w:pPr>
-            <w:r>
-              <w:rPr>
-                <w:b w:val="false"/>
-                <w:bCs w:val="false"/>
-                <w:sz w:val="19"/>
-                <w:szCs w:val="19"/>
-              </w:rPr>
-              <w:t xml:space="preserve">UUID (FK → User)</w:t>
-            </w:r>
-          </w:p>
-        </w:tc>
-        <w:tc>
-          <w:tcPr>
-            <w:tcW w:type="dxa" w:w="2340"/>
-            <w:tcBorders>
-              <w:top w:val="single" w:color="CCCCCC" w:sz="1"/>
-              <w:left w:val="single" w:color="CCCCCC" w:sz="1"/>
-              <w:bottom w:val="single" w:color="CCCCCC" w:sz="1"/>
-              <w:right w:val="single" w:color="CCCCCC" w:sz="1"/>
-            </w:tcBorders>
-            <w:shd w:fill="F7F6F2" w:val="clear"/>
-            <w:tcMar>
-              <w:top w:type="dxa" w:w="90"/>
-              <w:left w:type="dxa" w:w="110"/>
-              <w:bottom w:type="dxa" w:w="90"/>
-              <w:right w:type="dxa" w:w="110"/>
-            </w:tcMar>
-            <w:vAlign w:val="center"/>
-          </w:tcPr>
-          <w:p>
-            <w:pPr>
-              <w:jc w:val="left"/>
-            </w:pPr>
-            <w:r>
-              <w:rPr>
-                <w:b w:val="false"/>
-                <w:bCs w:val="false"/>
-                <w:sz w:val="19"/>
-                <w:szCs w:val="19"/>
-              </w:rPr>
-              <w:t xml:space="preserve">No</w:t>
-            </w:r>
-          </w:p>
-        </w:tc>
-        <w:tc>
-          <w:tcPr>
-            <w:tcW w:type="dxa" w:w="2340"/>
-            <w:tcBorders>
-              <w:top w:val="single" w:color="CCCCCC" w:sz="1"/>
-              <w:left w:val="single" w:color="CCCCCC" w:sz="1"/>
-              <w:bottom w:val="single" w:color="CCCCCC" w:sz="1"/>
-              <w:right w:val="single" w:color="CCCCCC" w:sz="1"/>
-            </w:tcBorders>
-            <w:shd w:fill="F7F6F2" w:val="clear"/>
-            <w:tcMar>
-              <w:top w:type="dxa" w:w="90"/>
-              <w:left w:type="dxa" w:w="110"/>
-              <w:bottom w:type="dxa" w:w="90"/>
-              <w:right w:type="dxa" w:w="110"/>
-            </w:tcMar>
-            <w:vAlign w:val="center"/>
-          </w:tcPr>
-          <w:p>
-            <w:pPr>
-              <w:jc w:val="left"/>
-            </w:pPr>
-            <w:r>
-              <w:rPr>
-                <w:b w:val="false"/>
-                <w:bCs w:val="false"/>
-                <w:sz w:val="19"/>
-                <w:szCs w:val="19"/>
-              </w:rPr>
-              <w:t xml:space="preserve">Staff member who created the record</w:t>
-            </w:r>
-          </w:p>
-        </w:tc>
-      </w:tr>
-      <w:tr>
-        <w:tc>
-          <w:tcPr>
-            <w:tcW w:type="dxa" w:w="2340"/>
-            <w:tcBorders>
-              <w:top w:val="single" w:color="CCCCCC" w:sz="1"/>
-              <w:left w:val="single" w:color="CCCCCC" w:sz="1"/>
-              <w:bottom w:val="single" w:color="CCCCCC" w:sz="1"/>
-              <w:right w:val="single" w:color="CCCCCC" w:sz="1"/>
-            </w:tcBorders>
             <w:tcMar>
               <w:top w:type="dxa" w:w="90"/>
               <w:left w:type="dxa" w:w="110"/>
@@ -20625,6 +20693,14 @@
         </w:tc>
       </w:tr>
     </w:tbl>
+    <w:p>
+      <w:pPr>
+        <w:spacing w:after="160"/>
+      </w:pPr>
+      <w:r>
+        <w:t xml:space="preserve">Collection membership is no longer a field on Artifact — see ArtifactCollection (Section 2.4.3, Appendix A.14) for the many-to-many join.</w:t>
+      </w:r>
+    </w:p>
     <w:p>
       <w:pPr>
         <w:spacing w:after="200"/>
@@ -32462,6 +32538,886 @@
       <w:pPr>
         <w:spacing w:after="200"/>
       </w:pPr>
+    </w:p>
+    <w:p>
+      <w:pPr>
+        <w:pStyle w:val="Heading3"/>
+      </w:pPr>
+      <w:r>
+        <w:t xml:space="preserve">A.14 ArtifactCollection</w:t>
+      </w:r>
+    </w:p>
+    <w:tbl>
+      <w:tblPr>
+        <w:tblW w:type="dxa" w:w="9360"/>
+        <w:tblBorders>
+          <w:top w:val="single" w:color="auto" w:sz="4"/>
+          <w:left w:val="single" w:color="auto" w:sz="4"/>
+          <w:bottom w:val="single" w:color="auto" w:sz="4"/>
+          <w:right w:val="single" w:color="auto" w:sz="4"/>
+          <w:insideH w:val="single" w:color="auto" w:sz="4"/>
+          <w:insideV w:val="single" w:color="auto" w:sz="4"/>
+        </w:tblBorders>
+      </w:tblPr>
+      <w:tblGrid>
+        <w:gridCol w:w="9360"/>
+      </w:tblGrid>
+      <w:tr>
+        <w:tc>
+          <w:tcPr>
+            <w:tcW w:type="dxa" w:w="9360"/>
+            <w:tcBorders>
+              <w:top w:val="single" w:color="DDDDD6" w:sz="2"/>
+              <w:left w:val="single" w:color="DDDDD6" w:sz="2"/>
+              <w:bottom w:val="single" w:color="DDDDD6" w:sz="2"/>
+              <w:right w:val="single" w:color="DDDDD6" w:sz="2"/>
+            </w:tcBorders>
+            <w:shd w:fill="F4F3EF" w:val="clear"/>
+            <w:tcMar>
+              <w:top w:type="dxa" w:w="120"/>
+              <w:left w:type="dxa" w:w="160"/>
+              <w:bottom w:type="dxa" w:w="120"/>
+              <w:right w:type="dxa" w:w="160"/>
+            </w:tcMar>
+          </w:tcPr>
+          <w:p>
+            <w:pPr>
+              <w:spacing w:after="0"/>
+            </w:pPr>
+            <w:r>
+              <w:rPr>
+                <w:rFonts w:ascii="Consolas" w:cs="Consolas" w:eastAsia="Consolas" w:hAnsi="Consolas"/>
+                <w:color w:val="3D3D3A"/>
+                <w:sz w:val="17"/>
+                <w:szCs w:val="17"/>
+              </w:rPr>
+              <w:t xml:space="preserve">erDiagram</w:t>
+            </w:r>
+          </w:p>
+          <w:p>
+            <w:pPr>
+              <w:spacing w:after="0"/>
+            </w:pPr>
+            <w:r>
+              <w:rPr>
+                <w:rFonts w:ascii="Consolas" w:cs="Consolas" w:eastAsia="Consolas" w:hAnsi="Consolas"/>
+                <w:color w:val="3D3D3A"/>
+                <w:sz w:val="17"/>
+                <w:szCs w:val="17"/>
+              </w:rPr>
+              <w:t xml:space="preserve">  ARTIFACT ||--o{ ARTIFACT_COLLECTION : "tagged via"</w:t>
+            </w:r>
+          </w:p>
+          <w:p>
+            <w:pPr>
+              <w:spacing w:after="0"/>
+            </w:pPr>
+            <w:r>
+              <w:rPr>
+                <w:rFonts w:ascii="Consolas" w:cs="Consolas" w:eastAsia="Consolas" w:hAnsi="Consolas"/>
+                <w:color w:val="3D3D3A"/>
+                <w:sz w:val="17"/>
+                <w:szCs w:val="17"/>
+              </w:rPr>
+              <w:t xml:space="preserve">  COLLECTION ||--o{ ARTIFACT_COLLECTION : "tags"</w:t>
+            </w:r>
+          </w:p>
+          <w:p>
+            <w:pPr>
+              <w:spacing w:after="0"/>
+            </w:pPr>
+            <w:r>
+              <w:rPr>
+                <w:rFonts w:ascii="Consolas" w:cs="Consolas" w:eastAsia="Consolas" w:hAnsi="Consolas"/>
+                <w:color w:val="3D3D3A"/>
+                <w:sz w:val="17"/>
+                <w:szCs w:val="17"/>
+              </w:rPr>
+              <w:t xml:space="preserve"/>
+            </w:r>
+          </w:p>
+          <w:p>
+            <w:pPr>
+              <w:spacing w:after="0"/>
+            </w:pPr>
+            <w:r>
+              <w:rPr>
+                <w:rFonts w:ascii="Consolas" w:cs="Consolas" w:eastAsia="Consolas" w:hAnsi="Consolas"/>
+                <w:color w:val="3D3D3A"/>
+                <w:sz w:val="17"/>
+                <w:szCs w:val="17"/>
+              </w:rPr>
+              <w:t xml:space="preserve">  ARTIFACT_COLLECTION {</w:t>
+            </w:r>
+          </w:p>
+          <w:p>
+            <w:pPr>
+              <w:spacing w:after="0"/>
+            </w:pPr>
+            <w:r>
+              <w:rPr>
+                <w:rFonts w:ascii="Consolas" w:cs="Consolas" w:eastAsia="Consolas" w:hAnsi="Consolas"/>
+                <w:color w:val="3D3D3A"/>
+                <w:sz w:val="17"/>
+                <w:szCs w:val="17"/>
+              </w:rPr>
+              <w:t xml:space="preserve">    uuid id PK</w:t>
+            </w:r>
+          </w:p>
+          <w:p>
+            <w:pPr>
+              <w:spacing w:after="0"/>
+            </w:pPr>
+            <w:r>
+              <w:rPr>
+                <w:rFonts w:ascii="Consolas" w:cs="Consolas" w:eastAsia="Consolas" w:hAnsi="Consolas"/>
+                <w:color w:val="3D3D3A"/>
+                <w:sz w:val="17"/>
+                <w:szCs w:val="17"/>
+              </w:rPr>
+              <w:t xml:space="preserve">    uuid artifact_id FK</w:t>
+            </w:r>
+          </w:p>
+          <w:p>
+            <w:pPr>
+              <w:spacing w:after="0"/>
+            </w:pPr>
+            <w:r>
+              <w:rPr>
+                <w:rFonts w:ascii="Consolas" w:cs="Consolas" w:eastAsia="Consolas" w:hAnsi="Consolas"/>
+                <w:color w:val="3D3D3A"/>
+                <w:sz w:val="17"/>
+                <w:szCs w:val="17"/>
+              </w:rPr>
+              <w:t xml:space="preserve">    uuid collection_id FK</w:t>
+            </w:r>
+          </w:p>
+          <w:p>
+            <w:pPr>
+              <w:spacing w:after="0"/>
+            </w:pPr>
+            <w:r>
+              <w:rPr>
+                <w:rFonts w:ascii="Consolas" w:cs="Consolas" w:eastAsia="Consolas" w:hAnsi="Consolas"/>
+                <w:color w:val="3D3D3A"/>
+                <w:sz w:val="17"/>
+                <w:szCs w:val="17"/>
+              </w:rPr>
+              <w:t xml:space="preserve">    timestamp added_at</w:t>
+            </w:r>
+          </w:p>
+          <w:p>
+            <w:pPr>
+              <w:spacing w:after="0"/>
+            </w:pPr>
+            <w:r>
+              <w:rPr>
+                <w:rFonts w:ascii="Consolas" w:cs="Consolas" w:eastAsia="Consolas" w:hAnsi="Consolas"/>
+                <w:color w:val="3D3D3A"/>
+                <w:sz w:val="17"/>
+                <w:szCs w:val="17"/>
+              </w:rPr>
+              <w:t xml:space="preserve">  }</w:t>
+            </w:r>
+          </w:p>
+        </w:tc>
+      </w:tr>
+    </w:tbl>
+    <w:p>
+      <w:pPr>
+        <w:spacing w:after="200"/>
+      </w:pPr>
+    </w:p>
+    <w:tbl>
+      <w:tblPr>
+        <w:tblW w:type="dxa" w:w="9360"/>
+        <w:tblBorders>
+          <w:top w:val="single" w:color="auto" w:sz="4"/>
+          <w:left w:val="single" w:color="auto" w:sz="4"/>
+          <w:bottom w:val="single" w:color="auto" w:sz="4"/>
+          <w:right w:val="single" w:color="auto" w:sz="4"/>
+          <w:insideH w:val="single" w:color="auto" w:sz="4"/>
+          <w:insideV w:val="single" w:color="auto" w:sz="4"/>
+        </w:tblBorders>
+      </w:tblPr>
+      <w:tblGrid>
+        <w:gridCol w:w="2340"/>
+        <w:gridCol w:w="2340"/>
+        <w:gridCol w:w="2340"/>
+        <w:gridCol w:w="2340"/>
+      </w:tblGrid>
+      <w:tr>
+        <w:trPr>
+          <w:tblHeader/>
+        </w:trPr>
+        <w:tc>
+          <w:tcPr>
+            <w:tcW w:type="dxa" w:w="2340"/>
+            <w:tcBorders>
+              <w:top w:val="single" w:color="CCCCCC" w:sz="1"/>
+              <w:left w:val="single" w:color="CCCCCC" w:sz="1"/>
+              <w:bottom w:val="single" w:color="CCCCCC" w:sz="1"/>
+              <w:right w:val="single" w:color="CCCCCC" w:sz="1"/>
+            </w:tcBorders>
+            <w:shd w:fill="1F5C8B" w:val="clear"/>
+            <w:tcMar>
+              <w:top w:type="dxa" w:w="90"/>
+              <w:left w:type="dxa" w:w="110"/>
+              <w:bottom w:type="dxa" w:w="90"/>
+              <w:right w:type="dxa" w:w="110"/>
+            </w:tcMar>
+            <w:vAlign w:val="center"/>
+          </w:tcPr>
+          <w:p>
+            <w:pPr>
+              <w:jc w:val="left"/>
+            </w:pPr>
+            <w:r>
+              <w:rPr>
+                <w:b/>
+                <w:bCs/>
+                <w:color w:val="FFFFFF"/>
+                <w:sz w:val="19"/>
+                <w:szCs w:val="19"/>
+              </w:rPr>
+              <w:t xml:space="preserve">Field</w:t>
+            </w:r>
+          </w:p>
+        </w:tc>
+        <w:tc>
+          <w:tcPr>
+            <w:tcW w:type="dxa" w:w="2340"/>
+            <w:tcBorders>
+              <w:top w:val="single" w:color="CCCCCC" w:sz="1"/>
+              <w:left w:val="single" w:color="CCCCCC" w:sz="1"/>
+              <w:bottom w:val="single" w:color="CCCCCC" w:sz="1"/>
+              <w:right w:val="single" w:color="CCCCCC" w:sz="1"/>
+            </w:tcBorders>
+            <w:shd w:fill="1F5C8B" w:val="clear"/>
+            <w:tcMar>
+              <w:top w:type="dxa" w:w="90"/>
+              <w:left w:type="dxa" w:w="110"/>
+              <w:bottom w:type="dxa" w:w="90"/>
+              <w:right w:type="dxa" w:w="110"/>
+            </w:tcMar>
+            <w:vAlign w:val="center"/>
+          </w:tcPr>
+          <w:p>
+            <w:pPr>
+              <w:jc w:val="left"/>
+            </w:pPr>
+            <w:r>
+              <w:rPr>
+                <w:b/>
+                <w:bCs/>
+                <w:color w:val="FFFFFF"/>
+                <w:sz w:val="19"/>
+                <w:szCs w:val="19"/>
+              </w:rPr>
+              <w:t xml:space="preserve">Type</w:t>
+            </w:r>
+          </w:p>
+        </w:tc>
+        <w:tc>
+          <w:tcPr>
+            <w:tcW w:type="dxa" w:w="2340"/>
+            <w:tcBorders>
+              <w:top w:val="single" w:color="CCCCCC" w:sz="1"/>
+              <w:left w:val="single" w:color="CCCCCC" w:sz="1"/>
+              <w:bottom w:val="single" w:color="CCCCCC" w:sz="1"/>
+              <w:right w:val="single" w:color="CCCCCC" w:sz="1"/>
+            </w:tcBorders>
+            <w:shd w:fill="1F5C8B" w:val="clear"/>
+            <w:tcMar>
+              <w:top w:type="dxa" w:w="90"/>
+              <w:left w:type="dxa" w:w="110"/>
+              <w:bottom w:type="dxa" w:w="90"/>
+              <w:right w:type="dxa" w:w="110"/>
+            </w:tcMar>
+            <w:vAlign w:val="center"/>
+          </w:tcPr>
+          <w:p>
+            <w:pPr>
+              <w:jc w:val="left"/>
+            </w:pPr>
+            <w:r>
+              <w:rPr>
+                <w:b/>
+                <w:bCs/>
+                <w:color w:val="FFFFFF"/>
+                <w:sz w:val="19"/>
+                <w:szCs w:val="19"/>
+              </w:rPr>
+              <w:t xml:space="preserve">Nullable</w:t>
+            </w:r>
+          </w:p>
+        </w:tc>
+        <w:tc>
+          <w:tcPr>
+            <w:tcW w:type="dxa" w:w="2340"/>
+            <w:tcBorders>
+              <w:top w:val="single" w:color="CCCCCC" w:sz="1"/>
+              <w:left w:val="single" w:color="CCCCCC" w:sz="1"/>
+              <w:bottom w:val="single" w:color="CCCCCC" w:sz="1"/>
+              <w:right w:val="single" w:color="CCCCCC" w:sz="1"/>
+            </w:tcBorders>
+            <w:shd w:fill="1F5C8B" w:val="clear"/>
+            <w:tcMar>
+              <w:top w:type="dxa" w:w="90"/>
+              <w:left w:type="dxa" w:w="110"/>
+              <w:bottom w:type="dxa" w:w="90"/>
+              <w:right w:type="dxa" w:w="110"/>
+            </w:tcMar>
+            <w:vAlign w:val="center"/>
+          </w:tcPr>
+          <w:p>
+            <w:pPr>
+              <w:jc w:val="left"/>
+            </w:pPr>
+            <w:r>
+              <w:rPr>
+                <w:b/>
+                <w:bCs/>
+                <w:color w:val="FFFFFF"/>
+                <w:sz w:val="19"/>
+                <w:szCs w:val="19"/>
+              </w:rPr>
+              <w:t xml:space="preserve">Description</w:t>
+            </w:r>
+          </w:p>
+        </w:tc>
+      </w:tr>
+      <w:tr>
+        <w:tc>
+          <w:tcPr>
+            <w:tcW w:type="dxa" w:w="2340"/>
+            <w:tcBorders>
+              <w:top w:val="single" w:color="CCCCCC" w:sz="1"/>
+              <w:left w:val="single" w:color="CCCCCC" w:sz="1"/>
+              <w:bottom w:val="single" w:color="CCCCCC" w:sz="1"/>
+              <w:right w:val="single" w:color="CCCCCC" w:sz="1"/>
+            </w:tcBorders>
+            <w:tcMar>
+              <w:top w:type="dxa" w:w="90"/>
+              <w:left w:type="dxa" w:w="110"/>
+              <w:bottom w:type="dxa" w:w="90"/>
+              <w:right w:type="dxa" w:w="110"/>
+            </w:tcMar>
+            <w:vAlign w:val="center"/>
+          </w:tcPr>
+          <w:p>
+            <w:pPr>
+              <w:jc w:val="left"/>
+            </w:pPr>
+            <w:r>
+              <w:rPr>
+                <w:b w:val="false"/>
+                <w:bCs w:val="false"/>
+                <w:sz w:val="19"/>
+                <w:szCs w:val="19"/>
+              </w:rPr>
+              <w:t xml:space="preserve">id</w:t>
+            </w:r>
+          </w:p>
+        </w:tc>
+        <w:tc>
+          <w:tcPr>
+            <w:tcW w:type="dxa" w:w="2340"/>
+            <w:tcBorders>
+              <w:top w:val="single" w:color="CCCCCC" w:sz="1"/>
+              <w:left w:val="single" w:color="CCCCCC" w:sz="1"/>
+              <w:bottom w:val="single" w:color="CCCCCC" w:sz="1"/>
+              <w:right w:val="single" w:color="CCCCCC" w:sz="1"/>
+            </w:tcBorders>
+            <w:tcMar>
+              <w:top w:type="dxa" w:w="90"/>
+              <w:left w:type="dxa" w:w="110"/>
+              <w:bottom w:type="dxa" w:w="90"/>
+              <w:right w:type="dxa" w:w="110"/>
+            </w:tcMar>
+            <w:vAlign w:val="center"/>
+          </w:tcPr>
+          <w:p>
+            <w:pPr>
+              <w:jc w:val="left"/>
+            </w:pPr>
+            <w:r>
+              <w:rPr>
+                <w:b w:val="false"/>
+                <w:bCs w:val="false"/>
+                <w:sz w:val="19"/>
+                <w:szCs w:val="19"/>
+              </w:rPr>
+              <w:t xml:space="preserve">UUID (PK)</w:t>
+            </w:r>
+          </w:p>
+        </w:tc>
+        <w:tc>
+          <w:tcPr>
+            <w:tcW w:type="dxa" w:w="2340"/>
+            <w:tcBorders>
+              <w:top w:val="single" w:color="CCCCCC" w:sz="1"/>
+              <w:left w:val="single" w:color="CCCCCC" w:sz="1"/>
+              <w:bottom w:val="single" w:color="CCCCCC" w:sz="1"/>
+              <w:right w:val="single" w:color="CCCCCC" w:sz="1"/>
+            </w:tcBorders>
+            <w:tcMar>
+              <w:top w:type="dxa" w:w="90"/>
+              <w:left w:type="dxa" w:w="110"/>
+              <w:bottom w:type="dxa" w:w="90"/>
+              <w:right w:type="dxa" w:w="110"/>
+            </w:tcMar>
+            <w:vAlign w:val="center"/>
+          </w:tcPr>
+          <w:p>
+            <w:pPr>
+              <w:jc w:val="left"/>
+            </w:pPr>
+            <w:r>
+              <w:rPr>
+                <w:b w:val="false"/>
+                <w:bCs w:val="false"/>
+                <w:sz w:val="19"/>
+                <w:szCs w:val="19"/>
+              </w:rPr>
+              <w:t xml:space="preserve">No</w:t>
+            </w:r>
+          </w:p>
+        </w:tc>
+        <w:tc>
+          <w:tcPr>
+            <w:tcW w:type="dxa" w:w="2340"/>
+            <w:tcBorders>
+              <w:top w:val="single" w:color="CCCCCC" w:sz="1"/>
+              <w:left w:val="single" w:color="CCCCCC" w:sz="1"/>
+              <w:bottom w:val="single" w:color="CCCCCC" w:sz="1"/>
+              <w:right w:val="single" w:color="CCCCCC" w:sz="1"/>
+            </w:tcBorders>
+            <w:tcMar>
+              <w:top w:type="dxa" w:w="90"/>
+              <w:left w:type="dxa" w:w="110"/>
+              <w:bottom w:type="dxa" w:w="90"/>
+              <w:right w:type="dxa" w:w="110"/>
+            </w:tcMar>
+            <w:vAlign w:val="center"/>
+          </w:tcPr>
+          <w:p>
+            <w:pPr>
+              <w:jc w:val="left"/>
+            </w:pPr>
+            <w:r>
+              <w:rPr>
+                <w:b w:val="false"/>
+                <w:bCs w:val="false"/>
+                <w:sz w:val="19"/>
+                <w:szCs w:val="19"/>
+              </w:rPr>
+              <w:t xml:space="preserve">Primary key</w:t>
+            </w:r>
+          </w:p>
+        </w:tc>
+      </w:tr>
+      <w:tr>
+        <w:tc>
+          <w:tcPr>
+            <w:tcW w:type="dxa" w:w="2340"/>
+            <w:tcBorders>
+              <w:top w:val="single" w:color="CCCCCC" w:sz="1"/>
+              <w:left w:val="single" w:color="CCCCCC" w:sz="1"/>
+              <w:bottom w:val="single" w:color="CCCCCC" w:sz="1"/>
+              <w:right w:val="single" w:color="CCCCCC" w:sz="1"/>
+            </w:tcBorders>
+            <w:tcMar>
+              <w:top w:type="dxa" w:w="90"/>
+              <w:left w:type="dxa" w:w="110"/>
+              <w:bottom w:type="dxa" w:w="90"/>
+              <w:right w:type="dxa" w:w="110"/>
+            </w:tcMar>
+            <w:vAlign w:val="center"/>
+          </w:tcPr>
+          <w:p>
+            <w:pPr>
+              <w:jc w:val="left"/>
+            </w:pPr>
+            <w:r>
+              <w:rPr>
+                <w:b w:val="false"/>
+                <w:bCs w:val="false"/>
+                <w:sz w:val="19"/>
+                <w:szCs w:val="19"/>
+              </w:rPr>
+              <w:t xml:space="preserve">artifact_id</w:t>
+            </w:r>
+          </w:p>
+        </w:tc>
+        <w:tc>
+          <w:tcPr>
+            <w:tcW w:type="dxa" w:w="2340"/>
+            <w:tcBorders>
+              <w:top w:val="single" w:color="CCCCCC" w:sz="1"/>
+              <w:left w:val="single" w:color="CCCCCC" w:sz="1"/>
+              <w:bottom w:val="single" w:color="CCCCCC" w:sz="1"/>
+              <w:right w:val="single" w:color="CCCCCC" w:sz="1"/>
+            </w:tcBorders>
+            <w:tcMar>
+              <w:top w:type="dxa" w:w="90"/>
+              <w:left w:type="dxa" w:w="110"/>
+              <w:bottom w:type="dxa" w:w="90"/>
+              <w:right w:type="dxa" w:w="110"/>
+            </w:tcMar>
+            <w:vAlign w:val="center"/>
+          </w:tcPr>
+          <w:p>
+            <w:pPr>
+              <w:jc w:val="left"/>
+            </w:pPr>
+            <w:r>
+              <w:rPr>
+                <w:b w:val="false"/>
+                <w:bCs w:val="false"/>
+                <w:sz w:val="19"/>
+                <w:szCs w:val="19"/>
+              </w:rPr>
+              <w:t xml:space="preserve">UUID (FK → Artifact)</w:t>
+            </w:r>
+          </w:p>
+        </w:tc>
+        <w:tc>
+          <w:tcPr>
+            <w:tcW w:type="dxa" w:w="2340"/>
+            <w:tcBorders>
+              <w:top w:val="single" w:color="CCCCCC" w:sz="1"/>
+              <w:left w:val="single" w:color="CCCCCC" w:sz="1"/>
+              <w:bottom w:val="single" w:color="CCCCCC" w:sz="1"/>
+              <w:right w:val="single" w:color="CCCCCC" w:sz="1"/>
+            </w:tcBorders>
+            <w:tcMar>
+              <w:top w:type="dxa" w:w="90"/>
+              <w:left w:type="dxa" w:w="110"/>
+              <w:bottom w:type="dxa" w:w="90"/>
+              <w:right w:type="dxa" w:w="110"/>
+            </w:tcMar>
+            <w:vAlign w:val="center"/>
+          </w:tcPr>
+          <w:p>
+            <w:pPr>
+              <w:jc w:val="left"/>
+            </w:pPr>
+            <w:r>
+              <w:rPr>
+                <w:b w:val="false"/>
+                <w:bCs w:val="false"/>
+                <w:sz w:val="19"/>
+                <w:szCs w:val="19"/>
+              </w:rPr>
+              <w:t xml:space="preserve">No</w:t>
+            </w:r>
+          </w:p>
+        </w:tc>
+        <w:tc>
+          <w:tcPr>
+            <w:tcW w:type="dxa" w:w="2340"/>
+            <w:tcBorders>
+              <w:top w:val="single" w:color="CCCCCC" w:sz="1"/>
+              <w:left w:val="single" w:color="CCCCCC" w:sz="1"/>
+              <w:bottom w:val="single" w:color="CCCCCC" w:sz="1"/>
+              <w:right w:val="single" w:color="CCCCCC" w:sz="1"/>
+            </w:tcBorders>
+            <w:tcMar>
+              <w:top w:type="dxa" w:w="90"/>
+              <w:left w:type="dxa" w:w="110"/>
+              <w:bottom w:type="dxa" w:w="90"/>
+              <w:right w:type="dxa" w:w="110"/>
+            </w:tcMar>
+            <w:vAlign w:val="center"/>
+          </w:tcPr>
+          <w:p>
+            <w:pPr>
+              <w:jc w:val="left"/>
+            </w:pPr>
+            <w:r>
+              <w:rPr>
+                <w:b w:val="false"/>
+                <w:bCs w:val="false"/>
+                <w:sz w:val="19"/>
+                <w:szCs w:val="19"/>
+              </w:rPr>
+              <w:t xml:space="preserve">The Artifact being tagged</w:t>
+            </w:r>
+          </w:p>
+        </w:tc>
+      </w:tr>
+      <w:tr>
+        <w:tc>
+          <w:tcPr>
+            <w:tcW w:type="dxa" w:w="2340"/>
+            <w:tcBorders>
+              <w:top w:val="single" w:color="CCCCCC" w:sz="1"/>
+              <w:left w:val="single" w:color="CCCCCC" w:sz="1"/>
+              <w:bottom w:val="single" w:color="CCCCCC" w:sz="1"/>
+              <w:right w:val="single" w:color="CCCCCC" w:sz="1"/>
+            </w:tcBorders>
+            <w:tcMar>
+              <w:top w:type="dxa" w:w="90"/>
+              <w:left w:type="dxa" w:w="110"/>
+              <w:bottom w:type="dxa" w:w="90"/>
+              <w:right w:type="dxa" w:w="110"/>
+            </w:tcMar>
+            <w:vAlign w:val="center"/>
+          </w:tcPr>
+          <w:p>
+            <w:pPr>
+              <w:jc w:val="left"/>
+            </w:pPr>
+            <w:r>
+              <w:rPr>
+                <w:b w:val="false"/>
+                <w:bCs w:val="false"/>
+                <w:sz w:val="19"/>
+                <w:szCs w:val="19"/>
+              </w:rPr>
+              <w:t xml:space="preserve">collection_id</w:t>
+            </w:r>
+          </w:p>
+        </w:tc>
+        <w:tc>
+          <w:tcPr>
+            <w:tcW w:type="dxa" w:w="2340"/>
+            <w:tcBorders>
+              <w:top w:val="single" w:color="CCCCCC" w:sz="1"/>
+              <w:left w:val="single" w:color="CCCCCC" w:sz="1"/>
+              <w:bottom w:val="single" w:color="CCCCCC" w:sz="1"/>
+              <w:right w:val="single" w:color="CCCCCC" w:sz="1"/>
+            </w:tcBorders>
+            <w:tcMar>
+              <w:top w:type="dxa" w:w="90"/>
+              <w:left w:type="dxa" w:w="110"/>
+              <w:bottom w:type="dxa" w:w="90"/>
+              <w:right w:type="dxa" w:w="110"/>
+            </w:tcMar>
+            <w:vAlign w:val="center"/>
+          </w:tcPr>
+          <w:p>
+            <w:pPr>
+              <w:jc w:val="left"/>
+            </w:pPr>
+            <w:r>
+              <w:rPr>
+                <w:b w:val="false"/>
+                <w:bCs w:val="false"/>
+                <w:sz w:val="19"/>
+                <w:szCs w:val="19"/>
+              </w:rPr>
+              <w:t xml:space="preserve">UUID (FK → Collection)</w:t>
+            </w:r>
+          </w:p>
+        </w:tc>
+        <w:tc>
+          <w:tcPr>
+            <w:tcW w:type="dxa" w:w="2340"/>
+            <w:tcBorders>
+              <w:top w:val="single" w:color="CCCCCC" w:sz="1"/>
+              <w:left w:val="single" w:color="CCCCCC" w:sz="1"/>
+              <w:bottom w:val="single" w:color="CCCCCC" w:sz="1"/>
+              <w:right w:val="single" w:color="CCCCCC" w:sz="1"/>
+            </w:tcBorders>
+            <w:tcMar>
+              <w:top w:type="dxa" w:w="90"/>
+              <w:left w:type="dxa" w:w="110"/>
+              <w:bottom w:type="dxa" w:w="90"/>
+              <w:right w:type="dxa" w:w="110"/>
+            </w:tcMar>
+            <w:vAlign w:val="center"/>
+          </w:tcPr>
+          <w:p>
+            <w:pPr>
+              <w:jc w:val="left"/>
+            </w:pPr>
+            <w:r>
+              <w:rPr>
+                <w:b w:val="false"/>
+                <w:bCs w:val="false"/>
+                <w:sz w:val="19"/>
+                <w:szCs w:val="19"/>
+              </w:rPr>
+              <w:t xml:space="preserve">No</w:t>
+            </w:r>
+          </w:p>
+        </w:tc>
+        <w:tc>
+          <w:tcPr>
+            <w:tcW w:type="dxa" w:w="2340"/>
+            <w:tcBorders>
+              <w:top w:val="single" w:color="CCCCCC" w:sz="1"/>
+              <w:left w:val="single" w:color="CCCCCC" w:sz="1"/>
+              <w:bottom w:val="single" w:color="CCCCCC" w:sz="1"/>
+              <w:right w:val="single" w:color="CCCCCC" w:sz="1"/>
+            </w:tcBorders>
+            <w:tcMar>
+              <w:top w:type="dxa" w:w="90"/>
+              <w:left w:type="dxa" w:w="110"/>
+              <w:bottom w:type="dxa" w:w="90"/>
+              <w:right w:type="dxa" w:w="110"/>
+            </w:tcMar>
+            <w:vAlign w:val="center"/>
+          </w:tcPr>
+          <w:p>
+            <w:pPr>
+              <w:jc w:val="left"/>
+            </w:pPr>
+            <w:r>
+              <w:rPr>
+                <w:b w:val="false"/>
+                <w:bCs w:val="false"/>
+                <w:sz w:val="19"/>
+                <w:szCs w:val="19"/>
+              </w:rPr>
+              <w:t xml:space="preserve">The Collection it's tagged into</w:t>
+            </w:r>
+          </w:p>
+        </w:tc>
+      </w:tr>
+      <w:tr>
+        <w:tc>
+          <w:tcPr>
+            <w:tcW w:type="dxa" w:w="2340"/>
+            <w:tcBorders>
+              <w:top w:val="single" w:color="CCCCCC" w:sz="1"/>
+              <w:left w:val="single" w:color="CCCCCC" w:sz="1"/>
+              <w:bottom w:val="single" w:color="CCCCCC" w:sz="1"/>
+              <w:right w:val="single" w:color="CCCCCC" w:sz="1"/>
+            </w:tcBorders>
+            <w:tcMar>
+              <w:top w:type="dxa" w:w="90"/>
+              <w:left w:type="dxa" w:w="110"/>
+              <w:bottom w:type="dxa" w:w="90"/>
+              <w:right w:type="dxa" w:w="110"/>
+            </w:tcMar>
+            <w:vAlign w:val="center"/>
+          </w:tcPr>
+          <w:p>
+            <w:pPr>
+              <w:jc w:val="left"/>
+            </w:pPr>
+            <w:r>
+              <w:rPr>
+                <w:b w:val="false"/>
+                <w:bCs w:val="false"/>
+                <w:sz w:val="19"/>
+                <w:szCs w:val="19"/>
+              </w:rPr>
+              <w:t xml:space="preserve">added_at</w:t>
+            </w:r>
+          </w:p>
+        </w:tc>
+        <w:tc>
+          <w:tcPr>
+            <w:tcW w:type="dxa" w:w="2340"/>
+            <w:tcBorders>
+              <w:top w:val="single" w:color="CCCCCC" w:sz="1"/>
+              <w:left w:val="single" w:color="CCCCCC" w:sz="1"/>
+              <w:bottom w:val="single" w:color="CCCCCC" w:sz="1"/>
+              <w:right w:val="single" w:color="CCCCCC" w:sz="1"/>
+            </w:tcBorders>
+            <w:tcMar>
+              <w:top w:type="dxa" w:w="90"/>
+              <w:left w:type="dxa" w:w="110"/>
+              <w:bottom w:type="dxa" w:w="90"/>
+              <w:right w:type="dxa" w:w="110"/>
+            </w:tcMar>
+            <w:vAlign w:val="center"/>
+          </w:tcPr>
+          <w:p>
+            <w:pPr>
+              <w:jc w:val="left"/>
+            </w:pPr>
+            <w:r>
+              <w:rPr>
+                <w:b w:val="false"/>
+                <w:bCs w:val="false"/>
+                <w:sz w:val="19"/>
+                <w:szCs w:val="19"/>
+              </w:rPr>
+              <w:t xml:space="preserve">Timestamp</w:t>
+            </w:r>
+          </w:p>
+        </w:tc>
+        <w:tc>
+          <w:tcPr>
+            <w:tcW w:type="dxa" w:w="2340"/>
+            <w:tcBorders>
+              <w:top w:val="single" w:color="CCCCCC" w:sz="1"/>
+              <w:left w:val="single" w:color="CCCCCC" w:sz="1"/>
+              <w:bottom w:val="single" w:color="CCCCCC" w:sz="1"/>
+              <w:right w:val="single" w:color="CCCCCC" w:sz="1"/>
+            </w:tcBorders>
+            <w:tcMar>
+              <w:top w:type="dxa" w:w="90"/>
+              <w:left w:type="dxa" w:w="110"/>
+              <w:bottom w:type="dxa" w:w="90"/>
+              <w:right w:type="dxa" w:w="110"/>
+            </w:tcMar>
+            <w:vAlign w:val="center"/>
+          </w:tcPr>
+          <w:p>
+            <w:pPr>
+              <w:jc w:val="left"/>
+            </w:pPr>
+            <w:r>
+              <w:rPr>
+                <w:b w:val="false"/>
+                <w:bCs w:val="false"/>
+                <w:sz w:val="19"/>
+                <w:szCs w:val="19"/>
+              </w:rPr>
+              <w:t xml:space="preserve">No</w:t>
+            </w:r>
+          </w:p>
+        </w:tc>
+        <w:tc>
+          <w:tcPr>
+            <w:tcW w:type="dxa" w:w="2340"/>
+            <w:tcBorders>
+              <w:top w:val="single" w:color="CCCCCC" w:sz="1"/>
+              <w:left w:val="single" w:color="CCCCCC" w:sz="1"/>
+              <w:bottom w:val="single" w:color="CCCCCC" w:sz="1"/>
+              <w:right w:val="single" w:color="CCCCCC" w:sz="1"/>
+            </w:tcBorders>
+            <w:tcMar>
+              <w:top w:type="dxa" w:w="90"/>
+              <w:left w:type="dxa" w:w="110"/>
+              <w:bottom w:type="dxa" w:w="90"/>
+              <w:right w:type="dxa" w:w="110"/>
+            </w:tcMar>
+            <w:vAlign w:val="center"/>
+          </w:tcPr>
+          <w:p>
+            <w:pPr>
+              <w:jc w:val="left"/>
+            </w:pPr>
+            <w:r>
+              <w:rPr>
+                <w:b w:val="false"/>
+                <w:bCs w:val="false"/>
+                <w:sz w:val="19"/>
+                <w:szCs w:val="19"/>
+              </w:rPr>
+              <w:t xml:space="preserve">When the Artifact was added to the Collection</w:t>
+            </w:r>
+          </w:p>
+        </w:tc>
+      </w:tr>
+    </w:tbl>
+    <w:p>
+      <w:pPr>
+        <w:spacing w:after="200"/>
+      </w:pPr>
+    </w:p>
+    <w:p>
+      <w:pPr/>
+      <w:r>
+        <w:t xml:space="preserve">Note: a unique constraint on (artifact_id, collection_id) prevents duplicate tags — see Section 2.4.3.</w:t>
+      </w:r>
     </w:p>
     <w:sectPr>
       <w:headerReference w:type="default" r:id="rId7"/>

--- a/Artium-Gallery_Design_Document.docx
+++ b/Artium-Gallery_Design_Document.docx
@@ -3769,6 +3769,14 @@
       </w:pPr>
       <w:r>
         <w:t xml:space="preserve">A single-museum deployment simply has one Organization row; the model is ready for a multi-museum deployment (e.g. a shared platform hosting several institutions' catalogs) without further schema changes.</w:t>
+      </w:r>
+    </w:p>
+    <w:p>
+      <w:pPr>
+        <w:spacing w:after="160"/>
+      </w:pPr>
+      <w:r>
+        <w:t xml:space="preserve">Only Admin and Curator roles may create or edit an Organization record — Contributors cannot (see Section 3.2's permission matrix). A single Create/Edit form is used for both actions; created_at/updated_at are never exposed as editable fields on it regardless of role.</w:t>
       </w:r>
     </w:p>
     <w:p>
@@ -6904,6 +6912,168 @@
                 <w:szCs w:val="19"/>
               </w:rPr>
               <w:t xml:space="preserve">✅ (for Collections they themselves have manage on)</w:t>
+            </w:r>
+          </w:p>
+        </w:tc>
+        <w:tc>
+          <w:tcPr>
+            <w:tcW w:type="dxa" w:w="1872"/>
+            <w:tcBorders>
+              <w:top w:val="single" w:color="CCCCCC" w:sz="1"/>
+              <w:left w:val="single" w:color="CCCCCC" w:sz="1"/>
+              <w:bottom w:val="single" w:color="CCCCCC" w:sz="1"/>
+              <w:right w:val="single" w:color="CCCCCC" w:sz="1"/>
+            </w:tcBorders>
+            <w:tcMar>
+              <w:top w:type="dxa" w:w="90"/>
+              <w:left w:type="dxa" w:w="110"/>
+              <w:bottom w:type="dxa" w:w="90"/>
+              <w:right w:type="dxa" w:w="110"/>
+            </w:tcMar>
+            <w:vAlign w:val="center"/>
+          </w:tcPr>
+          <w:p>
+            <w:pPr>
+              <w:jc w:val="left"/>
+            </w:pPr>
+            <w:r>
+              <w:rPr>
+                <w:b w:val="false"/>
+                <w:bCs w:val="false"/>
+                <w:sz w:val="19"/>
+                <w:szCs w:val="19"/>
+              </w:rPr>
+              <w:t xml:space="preserve">❌</w:t>
+            </w:r>
+          </w:p>
+        </w:tc>
+        <w:tc>
+          <w:tcPr>
+            <w:tcW w:type="dxa" w:w="1872"/>
+            <w:tcBorders>
+              <w:top w:val="single" w:color="CCCCCC" w:sz="1"/>
+              <w:left w:val="single" w:color="CCCCCC" w:sz="1"/>
+              <w:bottom w:val="single" w:color="CCCCCC" w:sz="1"/>
+              <w:right w:val="single" w:color="CCCCCC" w:sz="1"/>
+            </w:tcBorders>
+            <w:tcMar>
+              <w:top w:type="dxa" w:w="90"/>
+              <w:left w:type="dxa" w:w="110"/>
+              <w:bottom w:type="dxa" w:w="90"/>
+              <w:right w:type="dxa" w:w="110"/>
+            </w:tcMar>
+            <w:vAlign w:val="center"/>
+          </w:tcPr>
+          <w:p>
+            <w:pPr>
+              <w:jc w:val="left"/>
+            </w:pPr>
+            <w:r>
+              <w:rPr>
+                <w:b w:val="false"/>
+                <w:bCs w:val="false"/>
+                <w:sz w:val="19"/>
+                <w:szCs w:val="19"/>
+              </w:rPr>
+              <w:t xml:space="preserve">❌</w:t>
+            </w:r>
+          </w:p>
+        </w:tc>
+      </w:tr>
+      <w:tr>
+        <w:tc>
+          <w:tcPr>
+            <w:tcW w:type="dxa" w:w="1872"/>
+            <w:tcBorders>
+              <w:top w:val="single" w:color="CCCCCC" w:sz="1"/>
+              <w:left w:val="single" w:color="CCCCCC" w:sz="1"/>
+              <w:bottom w:val="single" w:color="CCCCCC" w:sz="1"/>
+              <w:right w:val="single" w:color="CCCCCC" w:sz="1"/>
+            </w:tcBorders>
+            <w:tcMar>
+              <w:top w:type="dxa" w:w="90"/>
+              <w:left w:type="dxa" w:w="110"/>
+              <w:bottom w:type="dxa" w:w="90"/>
+              <w:right w:type="dxa" w:w="110"/>
+            </w:tcMar>
+            <w:vAlign w:val="center"/>
+          </w:tcPr>
+          <w:p>
+            <w:pPr>
+              <w:jc w:val="left"/>
+            </w:pPr>
+            <w:r>
+              <w:rPr>
+                <w:b w:val="false"/>
+                <w:bCs w:val="false"/>
+                <w:sz w:val="19"/>
+                <w:szCs w:val="19"/>
+              </w:rPr>
+              <w:t xml:space="preserve">Create/edit Organization (museum) records</w:t>
+            </w:r>
+          </w:p>
+        </w:tc>
+        <w:tc>
+          <w:tcPr>
+            <w:tcW w:type="dxa" w:w="1872"/>
+            <w:tcBorders>
+              <w:top w:val="single" w:color="CCCCCC" w:sz="1"/>
+              <w:left w:val="single" w:color="CCCCCC" w:sz="1"/>
+              <w:bottom w:val="single" w:color="CCCCCC" w:sz="1"/>
+              <w:right w:val="single" w:color="CCCCCC" w:sz="1"/>
+            </w:tcBorders>
+            <w:tcMar>
+              <w:top w:type="dxa" w:w="90"/>
+              <w:left w:type="dxa" w:w="110"/>
+              <w:bottom w:type="dxa" w:w="90"/>
+              <w:right w:type="dxa" w:w="110"/>
+            </w:tcMar>
+            <w:vAlign w:val="center"/>
+          </w:tcPr>
+          <w:p>
+            <w:pPr>
+              <w:jc w:val="left"/>
+            </w:pPr>
+            <w:r>
+              <w:rPr>
+                <w:b w:val="false"/>
+                <w:bCs w:val="false"/>
+                <w:sz w:val="19"/>
+                <w:szCs w:val="19"/>
+              </w:rPr>
+              <w:t xml:space="preserve">✅</w:t>
+            </w:r>
+          </w:p>
+        </w:tc>
+        <w:tc>
+          <w:tcPr>
+            <w:tcW w:type="dxa" w:w="1872"/>
+            <w:tcBorders>
+              <w:top w:val="single" w:color="CCCCCC" w:sz="1"/>
+              <w:left w:val="single" w:color="CCCCCC" w:sz="1"/>
+              <w:bottom w:val="single" w:color="CCCCCC" w:sz="1"/>
+              <w:right w:val="single" w:color="CCCCCC" w:sz="1"/>
+            </w:tcBorders>
+            <w:tcMar>
+              <w:top w:type="dxa" w:w="90"/>
+              <w:left w:type="dxa" w:w="110"/>
+              <w:bottom w:type="dxa" w:w="90"/>
+              <w:right w:type="dxa" w:w="110"/>
+            </w:tcMar>
+            <w:vAlign w:val="center"/>
+          </w:tcPr>
+          <w:p>
+            <w:pPr>
+              <w:jc w:val="left"/>
+            </w:pPr>
+            <w:r>
+              <w:rPr>
+                <w:b w:val="false"/>
+                <w:bCs w:val="false"/>
+                <w:sz w:val="19"/>
+                <w:szCs w:val="19"/>
+              </w:rPr>
+              <w:t xml:space="preserve">✅</w:t>
             </w:r>
           </w:p>
         </w:tc>
